--- a/docs/gost/out/05_ПА_Описание_программного_обеспечения.docx
+++ b/docs/gost/out/05_ПА_Описание_программного_обеспечения.docx
@@ -306,7 +306,7 @@
       <w:r>
         <w:fldChar w:fldCharType="separate"/>
       </w:r>
-      <w:hyperlink w:anchor="_Toc241772471" w:history="1">
+      <w:hyperlink w:anchor="_Toc242103897" w:history="1">
         <w:r>
           <w:rPr>
             <w:rStyle w:val="aff8"/>
@@ -333,7 +333,7 @@
             <w:noProof/>
             <w:webHidden/>
           </w:rPr>
-          <w:instrText xml:space="preserve"> PAGEREF _Toc241772471 \h </w:instrText>
+          <w:instrText xml:space="preserve"> PAGEREF _Toc242103897 \h </w:instrText>
         </w:r>
         <w:r>
           <w:rPr>
@@ -379,7 +379,7 @@
           <w14:ligatures w14:val="standardContextual"/>
         </w:rPr>
       </w:pPr>
-      <w:hyperlink w:anchor="_Toc241772472" w:history="1">
+      <w:hyperlink w:anchor="_Toc242103898" w:history="1">
         <w:r>
           <w:rPr>
             <w:rStyle w:val="aff8"/>
@@ -406,7 +406,7 @@
             <w:noProof/>
             <w:webHidden/>
           </w:rPr>
-          <w:instrText xml:space="preserve"> PAGEREF _Toc241772472 \h </w:instrText>
+          <w:instrText xml:space="preserve"> PAGEREF _Toc242103898 \h </w:instrText>
         </w:r>
         <w:r>
           <w:rPr>
@@ -452,7 +452,7 @@
           <w14:ligatures w14:val="standardContextual"/>
         </w:rPr>
       </w:pPr>
-      <w:hyperlink w:anchor="_Toc241772473" w:history="1">
+      <w:hyperlink w:anchor="_Toc242103899" w:history="1">
         <w:r>
           <w:rPr>
             <w:rStyle w:val="aff8"/>
@@ -479,7 +479,7 @@
             <w:noProof/>
             <w:webHidden/>
           </w:rPr>
-          <w:instrText xml:space="preserve"> PAGEREF _Toc241772473 \h </w:instrText>
+          <w:instrText xml:space="preserve"> PAGEREF _Toc242103899 \h </w:instrText>
         </w:r>
         <w:r>
           <w:rPr>
@@ -525,7 +525,7 @@
           <w14:ligatures w14:val="standardContextual"/>
         </w:rPr>
       </w:pPr>
-      <w:hyperlink w:anchor="_Toc241772474" w:history="1">
+      <w:hyperlink w:anchor="_Toc242103900" w:history="1">
         <w:r>
           <w:rPr>
             <w:rStyle w:val="aff8"/>
@@ -552,7 +552,7 @@
             <w:noProof/>
             <w:webHidden/>
           </w:rPr>
-          <w:instrText xml:space="preserve"> PAGEREF _Toc241772474 \h </w:instrText>
+          <w:instrText xml:space="preserve"> PAGEREF _Toc242103900 \h </w:instrText>
         </w:r>
         <w:r>
           <w:rPr>
@@ -598,7 +598,7 @@
           <w14:ligatures w14:val="standardContextual"/>
         </w:rPr>
       </w:pPr>
-      <w:hyperlink w:anchor="_Toc241772475" w:history="1">
+      <w:hyperlink w:anchor="_Toc242103901" w:history="1">
         <w:r>
           <w:rPr>
             <w:rStyle w:val="aff8"/>
@@ -625,7 +625,7 @@
             <w:noProof/>
             <w:webHidden/>
           </w:rPr>
-          <w:instrText xml:space="preserve"> PAGEREF _Toc241772475 \h </w:instrText>
+          <w:instrText xml:space="preserve"> PAGEREF _Toc242103901 \h </w:instrText>
         </w:r>
         <w:r>
           <w:rPr>
@@ -671,7 +671,7 @@
           <w14:ligatures w14:val="standardContextual"/>
         </w:rPr>
       </w:pPr>
-      <w:hyperlink w:anchor="_Toc241772476" w:history="1">
+      <w:hyperlink w:anchor="_Toc242103902" w:history="1">
         <w:r>
           <w:rPr>
             <w:rStyle w:val="aff8"/>
@@ -698,7 +698,7 @@
             <w:noProof/>
             <w:webHidden/>
           </w:rPr>
-          <w:instrText xml:space="preserve"> PAGEREF _Toc241772476 \h </w:instrText>
+          <w:instrText xml:space="preserve"> PAGEREF _Toc242103902 \h </w:instrText>
         </w:r>
         <w:r>
           <w:rPr>
@@ -744,7 +744,7 @@
           <w14:ligatures w14:val="standardContextual"/>
         </w:rPr>
       </w:pPr>
-      <w:hyperlink w:anchor="_Toc241772477" w:history="1">
+      <w:hyperlink w:anchor="_Toc242103903" w:history="1">
         <w:r>
           <w:rPr>
             <w:rStyle w:val="aff8"/>
@@ -771,7 +771,7 @@
             <w:noProof/>
             <w:webHidden/>
           </w:rPr>
-          <w:instrText xml:space="preserve"> PAGEREF _Toc241772477 \h </w:instrText>
+          <w:instrText xml:space="preserve"> PAGEREF _Toc242103903 \h </w:instrText>
         </w:r>
         <w:r>
           <w:rPr>
@@ -817,7 +817,7 @@
           <w14:ligatures w14:val="standardContextual"/>
         </w:rPr>
       </w:pPr>
-      <w:hyperlink w:anchor="_Toc241772478" w:history="1">
+      <w:hyperlink w:anchor="_Toc242103904" w:history="1">
         <w:r>
           <w:rPr>
             <w:rStyle w:val="aff8"/>
@@ -844,7 +844,7 @@
             <w:noProof/>
             <w:webHidden/>
           </w:rPr>
-          <w:instrText xml:space="preserve"> PAGEREF _Toc241772478 \h </w:instrText>
+          <w:instrText xml:space="preserve"> PAGEREF _Toc242103904 \h </w:instrText>
         </w:r>
         <w:r>
           <w:rPr>
@@ -890,7 +890,7 @@
           <w14:ligatures w14:val="standardContextual"/>
         </w:rPr>
       </w:pPr>
-      <w:hyperlink w:anchor="_Toc241772479" w:history="1">
+      <w:hyperlink w:anchor="_Toc242103905" w:history="1">
         <w:r>
           <w:rPr>
             <w:rStyle w:val="aff8"/>
@@ -917,7 +917,7 @@
             <w:noProof/>
             <w:webHidden/>
           </w:rPr>
-          <w:instrText xml:space="preserve"> PAGEREF _Toc241772479 \h </w:instrText>
+          <w:instrText xml:space="preserve"> PAGEREF _Toc242103905 \h </w:instrText>
         </w:r>
         <w:r>
           <w:rPr>
@@ -963,7 +963,7 @@
           <w14:ligatures w14:val="standardContextual"/>
         </w:rPr>
       </w:pPr>
-      <w:hyperlink w:anchor="_Toc241772480" w:history="1">
+      <w:hyperlink w:anchor="_Toc242103906" w:history="1">
         <w:r>
           <w:rPr>
             <w:rStyle w:val="aff8"/>
@@ -990,7 +990,7 @@
             <w:noProof/>
             <w:webHidden/>
           </w:rPr>
-          <w:instrText xml:space="preserve"> PAGEREF _Toc241772480 \h </w:instrText>
+          <w:instrText xml:space="preserve"> PAGEREF _Toc242103906 \h </w:instrText>
         </w:r>
         <w:r>
           <w:rPr>
@@ -1036,7 +1036,7 @@
           <w14:ligatures w14:val="standardContextual"/>
         </w:rPr>
       </w:pPr>
-      <w:hyperlink w:anchor="_Toc241772481" w:history="1">
+      <w:hyperlink w:anchor="_Toc242103907" w:history="1">
         <w:r>
           <w:rPr>
             <w:rStyle w:val="aff8"/>
@@ -1063,7 +1063,7 @@
             <w:noProof/>
             <w:webHidden/>
           </w:rPr>
-          <w:instrText xml:space="preserve"> PAGEREF _Toc241772481 \h </w:instrText>
+          <w:instrText xml:space="preserve"> PAGEREF _Toc242103907 \h </w:instrText>
         </w:r>
         <w:r>
           <w:rPr>
@@ -1109,7 +1109,7 @@
           <w14:ligatures w14:val="standardContextual"/>
         </w:rPr>
       </w:pPr>
-      <w:hyperlink w:anchor="_Toc241772482" w:history="1">
+      <w:hyperlink w:anchor="_Toc242103908" w:history="1">
         <w:r>
           <w:rPr>
             <w:rStyle w:val="aff8"/>
@@ -1136,7 +1136,7 @@
             <w:noProof/>
             <w:webHidden/>
           </w:rPr>
-          <w:instrText xml:space="preserve"> PAGEREF _Toc241772482 \h </w:instrText>
+          <w:instrText xml:space="preserve"> PAGEREF _Toc242103908 \h </w:instrText>
         </w:r>
         <w:r>
           <w:rPr>
@@ -1182,7 +1182,7 @@
         <w:ind w:firstLine="0"/>
         <w:jc w:val="center"/>
       </w:pPr>
-      <w:bookmarkStart w:id="0" w:name="_Toc241772471"/>
+      <w:bookmarkStart w:id="0" w:name="_Toc242103897"/>
       <w:r>
         <w:lastRenderedPageBreak/>
         <w:t>ПЕРЕЧЕНЬ ТЕРМИНОВ И СОКРАЩЕНИЙ</w:t>
@@ -2444,7 +2444,7 @@
         <w:pStyle w:val="1"/>
         <w:pageBreakBefore/>
       </w:pPr>
-      <w:bookmarkStart w:id="1" w:name="_Toc241772472"/>
+      <w:bookmarkStart w:id="1" w:name="_Toc242103898"/>
       <w:r>
         <w:lastRenderedPageBreak/>
         <w:t>1 Структура программного обеспечения</w:t>
@@ -2556,7 +2556,7 @@
         <w:pStyle w:val="1"/>
         <w:pageBreakBefore/>
       </w:pPr>
-      <w:bookmarkStart w:id="2" w:name="_Toc241772473"/>
+      <w:bookmarkStart w:id="2" w:name="_Toc242103899"/>
       <w:r>
         <w:lastRenderedPageBreak/>
         <w:t>2 Функции частей программного обеспечения</w:t>
@@ -2567,7 +2567,7 @@
       <w:pPr>
         <w:pStyle w:val="21"/>
       </w:pPr>
-      <w:bookmarkStart w:id="3" w:name="_Toc241772474"/>
+      <w:bookmarkStart w:id="3" w:name="_Toc242103900"/>
       <w:r>
         <w:t>2.1 Серверная часть</w:t>
       </w:r>
@@ -2978,7 +2978,27 @@
               <w:pStyle w:val="GostTable"/>
             </w:pPr>
             <w:r>
-              <w:t>Платежи, график платежей сделки, отметка оплаты и возврата, освобождение объекта после возвратов, сводная таблица, справочники типов платежей и счетов получателей</w:t>
+              <w:t>Платежи, график платежей сделки, отметка оплаты и возврата, освобождение объекта после возвратов, сводная таблица, справочники типов платежей и счетов получателей; валюты и курсы (</w:t>
+            </w:r>
+            <w:r>
+              <w:rPr>
+                <w:rFonts w:ascii="Courier New" w:eastAsia="Courier New" w:hAnsi="Courier New" w:cs="Courier New"/>
+                <w:sz w:val="18"/>
+              </w:rPr>
+              <w:t>currency.py</w:t>
+            </w:r>
+            <w:r>
+              <w:t xml:space="preserve"> — загрузка курсов ЦБ, курс на дату, пересчёт сумм; </w:t>
+            </w:r>
+            <w:r>
+              <w:rPr>
+                <w:rFonts w:ascii="Courier New" w:eastAsia="Courier New" w:hAnsi="Courier New" w:cs="Courier New"/>
+                <w:sz w:val="18"/>
+              </w:rPr>
+              <w:t>currency_views.py</w:t>
+            </w:r>
+            <w:r>
+              <w:t xml:space="preserve"> — настройки валют компании и курсы)</w:t>
             </w:r>
           </w:p>
         </w:tc>
@@ -3328,6 +3348,7 @@
                 <w:rFonts w:ascii="Courier New" w:eastAsia="Courier New" w:hAnsi="Courier New" w:cs="Courier New"/>
                 <w:sz w:val="18"/>
               </w:rPr>
+              <w:lastRenderedPageBreak/>
               <w:t>show_access &lt;логин&gt;</w:t>
             </w:r>
           </w:p>
@@ -3364,7 +3385,6 @@
                 <w:rFonts w:ascii="Courier New" w:eastAsia="Courier New" w:hAnsi="Courier New" w:cs="Courier New"/>
                 <w:sz w:val="18"/>
               </w:rPr>
-              <w:lastRenderedPageBreak/>
               <w:t>grant_settings_access</w:t>
             </w:r>
           </w:p>
@@ -3583,7 +3603,7 @@
       <w:pPr>
         <w:pStyle w:val="21"/>
       </w:pPr>
-      <w:bookmarkStart w:id="4" w:name="_Toc241772475"/>
+      <w:bookmarkStart w:id="4" w:name="_Toc242103901"/>
       <w:r>
         <w:t>2.2 Клиентская часть</w:t>
       </w:r>
@@ -4015,7 +4035,7 @@
       <w:pPr>
         <w:pStyle w:val="21"/>
       </w:pPr>
-      <w:bookmarkStart w:id="5" w:name="_Toc241772476"/>
+      <w:bookmarkStart w:id="5" w:name="_Toc242103902"/>
       <w:r>
         <w:t>2.3 Обратный прокси и развёртывание</w:t>
       </w:r>
@@ -4081,7 +4101,7 @@
         <w:pStyle w:val="1"/>
         <w:pageBreakBefore/>
       </w:pPr>
-      <w:bookmarkStart w:id="6" w:name="_Toc241772477"/>
+      <w:bookmarkStart w:id="6" w:name="_Toc242103903"/>
       <w:r>
         <w:lastRenderedPageBreak/>
         <w:t>3 Методы и средства разработки программного обеспечения</w:t>
@@ -4471,7 +4491,7 @@
         <w:pStyle w:val="1"/>
         <w:pageBreakBefore/>
       </w:pPr>
-      <w:bookmarkStart w:id="7" w:name="_Toc241772478"/>
+      <w:bookmarkStart w:id="7" w:name="_Toc242103904"/>
       <w:r>
         <w:lastRenderedPageBreak/>
         <w:t>4 Операционная система</w:t>
@@ -4503,7 +4523,7 @@
         <w:pStyle w:val="1"/>
         <w:pageBreakBefore/>
       </w:pPr>
-      <w:bookmarkStart w:id="8" w:name="_Toc241772479"/>
+      <w:bookmarkStart w:id="8" w:name="_Toc242103905"/>
       <w:r>
         <w:lastRenderedPageBreak/>
         <w:t>5 Средства, расширяющие возможности операционной системы</w:t>
@@ -4514,7 +4534,7 @@
       <w:pPr>
         <w:pStyle w:val="21"/>
       </w:pPr>
-      <w:bookmarkStart w:id="9" w:name="_Toc241772480"/>
+      <w:bookmarkStart w:id="9" w:name="_Toc242103906"/>
       <w:r>
         <w:t>5.1 Состав общесистемного ПО и библиотек</w:t>
       </w:r>
@@ -7279,7 +7299,7 @@
       <w:pPr>
         <w:pStyle w:val="21"/>
       </w:pPr>
-      <w:bookmarkStart w:id="10" w:name="_Toc241772481"/>
+      <w:bookmarkStart w:id="10" w:name="_Toc242103907"/>
       <w:r>
         <w:t>5.2 Требования к ПО при развитии</w:t>
       </w:r>
@@ -7347,7 +7367,7 @@
         <w:ind w:firstLine="0"/>
         <w:jc w:val="center"/>
       </w:pPr>
-      <w:bookmarkStart w:id="11" w:name="_Toc241772482"/>
+      <w:bookmarkStart w:id="11" w:name="_Toc242103908"/>
       <w:r>
         <w:lastRenderedPageBreak/>
         <w:t>ЛИСТ РЕГИСТРАЦИИ ИЗМЕНЕНИЙ</w:t>
@@ -9409,31 +9429,31 @@
       </w:rPr>
     </w:lvl>
   </w:abstractNum>
-  <w:num w:numId="1" w16cid:durableId="121463917">
+  <w:num w:numId="1" w16cid:durableId="99573193">
     <w:abstractNumId w:val="8"/>
   </w:num>
-  <w:num w:numId="2" w16cid:durableId="409817645">
+  <w:num w:numId="2" w16cid:durableId="175124254">
     <w:abstractNumId w:val="6"/>
   </w:num>
-  <w:num w:numId="3" w16cid:durableId="84960822">
+  <w:num w:numId="3" w16cid:durableId="271130612">
     <w:abstractNumId w:val="5"/>
   </w:num>
-  <w:num w:numId="4" w16cid:durableId="2091609651">
+  <w:num w:numId="4" w16cid:durableId="1541939695">
     <w:abstractNumId w:val="4"/>
   </w:num>
-  <w:num w:numId="5" w16cid:durableId="270744162">
+  <w:num w:numId="5" w16cid:durableId="296493761">
     <w:abstractNumId w:val="7"/>
   </w:num>
-  <w:num w:numId="6" w16cid:durableId="1260138485">
+  <w:num w:numId="6" w16cid:durableId="1822965325">
     <w:abstractNumId w:val="3"/>
   </w:num>
-  <w:num w:numId="7" w16cid:durableId="795753472">
+  <w:num w:numId="7" w16cid:durableId="2011985626">
     <w:abstractNumId w:val="2"/>
   </w:num>
-  <w:num w:numId="8" w16cid:durableId="1817799625">
+  <w:num w:numId="8" w16cid:durableId="10761146">
     <w:abstractNumId w:val="1"/>
   </w:num>
-  <w:num w:numId="9" w16cid:durableId="736707939">
+  <w:num w:numId="9" w16cid:durableId="1167937843">
     <w:abstractNumId w:val="0"/>
   </w:num>
 </w:numbering>
@@ -20966,7 +20986,7 @@
     <w:autoRedefine/>
     <w:uiPriority w:val="39"/>
     <w:unhideWhenUsed/>
-    <w:rsid w:val="00DF2B32"/>
+    <w:rsid w:val="002C2DD2"/>
     <w:pPr>
       <w:spacing w:after="100"/>
     </w:pPr>
@@ -20978,7 +20998,7 @@
     <w:autoRedefine/>
     <w:uiPriority w:val="39"/>
     <w:unhideWhenUsed/>
-    <w:rsid w:val="00DF2B32"/>
+    <w:rsid w:val="002C2DD2"/>
     <w:pPr>
       <w:spacing w:after="100"/>
       <w:ind w:left="240"/>
@@ -20989,7 +21009,7 @@
     <w:basedOn w:val="a2"/>
     <w:uiPriority w:val="99"/>
     <w:unhideWhenUsed/>
-    <w:rsid w:val="00DF2B32"/>
+    <w:rsid w:val="002C2DD2"/>
     <w:rPr>
       <w:color w:val="0000FF" w:themeColor="hyperlink"/>
       <w:u w:val="single"/>

--- a/docs/gost/out/05_ПА_Описание_программного_обеспечения.docx
+++ b/docs/gost/out/05_ПА_Описание_программного_обеспечения.docx
@@ -306,7 +306,7 @@
       <w:r>
         <w:fldChar w:fldCharType="separate"/>
       </w:r>
-      <w:hyperlink w:anchor="_Toc242103897" w:history="1">
+      <w:hyperlink w:anchor="_Toc242105800" w:history="1">
         <w:r>
           <w:rPr>
             <w:rStyle w:val="aff8"/>
@@ -333,7 +333,7 @@
             <w:noProof/>
             <w:webHidden/>
           </w:rPr>
-          <w:instrText xml:space="preserve"> PAGEREF _Toc242103897 \h </w:instrText>
+          <w:instrText xml:space="preserve"> PAGEREF _Toc242105800 \h </w:instrText>
         </w:r>
         <w:r>
           <w:rPr>
@@ -379,7 +379,7 @@
           <w14:ligatures w14:val="standardContextual"/>
         </w:rPr>
       </w:pPr>
-      <w:hyperlink w:anchor="_Toc242103898" w:history="1">
+      <w:hyperlink w:anchor="_Toc242105801" w:history="1">
         <w:r>
           <w:rPr>
             <w:rStyle w:val="aff8"/>
@@ -406,7 +406,7 @@
             <w:noProof/>
             <w:webHidden/>
           </w:rPr>
-          <w:instrText xml:space="preserve"> PAGEREF _Toc242103898 \h </w:instrText>
+          <w:instrText xml:space="preserve"> PAGEREF _Toc242105801 \h </w:instrText>
         </w:r>
         <w:r>
           <w:rPr>
@@ -452,7 +452,7 @@
           <w14:ligatures w14:val="standardContextual"/>
         </w:rPr>
       </w:pPr>
-      <w:hyperlink w:anchor="_Toc242103899" w:history="1">
+      <w:hyperlink w:anchor="_Toc242105802" w:history="1">
         <w:r>
           <w:rPr>
             <w:rStyle w:val="aff8"/>
@@ -479,7 +479,7 @@
             <w:noProof/>
             <w:webHidden/>
           </w:rPr>
-          <w:instrText xml:space="preserve"> PAGEREF _Toc242103899 \h </w:instrText>
+          <w:instrText xml:space="preserve"> PAGEREF _Toc242105802 \h </w:instrText>
         </w:r>
         <w:r>
           <w:rPr>
@@ -525,7 +525,7 @@
           <w14:ligatures w14:val="standardContextual"/>
         </w:rPr>
       </w:pPr>
-      <w:hyperlink w:anchor="_Toc242103900" w:history="1">
+      <w:hyperlink w:anchor="_Toc242105803" w:history="1">
         <w:r>
           <w:rPr>
             <w:rStyle w:val="aff8"/>
@@ -552,7 +552,7 @@
             <w:noProof/>
             <w:webHidden/>
           </w:rPr>
-          <w:instrText xml:space="preserve"> PAGEREF _Toc242103900 \h </w:instrText>
+          <w:instrText xml:space="preserve"> PAGEREF _Toc242105803 \h </w:instrText>
         </w:r>
         <w:r>
           <w:rPr>
@@ -598,7 +598,7 @@
           <w14:ligatures w14:val="standardContextual"/>
         </w:rPr>
       </w:pPr>
-      <w:hyperlink w:anchor="_Toc242103901" w:history="1">
+      <w:hyperlink w:anchor="_Toc242105804" w:history="1">
         <w:r>
           <w:rPr>
             <w:rStyle w:val="aff8"/>
@@ -625,7 +625,7 @@
             <w:noProof/>
             <w:webHidden/>
           </w:rPr>
-          <w:instrText xml:space="preserve"> PAGEREF _Toc242103901 \h </w:instrText>
+          <w:instrText xml:space="preserve"> PAGEREF _Toc242105804 \h </w:instrText>
         </w:r>
         <w:r>
           <w:rPr>
@@ -671,7 +671,7 @@
           <w14:ligatures w14:val="standardContextual"/>
         </w:rPr>
       </w:pPr>
-      <w:hyperlink w:anchor="_Toc242103902" w:history="1">
+      <w:hyperlink w:anchor="_Toc242105805" w:history="1">
         <w:r>
           <w:rPr>
             <w:rStyle w:val="aff8"/>
@@ -698,7 +698,7 @@
             <w:noProof/>
             <w:webHidden/>
           </w:rPr>
-          <w:instrText xml:space="preserve"> PAGEREF _Toc242103902 \h </w:instrText>
+          <w:instrText xml:space="preserve"> PAGEREF _Toc242105805 \h </w:instrText>
         </w:r>
         <w:r>
           <w:rPr>
@@ -744,7 +744,7 @@
           <w14:ligatures w14:val="standardContextual"/>
         </w:rPr>
       </w:pPr>
-      <w:hyperlink w:anchor="_Toc242103903" w:history="1">
+      <w:hyperlink w:anchor="_Toc242105806" w:history="1">
         <w:r>
           <w:rPr>
             <w:rStyle w:val="aff8"/>
@@ -771,7 +771,7 @@
             <w:noProof/>
             <w:webHidden/>
           </w:rPr>
-          <w:instrText xml:space="preserve"> PAGEREF _Toc242103903 \h </w:instrText>
+          <w:instrText xml:space="preserve"> PAGEREF _Toc242105806 \h </w:instrText>
         </w:r>
         <w:r>
           <w:rPr>
@@ -817,7 +817,7 @@
           <w14:ligatures w14:val="standardContextual"/>
         </w:rPr>
       </w:pPr>
-      <w:hyperlink w:anchor="_Toc242103904" w:history="1">
+      <w:hyperlink w:anchor="_Toc242105807" w:history="1">
         <w:r>
           <w:rPr>
             <w:rStyle w:val="aff8"/>
@@ -844,7 +844,7 @@
             <w:noProof/>
             <w:webHidden/>
           </w:rPr>
-          <w:instrText xml:space="preserve"> PAGEREF _Toc242103904 \h </w:instrText>
+          <w:instrText xml:space="preserve"> PAGEREF _Toc242105807 \h </w:instrText>
         </w:r>
         <w:r>
           <w:rPr>
@@ -890,7 +890,7 @@
           <w14:ligatures w14:val="standardContextual"/>
         </w:rPr>
       </w:pPr>
-      <w:hyperlink w:anchor="_Toc242103905" w:history="1">
+      <w:hyperlink w:anchor="_Toc242105808" w:history="1">
         <w:r>
           <w:rPr>
             <w:rStyle w:val="aff8"/>
@@ -917,7 +917,7 @@
             <w:noProof/>
             <w:webHidden/>
           </w:rPr>
-          <w:instrText xml:space="preserve"> PAGEREF _Toc242103905 \h </w:instrText>
+          <w:instrText xml:space="preserve"> PAGEREF _Toc242105808 \h </w:instrText>
         </w:r>
         <w:r>
           <w:rPr>
@@ -963,7 +963,7 @@
           <w14:ligatures w14:val="standardContextual"/>
         </w:rPr>
       </w:pPr>
-      <w:hyperlink w:anchor="_Toc242103906" w:history="1">
+      <w:hyperlink w:anchor="_Toc242105809" w:history="1">
         <w:r>
           <w:rPr>
             <w:rStyle w:val="aff8"/>
@@ -990,7 +990,7 @@
             <w:noProof/>
             <w:webHidden/>
           </w:rPr>
-          <w:instrText xml:space="preserve"> PAGEREF _Toc242103906 \h </w:instrText>
+          <w:instrText xml:space="preserve"> PAGEREF _Toc242105809 \h </w:instrText>
         </w:r>
         <w:r>
           <w:rPr>
@@ -1036,7 +1036,7 @@
           <w14:ligatures w14:val="standardContextual"/>
         </w:rPr>
       </w:pPr>
-      <w:hyperlink w:anchor="_Toc242103907" w:history="1">
+      <w:hyperlink w:anchor="_Toc242105810" w:history="1">
         <w:r>
           <w:rPr>
             <w:rStyle w:val="aff8"/>
@@ -1063,7 +1063,7 @@
             <w:noProof/>
             <w:webHidden/>
           </w:rPr>
-          <w:instrText xml:space="preserve"> PAGEREF _Toc242103907 \h </w:instrText>
+          <w:instrText xml:space="preserve"> PAGEREF _Toc242105810 \h </w:instrText>
         </w:r>
         <w:r>
           <w:rPr>
@@ -1109,7 +1109,7 @@
           <w14:ligatures w14:val="standardContextual"/>
         </w:rPr>
       </w:pPr>
-      <w:hyperlink w:anchor="_Toc242103908" w:history="1">
+      <w:hyperlink w:anchor="_Toc242105811" w:history="1">
         <w:r>
           <w:rPr>
             <w:rStyle w:val="aff8"/>
@@ -1136,7 +1136,7 @@
             <w:noProof/>
             <w:webHidden/>
           </w:rPr>
-          <w:instrText xml:space="preserve"> PAGEREF _Toc242103908 \h </w:instrText>
+          <w:instrText xml:space="preserve"> PAGEREF _Toc242105811 \h </w:instrText>
         </w:r>
         <w:r>
           <w:rPr>
@@ -1182,7 +1182,7 @@
         <w:ind w:firstLine="0"/>
         <w:jc w:val="center"/>
       </w:pPr>
-      <w:bookmarkStart w:id="0" w:name="_Toc242103897"/>
+      <w:bookmarkStart w:id="0" w:name="_Toc242105800"/>
       <w:r>
         <w:lastRenderedPageBreak/>
         <w:t>ПЕРЕЧЕНЬ ТЕРМИНОВ И СОКРАЩЕНИЙ</w:t>
@@ -2444,7 +2444,7 @@
         <w:pStyle w:val="1"/>
         <w:pageBreakBefore/>
       </w:pPr>
-      <w:bookmarkStart w:id="1" w:name="_Toc242103898"/>
+      <w:bookmarkStart w:id="1" w:name="_Toc242105801"/>
       <w:r>
         <w:lastRenderedPageBreak/>
         <w:t>1 Структура программного обеспечения</w:t>
@@ -2556,7 +2556,7 @@
         <w:pStyle w:val="1"/>
         <w:pageBreakBefore/>
       </w:pPr>
-      <w:bookmarkStart w:id="2" w:name="_Toc242103899"/>
+      <w:bookmarkStart w:id="2" w:name="_Toc242105802"/>
       <w:r>
         <w:lastRenderedPageBreak/>
         <w:t>2 Функции частей программного обеспечения</w:t>
@@ -2567,7 +2567,7 @@
       <w:pPr>
         <w:pStyle w:val="21"/>
       </w:pPr>
-      <w:bookmarkStart w:id="3" w:name="_Toc242103900"/>
+      <w:bookmarkStart w:id="3" w:name="_Toc242105803"/>
       <w:r>
         <w:t>2.1 Серверная часть</w:t>
       </w:r>
@@ -3207,7 +3207,17 @@
               <w:pStyle w:val="GostTable"/>
             </w:pPr>
             <w:r>
-              <w:t xml:space="preserve">Создание разрешений по всем сочетаниям действий, ресурсов и областей и типовых ролей; с ключом </w:t>
+              <w:t xml:space="preserve">Создание разрешений по всем сочетаниям действий, ресурсов и областей; типовых ролей — при первичной установке или с ключом </w:t>
+            </w:r>
+            <w:r>
+              <w:rPr>
+                <w:rFonts w:ascii="Courier New" w:eastAsia="Courier New" w:hAnsi="Courier New" w:cs="Courier New"/>
+                <w:sz w:val="18"/>
+              </w:rPr>
+              <w:t>--with-roles</w:t>
+            </w:r>
+            <w:r>
+              <w:t xml:space="preserve">; с ключом </w:t>
             </w:r>
             <w:r>
               <w:rPr>
@@ -3217,7 +3227,7 @@
               <w:t>--sync-roles</w:t>
             </w:r>
             <w:r>
-              <w:t xml:space="preserve"> — обновление состава прав типовых ролей</w:t>
+              <w:t xml:space="preserve"> — обновление состава прав существующих типовых ролей</w:t>
             </w:r>
           </w:p>
         </w:tc>
@@ -3312,6 +3322,7 @@
                 <w:rFonts w:ascii="Courier New" w:eastAsia="Courier New" w:hAnsi="Courier New" w:cs="Courier New"/>
                 <w:sz w:val="18"/>
               </w:rPr>
+              <w:lastRenderedPageBreak/>
               <w:t>close_stale_meetings</w:t>
             </w:r>
           </w:p>
@@ -3348,7 +3359,6 @@
                 <w:rFonts w:ascii="Courier New" w:eastAsia="Courier New" w:hAnsi="Courier New" w:cs="Courier New"/>
                 <w:sz w:val="18"/>
               </w:rPr>
-              <w:lastRenderedPageBreak/>
               <w:t>show_access &lt;логин&gt;</w:t>
             </w:r>
           </w:p>
@@ -3603,7 +3613,7 @@
       <w:pPr>
         <w:pStyle w:val="21"/>
       </w:pPr>
-      <w:bookmarkStart w:id="4" w:name="_Toc242103901"/>
+      <w:bookmarkStart w:id="4" w:name="_Toc242105804"/>
       <w:r>
         <w:t>2.2 Клиентская часть</w:t>
       </w:r>
@@ -4035,7 +4045,7 @@
       <w:pPr>
         <w:pStyle w:val="21"/>
       </w:pPr>
-      <w:bookmarkStart w:id="5" w:name="_Toc242103902"/>
+      <w:bookmarkStart w:id="5" w:name="_Toc242105805"/>
       <w:r>
         <w:t>2.3 Обратный прокси и развёртывание</w:t>
       </w:r>
@@ -4101,7 +4111,7 @@
         <w:pStyle w:val="1"/>
         <w:pageBreakBefore/>
       </w:pPr>
-      <w:bookmarkStart w:id="6" w:name="_Toc242103903"/>
+      <w:bookmarkStart w:id="6" w:name="_Toc242105806"/>
       <w:r>
         <w:lastRenderedPageBreak/>
         <w:t>3 Методы и средства разработки программного обеспечения</w:t>
@@ -4491,7 +4501,7 @@
         <w:pStyle w:val="1"/>
         <w:pageBreakBefore/>
       </w:pPr>
-      <w:bookmarkStart w:id="7" w:name="_Toc242103904"/>
+      <w:bookmarkStart w:id="7" w:name="_Toc242105807"/>
       <w:r>
         <w:lastRenderedPageBreak/>
         <w:t>4 Операционная система</w:t>
@@ -4523,7 +4533,7 @@
         <w:pStyle w:val="1"/>
         <w:pageBreakBefore/>
       </w:pPr>
-      <w:bookmarkStart w:id="8" w:name="_Toc242103905"/>
+      <w:bookmarkStart w:id="8" w:name="_Toc242105808"/>
       <w:r>
         <w:lastRenderedPageBreak/>
         <w:t>5 Средства, расширяющие возможности операционной системы</w:t>
@@ -4534,7 +4544,7 @@
       <w:pPr>
         <w:pStyle w:val="21"/>
       </w:pPr>
-      <w:bookmarkStart w:id="9" w:name="_Toc242103906"/>
+      <w:bookmarkStart w:id="9" w:name="_Toc242105809"/>
       <w:r>
         <w:t>5.1 Состав общесистемного ПО и библиотек</w:t>
       </w:r>
@@ -7299,7 +7309,7 @@
       <w:pPr>
         <w:pStyle w:val="21"/>
       </w:pPr>
-      <w:bookmarkStart w:id="10" w:name="_Toc242103907"/>
+      <w:bookmarkStart w:id="10" w:name="_Toc242105810"/>
       <w:r>
         <w:t>5.2 Требования к ПО при развитии</w:t>
       </w:r>
@@ -7367,7 +7377,7 @@
         <w:ind w:firstLine="0"/>
         <w:jc w:val="center"/>
       </w:pPr>
-      <w:bookmarkStart w:id="11" w:name="_Toc242103908"/>
+      <w:bookmarkStart w:id="11" w:name="_Toc242105811"/>
       <w:r>
         <w:lastRenderedPageBreak/>
         <w:t>ЛИСТ РЕГИСТРАЦИИ ИЗМЕНЕНИЙ</w:t>
@@ -9429,31 +9439,31 @@
       </w:rPr>
     </w:lvl>
   </w:abstractNum>
-  <w:num w:numId="1" w16cid:durableId="99573193">
+  <w:num w:numId="1" w16cid:durableId="1418020256">
     <w:abstractNumId w:val="8"/>
   </w:num>
-  <w:num w:numId="2" w16cid:durableId="175124254">
+  <w:num w:numId="2" w16cid:durableId="696858295">
     <w:abstractNumId w:val="6"/>
   </w:num>
-  <w:num w:numId="3" w16cid:durableId="271130612">
+  <w:num w:numId="3" w16cid:durableId="1104299335">
     <w:abstractNumId w:val="5"/>
   </w:num>
-  <w:num w:numId="4" w16cid:durableId="1541939695">
+  <w:num w:numId="4" w16cid:durableId="1468623994">
     <w:abstractNumId w:val="4"/>
   </w:num>
-  <w:num w:numId="5" w16cid:durableId="296493761">
+  <w:num w:numId="5" w16cid:durableId="2119987531">
     <w:abstractNumId w:val="7"/>
   </w:num>
-  <w:num w:numId="6" w16cid:durableId="1822965325">
+  <w:num w:numId="6" w16cid:durableId="474684989">
     <w:abstractNumId w:val="3"/>
   </w:num>
-  <w:num w:numId="7" w16cid:durableId="2011985626">
+  <w:num w:numId="7" w16cid:durableId="1643580765">
     <w:abstractNumId w:val="2"/>
   </w:num>
-  <w:num w:numId="8" w16cid:durableId="10761146">
+  <w:num w:numId="8" w16cid:durableId="2038583881">
     <w:abstractNumId w:val="1"/>
   </w:num>
-  <w:num w:numId="9" w16cid:durableId="1167937843">
+  <w:num w:numId="9" w16cid:durableId="1147819480">
     <w:abstractNumId w:val="0"/>
   </w:num>
 </w:numbering>
@@ -20986,7 +20996,7 @@
     <w:autoRedefine/>
     <w:uiPriority w:val="39"/>
     <w:unhideWhenUsed/>
-    <w:rsid w:val="002C2DD2"/>
+    <w:rsid w:val="00963E13"/>
     <w:pPr>
       <w:spacing w:after="100"/>
     </w:pPr>
@@ -20998,7 +21008,7 @@
     <w:autoRedefine/>
     <w:uiPriority w:val="39"/>
     <w:unhideWhenUsed/>
-    <w:rsid w:val="002C2DD2"/>
+    <w:rsid w:val="00963E13"/>
     <w:pPr>
       <w:spacing w:after="100"/>
       <w:ind w:left="240"/>
@@ -21009,7 +21019,7 @@
     <w:basedOn w:val="a2"/>
     <w:uiPriority w:val="99"/>
     <w:unhideWhenUsed/>
-    <w:rsid w:val="002C2DD2"/>
+    <w:rsid w:val="00963E13"/>
     <w:rPr>
       <w:color w:val="0000FF" w:themeColor="hyperlink"/>
       <w:u w:val="single"/>

--- a/docs/gost/out/05_ПА_Описание_программного_обеспечения.docx
+++ b/docs/gost/out/05_ПА_Описание_программного_обеспечения.docx
@@ -306,7 +306,7 @@
       <w:r>
         <w:fldChar w:fldCharType="separate"/>
       </w:r>
-      <w:hyperlink w:anchor="_Toc242105800" w:history="1">
+      <w:hyperlink w:anchor="_Toc242137140" w:history="1">
         <w:r>
           <w:rPr>
             <w:rStyle w:val="aff8"/>
@@ -333,7 +333,7 @@
             <w:noProof/>
             <w:webHidden/>
           </w:rPr>
-          <w:instrText xml:space="preserve"> PAGEREF _Toc242105800 \h </w:instrText>
+          <w:instrText xml:space="preserve"> PAGEREF _Toc242137140 \h </w:instrText>
         </w:r>
         <w:r>
           <w:rPr>
@@ -379,7 +379,7 @@
           <w14:ligatures w14:val="standardContextual"/>
         </w:rPr>
       </w:pPr>
-      <w:hyperlink w:anchor="_Toc242105801" w:history="1">
+      <w:hyperlink w:anchor="_Toc242137141" w:history="1">
         <w:r>
           <w:rPr>
             <w:rStyle w:val="aff8"/>
@@ -406,7 +406,7 @@
             <w:noProof/>
             <w:webHidden/>
           </w:rPr>
-          <w:instrText xml:space="preserve"> PAGEREF _Toc242105801 \h </w:instrText>
+          <w:instrText xml:space="preserve"> PAGEREF _Toc242137141 \h </w:instrText>
         </w:r>
         <w:r>
           <w:rPr>
@@ -452,7 +452,7 @@
           <w14:ligatures w14:val="standardContextual"/>
         </w:rPr>
       </w:pPr>
-      <w:hyperlink w:anchor="_Toc242105802" w:history="1">
+      <w:hyperlink w:anchor="_Toc242137142" w:history="1">
         <w:r>
           <w:rPr>
             <w:rStyle w:val="aff8"/>
@@ -479,7 +479,7 @@
             <w:noProof/>
             <w:webHidden/>
           </w:rPr>
-          <w:instrText xml:space="preserve"> PAGEREF _Toc242105802 \h </w:instrText>
+          <w:instrText xml:space="preserve"> PAGEREF _Toc242137142 \h </w:instrText>
         </w:r>
         <w:r>
           <w:rPr>
@@ -525,7 +525,7 @@
           <w14:ligatures w14:val="standardContextual"/>
         </w:rPr>
       </w:pPr>
-      <w:hyperlink w:anchor="_Toc242105803" w:history="1">
+      <w:hyperlink w:anchor="_Toc242137143" w:history="1">
         <w:r>
           <w:rPr>
             <w:rStyle w:val="aff8"/>
@@ -552,7 +552,7 @@
             <w:noProof/>
             <w:webHidden/>
           </w:rPr>
-          <w:instrText xml:space="preserve"> PAGEREF _Toc242105803 \h </w:instrText>
+          <w:instrText xml:space="preserve"> PAGEREF _Toc242137143 \h </w:instrText>
         </w:r>
         <w:r>
           <w:rPr>
@@ -598,7 +598,7 @@
           <w14:ligatures w14:val="standardContextual"/>
         </w:rPr>
       </w:pPr>
-      <w:hyperlink w:anchor="_Toc242105804" w:history="1">
+      <w:hyperlink w:anchor="_Toc242137144" w:history="1">
         <w:r>
           <w:rPr>
             <w:rStyle w:val="aff8"/>
@@ -625,7 +625,7 @@
             <w:noProof/>
             <w:webHidden/>
           </w:rPr>
-          <w:instrText xml:space="preserve"> PAGEREF _Toc242105804 \h </w:instrText>
+          <w:instrText xml:space="preserve"> PAGEREF _Toc242137144 \h </w:instrText>
         </w:r>
         <w:r>
           <w:rPr>
@@ -671,7 +671,7 @@
           <w14:ligatures w14:val="standardContextual"/>
         </w:rPr>
       </w:pPr>
-      <w:hyperlink w:anchor="_Toc242105805" w:history="1">
+      <w:hyperlink w:anchor="_Toc242137145" w:history="1">
         <w:r>
           <w:rPr>
             <w:rStyle w:val="aff8"/>
@@ -698,7 +698,7 @@
             <w:noProof/>
             <w:webHidden/>
           </w:rPr>
-          <w:instrText xml:space="preserve"> PAGEREF _Toc242105805 \h </w:instrText>
+          <w:instrText xml:space="preserve"> PAGEREF _Toc242137145 \h </w:instrText>
         </w:r>
         <w:r>
           <w:rPr>
@@ -744,7 +744,7 @@
           <w14:ligatures w14:val="standardContextual"/>
         </w:rPr>
       </w:pPr>
-      <w:hyperlink w:anchor="_Toc242105806" w:history="1">
+      <w:hyperlink w:anchor="_Toc242137146" w:history="1">
         <w:r>
           <w:rPr>
             <w:rStyle w:val="aff8"/>
@@ -771,7 +771,7 @@
             <w:noProof/>
             <w:webHidden/>
           </w:rPr>
-          <w:instrText xml:space="preserve"> PAGEREF _Toc242105806 \h </w:instrText>
+          <w:instrText xml:space="preserve"> PAGEREF _Toc242137146 \h </w:instrText>
         </w:r>
         <w:r>
           <w:rPr>
@@ -817,7 +817,7 @@
           <w14:ligatures w14:val="standardContextual"/>
         </w:rPr>
       </w:pPr>
-      <w:hyperlink w:anchor="_Toc242105807" w:history="1">
+      <w:hyperlink w:anchor="_Toc242137147" w:history="1">
         <w:r>
           <w:rPr>
             <w:rStyle w:val="aff8"/>
@@ -844,7 +844,7 @@
             <w:noProof/>
             <w:webHidden/>
           </w:rPr>
-          <w:instrText xml:space="preserve"> PAGEREF _Toc242105807 \h </w:instrText>
+          <w:instrText xml:space="preserve"> PAGEREF _Toc242137147 \h </w:instrText>
         </w:r>
         <w:r>
           <w:rPr>
@@ -890,7 +890,7 @@
           <w14:ligatures w14:val="standardContextual"/>
         </w:rPr>
       </w:pPr>
-      <w:hyperlink w:anchor="_Toc242105808" w:history="1">
+      <w:hyperlink w:anchor="_Toc242137148" w:history="1">
         <w:r>
           <w:rPr>
             <w:rStyle w:val="aff8"/>
@@ -917,7 +917,7 @@
             <w:noProof/>
             <w:webHidden/>
           </w:rPr>
-          <w:instrText xml:space="preserve"> PAGEREF _Toc242105808 \h </w:instrText>
+          <w:instrText xml:space="preserve"> PAGEREF _Toc242137148 \h </w:instrText>
         </w:r>
         <w:r>
           <w:rPr>
@@ -963,7 +963,7 @@
           <w14:ligatures w14:val="standardContextual"/>
         </w:rPr>
       </w:pPr>
-      <w:hyperlink w:anchor="_Toc242105809" w:history="1">
+      <w:hyperlink w:anchor="_Toc242137149" w:history="1">
         <w:r>
           <w:rPr>
             <w:rStyle w:val="aff8"/>
@@ -990,7 +990,7 @@
             <w:noProof/>
             <w:webHidden/>
           </w:rPr>
-          <w:instrText xml:space="preserve"> PAGEREF _Toc242105809 \h </w:instrText>
+          <w:instrText xml:space="preserve"> PAGEREF _Toc242137149 \h </w:instrText>
         </w:r>
         <w:r>
           <w:rPr>
@@ -1036,7 +1036,7 @@
           <w14:ligatures w14:val="standardContextual"/>
         </w:rPr>
       </w:pPr>
-      <w:hyperlink w:anchor="_Toc242105810" w:history="1">
+      <w:hyperlink w:anchor="_Toc242137150" w:history="1">
         <w:r>
           <w:rPr>
             <w:rStyle w:val="aff8"/>
@@ -1063,7 +1063,7 @@
             <w:noProof/>
             <w:webHidden/>
           </w:rPr>
-          <w:instrText xml:space="preserve"> PAGEREF _Toc242105810 \h </w:instrText>
+          <w:instrText xml:space="preserve"> PAGEREF _Toc242137150 \h </w:instrText>
         </w:r>
         <w:r>
           <w:rPr>
@@ -1109,7 +1109,7 @@
           <w14:ligatures w14:val="standardContextual"/>
         </w:rPr>
       </w:pPr>
-      <w:hyperlink w:anchor="_Toc242105811" w:history="1">
+      <w:hyperlink w:anchor="_Toc242137151" w:history="1">
         <w:r>
           <w:rPr>
             <w:rStyle w:val="aff8"/>
@@ -1136,7 +1136,7 @@
             <w:noProof/>
             <w:webHidden/>
           </w:rPr>
-          <w:instrText xml:space="preserve"> PAGEREF _Toc242105811 \h </w:instrText>
+          <w:instrText xml:space="preserve"> PAGEREF _Toc242137151 \h </w:instrText>
         </w:r>
         <w:r>
           <w:rPr>
@@ -1182,7 +1182,7 @@
         <w:ind w:firstLine="0"/>
         <w:jc w:val="center"/>
       </w:pPr>
-      <w:bookmarkStart w:id="0" w:name="_Toc242105800"/>
+      <w:bookmarkStart w:id="0" w:name="_Toc242137140"/>
       <w:r>
         <w:lastRenderedPageBreak/>
         <w:t>ПЕРЕЧЕНЬ ТЕРМИНОВ И СОКРАЩЕНИЙ</w:t>
@@ -2444,7 +2444,7 @@
         <w:pStyle w:val="1"/>
         <w:pageBreakBefore/>
       </w:pPr>
-      <w:bookmarkStart w:id="1" w:name="_Toc242105801"/>
+      <w:bookmarkStart w:id="1" w:name="_Toc242137141"/>
       <w:r>
         <w:lastRenderedPageBreak/>
         <w:t>1 Структура программного обеспечения</w:t>
@@ -2556,7 +2556,7 @@
         <w:pStyle w:val="1"/>
         <w:pageBreakBefore/>
       </w:pPr>
-      <w:bookmarkStart w:id="2" w:name="_Toc242105802"/>
+      <w:bookmarkStart w:id="2" w:name="_Toc242137142"/>
       <w:r>
         <w:lastRenderedPageBreak/>
         <w:t>2 Функции частей программного обеспечения</w:t>
@@ -2567,7 +2567,7 @@
       <w:pPr>
         <w:pStyle w:val="21"/>
       </w:pPr>
-      <w:bookmarkStart w:id="3" w:name="_Toc242105803"/>
+      <w:bookmarkStart w:id="3" w:name="_Toc242137143"/>
       <w:r>
         <w:t>2.1 Серверная часть</w:t>
       </w:r>
@@ -2998,7 +2998,17 @@
               <w:t>currency_views.py</w:t>
             </w:r>
             <w:r>
-              <w:t xml:space="preserve"> — настройки валют компании и курсы)</w:t>
+              <w:t xml:space="preserve"> — настройки валют компании и курсы; </w:t>
+            </w:r>
+            <w:r>
+              <w:rPr>
+                <w:rFonts w:ascii="Courier New" w:eastAsia="Courier New" w:hAnsi="Courier New" w:cs="Courier New"/>
+                <w:sz w:val="18"/>
+              </w:rPr>
+              <w:t>installment_views.py</w:t>
+            </w:r>
+            <w:r>
+              <w:t xml:space="preserve"> — условия рассрочки)</w:t>
             </w:r>
           </w:p>
         </w:tc>
@@ -3613,7 +3623,7 @@
       <w:pPr>
         <w:pStyle w:val="21"/>
       </w:pPr>
-      <w:bookmarkStart w:id="4" w:name="_Toc242105804"/>
+      <w:bookmarkStart w:id="4" w:name="_Toc242137144"/>
       <w:r>
         <w:t>2.2 Клиентская часть</w:t>
       </w:r>
@@ -4045,7 +4055,7 @@
       <w:pPr>
         <w:pStyle w:val="21"/>
       </w:pPr>
-      <w:bookmarkStart w:id="5" w:name="_Toc242105805"/>
+      <w:bookmarkStart w:id="5" w:name="_Toc242137145"/>
       <w:r>
         <w:t>2.3 Обратный прокси и развёртывание</w:t>
       </w:r>
@@ -4111,7 +4121,7 @@
         <w:pStyle w:val="1"/>
         <w:pageBreakBefore/>
       </w:pPr>
-      <w:bookmarkStart w:id="6" w:name="_Toc242105806"/>
+      <w:bookmarkStart w:id="6" w:name="_Toc242137146"/>
       <w:r>
         <w:lastRenderedPageBreak/>
         <w:t>3 Методы и средства разработки программного обеспечения</w:t>
@@ -4501,7 +4511,7 @@
         <w:pStyle w:val="1"/>
         <w:pageBreakBefore/>
       </w:pPr>
-      <w:bookmarkStart w:id="7" w:name="_Toc242105807"/>
+      <w:bookmarkStart w:id="7" w:name="_Toc242137147"/>
       <w:r>
         <w:lastRenderedPageBreak/>
         <w:t>4 Операционная система</w:t>
@@ -4533,7 +4543,7 @@
         <w:pStyle w:val="1"/>
         <w:pageBreakBefore/>
       </w:pPr>
-      <w:bookmarkStart w:id="8" w:name="_Toc242105808"/>
+      <w:bookmarkStart w:id="8" w:name="_Toc242137148"/>
       <w:r>
         <w:lastRenderedPageBreak/>
         <w:t>5 Средства, расширяющие возможности операционной системы</w:t>
@@ -4544,7 +4554,7 @@
       <w:pPr>
         <w:pStyle w:val="21"/>
       </w:pPr>
-      <w:bookmarkStart w:id="9" w:name="_Toc242105809"/>
+      <w:bookmarkStart w:id="9" w:name="_Toc242137149"/>
       <w:r>
         <w:t>5.1 Состав общесистемного ПО и библиотек</w:t>
       </w:r>
@@ -7309,7 +7319,7 @@
       <w:pPr>
         <w:pStyle w:val="21"/>
       </w:pPr>
-      <w:bookmarkStart w:id="10" w:name="_Toc242105810"/>
+      <w:bookmarkStart w:id="10" w:name="_Toc242137150"/>
       <w:r>
         <w:t>5.2 Требования к ПО при развитии</w:t>
       </w:r>
@@ -7377,7 +7387,7 @@
         <w:ind w:firstLine="0"/>
         <w:jc w:val="center"/>
       </w:pPr>
-      <w:bookmarkStart w:id="11" w:name="_Toc242105811"/>
+      <w:bookmarkStart w:id="11" w:name="_Toc242137151"/>
       <w:r>
         <w:lastRenderedPageBreak/>
         <w:t>ЛИСТ РЕГИСТРАЦИИ ИЗМЕНЕНИЙ</w:t>
@@ -9439,31 +9449,31 @@
       </w:rPr>
     </w:lvl>
   </w:abstractNum>
-  <w:num w:numId="1" w16cid:durableId="1418020256">
+  <w:num w:numId="1" w16cid:durableId="766541490">
     <w:abstractNumId w:val="8"/>
   </w:num>
-  <w:num w:numId="2" w16cid:durableId="696858295">
+  <w:num w:numId="2" w16cid:durableId="1499806077">
     <w:abstractNumId w:val="6"/>
   </w:num>
-  <w:num w:numId="3" w16cid:durableId="1104299335">
+  <w:num w:numId="3" w16cid:durableId="1526090485">
     <w:abstractNumId w:val="5"/>
   </w:num>
-  <w:num w:numId="4" w16cid:durableId="1468623994">
+  <w:num w:numId="4" w16cid:durableId="672536494">
     <w:abstractNumId w:val="4"/>
   </w:num>
-  <w:num w:numId="5" w16cid:durableId="2119987531">
+  <w:num w:numId="5" w16cid:durableId="2089762848">
     <w:abstractNumId w:val="7"/>
   </w:num>
-  <w:num w:numId="6" w16cid:durableId="474684989">
+  <w:num w:numId="6" w16cid:durableId="1274047145">
     <w:abstractNumId w:val="3"/>
   </w:num>
-  <w:num w:numId="7" w16cid:durableId="1643580765">
+  <w:num w:numId="7" w16cid:durableId="1290166502">
     <w:abstractNumId w:val="2"/>
   </w:num>
-  <w:num w:numId="8" w16cid:durableId="2038583881">
+  <w:num w:numId="8" w16cid:durableId="345711574">
     <w:abstractNumId w:val="1"/>
   </w:num>
-  <w:num w:numId="9" w16cid:durableId="1147819480">
+  <w:num w:numId="9" w16cid:durableId="388185765">
     <w:abstractNumId w:val="0"/>
   </w:num>
 </w:numbering>
@@ -20996,7 +21006,7 @@
     <w:autoRedefine/>
     <w:uiPriority w:val="39"/>
     <w:unhideWhenUsed/>
-    <w:rsid w:val="00963E13"/>
+    <w:rsid w:val="00DC466D"/>
     <w:pPr>
       <w:spacing w:after="100"/>
     </w:pPr>
@@ -21008,7 +21018,7 @@
     <w:autoRedefine/>
     <w:uiPriority w:val="39"/>
     <w:unhideWhenUsed/>
-    <w:rsid w:val="00963E13"/>
+    <w:rsid w:val="00DC466D"/>
     <w:pPr>
       <w:spacing w:after="100"/>
       <w:ind w:left="240"/>
@@ -21019,7 +21029,7 @@
     <w:basedOn w:val="a2"/>
     <w:uiPriority w:val="99"/>
     <w:unhideWhenUsed/>
-    <w:rsid w:val="00963E13"/>
+    <w:rsid w:val="00DC466D"/>
     <w:rPr>
       <w:color w:val="0000FF" w:themeColor="hyperlink"/>
       <w:u w:val="single"/>

--- a/docs/gost/out/05_ПА_Описание_программного_обеспечения.docx
+++ b/docs/gost/out/05_ПА_Описание_программного_обеспечения.docx
@@ -306,7 +306,7 @@
       <w:r>
         <w:fldChar w:fldCharType="separate"/>
       </w:r>
-      <w:hyperlink w:anchor="_Toc242137140" w:history="1">
+      <w:hyperlink w:anchor="_Toc242175308" w:history="1">
         <w:r>
           <w:rPr>
             <w:rStyle w:val="aff8"/>
@@ -333,7 +333,7 @@
             <w:noProof/>
             <w:webHidden/>
           </w:rPr>
-          <w:instrText xml:space="preserve"> PAGEREF _Toc242137140 \h </w:instrText>
+          <w:instrText xml:space="preserve"> PAGEREF _Toc242175308 \h </w:instrText>
         </w:r>
         <w:r>
           <w:rPr>
@@ -379,7 +379,7 @@
           <w14:ligatures w14:val="standardContextual"/>
         </w:rPr>
       </w:pPr>
-      <w:hyperlink w:anchor="_Toc242137141" w:history="1">
+      <w:hyperlink w:anchor="_Toc242175309" w:history="1">
         <w:r>
           <w:rPr>
             <w:rStyle w:val="aff8"/>
@@ -406,7 +406,7 @@
             <w:noProof/>
             <w:webHidden/>
           </w:rPr>
-          <w:instrText xml:space="preserve"> PAGEREF _Toc242137141 \h </w:instrText>
+          <w:instrText xml:space="preserve"> PAGEREF _Toc242175309 \h </w:instrText>
         </w:r>
         <w:r>
           <w:rPr>
@@ -452,7 +452,7 @@
           <w14:ligatures w14:val="standardContextual"/>
         </w:rPr>
       </w:pPr>
-      <w:hyperlink w:anchor="_Toc242137142" w:history="1">
+      <w:hyperlink w:anchor="_Toc242175310" w:history="1">
         <w:r>
           <w:rPr>
             <w:rStyle w:val="aff8"/>
@@ -479,7 +479,7 @@
             <w:noProof/>
             <w:webHidden/>
           </w:rPr>
-          <w:instrText xml:space="preserve"> PAGEREF _Toc242137142 \h </w:instrText>
+          <w:instrText xml:space="preserve"> PAGEREF _Toc242175310 \h </w:instrText>
         </w:r>
         <w:r>
           <w:rPr>
@@ -525,7 +525,7 @@
           <w14:ligatures w14:val="standardContextual"/>
         </w:rPr>
       </w:pPr>
-      <w:hyperlink w:anchor="_Toc242137143" w:history="1">
+      <w:hyperlink w:anchor="_Toc242175311" w:history="1">
         <w:r>
           <w:rPr>
             <w:rStyle w:val="aff8"/>
@@ -552,7 +552,7 @@
             <w:noProof/>
             <w:webHidden/>
           </w:rPr>
-          <w:instrText xml:space="preserve"> PAGEREF _Toc242137143 \h </w:instrText>
+          <w:instrText xml:space="preserve"> PAGEREF _Toc242175311 \h </w:instrText>
         </w:r>
         <w:r>
           <w:rPr>
@@ -598,7 +598,7 @@
           <w14:ligatures w14:val="standardContextual"/>
         </w:rPr>
       </w:pPr>
-      <w:hyperlink w:anchor="_Toc242137144" w:history="1">
+      <w:hyperlink w:anchor="_Toc242175312" w:history="1">
         <w:r>
           <w:rPr>
             <w:rStyle w:val="aff8"/>
@@ -625,7 +625,7 @@
             <w:noProof/>
             <w:webHidden/>
           </w:rPr>
-          <w:instrText xml:space="preserve"> PAGEREF _Toc242137144 \h </w:instrText>
+          <w:instrText xml:space="preserve"> PAGEREF _Toc242175312 \h </w:instrText>
         </w:r>
         <w:r>
           <w:rPr>
@@ -671,7 +671,7 @@
           <w14:ligatures w14:val="standardContextual"/>
         </w:rPr>
       </w:pPr>
-      <w:hyperlink w:anchor="_Toc242137145" w:history="1">
+      <w:hyperlink w:anchor="_Toc242175313" w:history="1">
         <w:r>
           <w:rPr>
             <w:rStyle w:val="aff8"/>
@@ -698,7 +698,7 @@
             <w:noProof/>
             <w:webHidden/>
           </w:rPr>
-          <w:instrText xml:space="preserve"> PAGEREF _Toc242137145 \h </w:instrText>
+          <w:instrText xml:space="preserve"> PAGEREF _Toc242175313 \h </w:instrText>
         </w:r>
         <w:r>
           <w:rPr>
@@ -744,7 +744,7 @@
           <w14:ligatures w14:val="standardContextual"/>
         </w:rPr>
       </w:pPr>
-      <w:hyperlink w:anchor="_Toc242137146" w:history="1">
+      <w:hyperlink w:anchor="_Toc242175314" w:history="1">
         <w:r>
           <w:rPr>
             <w:rStyle w:val="aff8"/>
@@ -771,7 +771,7 @@
             <w:noProof/>
             <w:webHidden/>
           </w:rPr>
-          <w:instrText xml:space="preserve"> PAGEREF _Toc242137146 \h </w:instrText>
+          <w:instrText xml:space="preserve"> PAGEREF _Toc242175314 \h </w:instrText>
         </w:r>
         <w:r>
           <w:rPr>
@@ -817,7 +817,7 @@
           <w14:ligatures w14:val="standardContextual"/>
         </w:rPr>
       </w:pPr>
-      <w:hyperlink w:anchor="_Toc242137147" w:history="1">
+      <w:hyperlink w:anchor="_Toc242175315" w:history="1">
         <w:r>
           <w:rPr>
             <w:rStyle w:val="aff8"/>
@@ -844,7 +844,7 @@
             <w:noProof/>
             <w:webHidden/>
           </w:rPr>
-          <w:instrText xml:space="preserve"> PAGEREF _Toc242137147 \h </w:instrText>
+          <w:instrText xml:space="preserve"> PAGEREF _Toc242175315 \h </w:instrText>
         </w:r>
         <w:r>
           <w:rPr>
@@ -890,7 +890,7 @@
           <w14:ligatures w14:val="standardContextual"/>
         </w:rPr>
       </w:pPr>
-      <w:hyperlink w:anchor="_Toc242137148" w:history="1">
+      <w:hyperlink w:anchor="_Toc242175316" w:history="1">
         <w:r>
           <w:rPr>
             <w:rStyle w:val="aff8"/>
@@ -917,7 +917,7 @@
             <w:noProof/>
             <w:webHidden/>
           </w:rPr>
-          <w:instrText xml:space="preserve"> PAGEREF _Toc242137148 \h </w:instrText>
+          <w:instrText xml:space="preserve"> PAGEREF _Toc242175316 \h </w:instrText>
         </w:r>
         <w:r>
           <w:rPr>
@@ -963,7 +963,7 @@
           <w14:ligatures w14:val="standardContextual"/>
         </w:rPr>
       </w:pPr>
-      <w:hyperlink w:anchor="_Toc242137149" w:history="1">
+      <w:hyperlink w:anchor="_Toc242175317" w:history="1">
         <w:r>
           <w:rPr>
             <w:rStyle w:val="aff8"/>
@@ -990,7 +990,7 @@
             <w:noProof/>
             <w:webHidden/>
           </w:rPr>
-          <w:instrText xml:space="preserve"> PAGEREF _Toc242137149 \h </w:instrText>
+          <w:instrText xml:space="preserve"> PAGEREF _Toc242175317 \h </w:instrText>
         </w:r>
         <w:r>
           <w:rPr>
@@ -1036,7 +1036,7 @@
           <w14:ligatures w14:val="standardContextual"/>
         </w:rPr>
       </w:pPr>
-      <w:hyperlink w:anchor="_Toc242137150" w:history="1">
+      <w:hyperlink w:anchor="_Toc242175318" w:history="1">
         <w:r>
           <w:rPr>
             <w:rStyle w:val="aff8"/>
@@ -1063,7 +1063,7 @@
             <w:noProof/>
             <w:webHidden/>
           </w:rPr>
-          <w:instrText xml:space="preserve"> PAGEREF _Toc242137150 \h </w:instrText>
+          <w:instrText xml:space="preserve"> PAGEREF _Toc242175318 \h </w:instrText>
         </w:r>
         <w:r>
           <w:rPr>
@@ -1109,7 +1109,7 @@
           <w14:ligatures w14:val="standardContextual"/>
         </w:rPr>
       </w:pPr>
-      <w:hyperlink w:anchor="_Toc242137151" w:history="1">
+      <w:hyperlink w:anchor="_Toc242175319" w:history="1">
         <w:r>
           <w:rPr>
             <w:rStyle w:val="aff8"/>
@@ -1136,7 +1136,7 @@
             <w:noProof/>
             <w:webHidden/>
           </w:rPr>
-          <w:instrText xml:space="preserve"> PAGEREF _Toc242137151 \h </w:instrText>
+          <w:instrText xml:space="preserve"> PAGEREF _Toc242175319 \h </w:instrText>
         </w:r>
         <w:r>
           <w:rPr>
@@ -1182,7 +1182,7 @@
         <w:ind w:firstLine="0"/>
         <w:jc w:val="center"/>
       </w:pPr>
-      <w:bookmarkStart w:id="0" w:name="_Toc242137140"/>
+      <w:bookmarkStart w:id="0" w:name="_Toc242175308"/>
       <w:r>
         <w:lastRenderedPageBreak/>
         <w:t>ПЕРЕЧЕНЬ ТЕРМИНОВ И СОКРАЩЕНИЙ</w:t>
@@ -2444,7 +2444,7 @@
         <w:pStyle w:val="1"/>
         <w:pageBreakBefore/>
       </w:pPr>
-      <w:bookmarkStart w:id="1" w:name="_Toc242137141"/>
+      <w:bookmarkStart w:id="1" w:name="_Toc242175309"/>
       <w:r>
         <w:lastRenderedPageBreak/>
         <w:t>1 Структура программного обеспечения</w:t>
@@ -2556,7 +2556,7 @@
         <w:pStyle w:val="1"/>
         <w:pageBreakBefore/>
       </w:pPr>
-      <w:bookmarkStart w:id="2" w:name="_Toc242137142"/>
+      <w:bookmarkStart w:id="2" w:name="_Toc242175310"/>
       <w:r>
         <w:lastRenderedPageBreak/>
         <w:t>2 Функции частей программного обеспечения</w:t>
@@ -2567,7 +2567,7 @@
       <w:pPr>
         <w:pStyle w:val="21"/>
       </w:pPr>
-      <w:bookmarkStart w:id="3" w:name="_Toc242137143"/>
+      <w:bookmarkStart w:id="3" w:name="_Toc242175311"/>
       <w:r>
         <w:t>2.1 Серверная часть</w:t>
       </w:r>
@@ -2998,17 +2998,7 @@
               <w:t>currency_views.py</w:t>
             </w:r>
             <w:r>
-              <w:t xml:space="preserve"> — настройки валют компании и курсы; </w:t>
-            </w:r>
-            <w:r>
-              <w:rPr>
-                <w:rFonts w:ascii="Courier New" w:eastAsia="Courier New" w:hAnsi="Courier New" w:cs="Courier New"/>
-                <w:sz w:val="18"/>
-              </w:rPr>
-              <w:t>installment_views.py</w:t>
-            </w:r>
-            <w:r>
-              <w:t xml:space="preserve"> — условия рассрочки)</w:t>
+              <w:t xml:space="preserve"> — настройки валют компании и курсы)</w:t>
             </w:r>
           </w:p>
         </w:tc>
@@ -3623,7 +3613,7 @@
       <w:pPr>
         <w:pStyle w:val="21"/>
       </w:pPr>
-      <w:bookmarkStart w:id="4" w:name="_Toc242137144"/>
+      <w:bookmarkStart w:id="4" w:name="_Toc242175312"/>
       <w:r>
         <w:t>2.2 Клиентская часть</w:t>
       </w:r>
@@ -4055,7 +4045,7 @@
       <w:pPr>
         <w:pStyle w:val="21"/>
       </w:pPr>
-      <w:bookmarkStart w:id="5" w:name="_Toc242137145"/>
+      <w:bookmarkStart w:id="5" w:name="_Toc242175313"/>
       <w:r>
         <w:t>2.3 Обратный прокси и развёртывание</w:t>
       </w:r>
@@ -4121,7 +4111,7 @@
         <w:pStyle w:val="1"/>
         <w:pageBreakBefore/>
       </w:pPr>
-      <w:bookmarkStart w:id="6" w:name="_Toc242137146"/>
+      <w:bookmarkStart w:id="6" w:name="_Toc242175314"/>
       <w:r>
         <w:lastRenderedPageBreak/>
         <w:t>3 Методы и средства разработки программного обеспечения</w:t>
@@ -4511,7 +4501,7 @@
         <w:pStyle w:val="1"/>
         <w:pageBreakBefore/>
       </w:pPr>
-      <w:bookmarkStart w:id="7" w:name="_Toc242137147"/>
+      <w:bookmarkStart w:id="7" w:name="_Toc242175315"/>
       <w:r>
         <w:lastRenderedPageBreak/>
         <w:t>4 Операционная система</w:t>
@@ -4543,7 +4533,7 @@
         <w:pStyle w:val="1"/>
         <w:pageBreakBefore/>
       </w:pPr>
-      <w:bookmarkStart w:id="8" w:name="_Toc242137148"/>
+      <w:bookmarkStart w:id="8" w:name="_Toc242175316"/>
       <w:r>
         <w:lastRenderedPageBreak/>
         <w:t>5 Средства, расширяющие возможности операционной системы</w:t>
@@ -4554,7 +4544,7 @@
       <w:pPr>
         <w:pStyle w:val="21"/>
       </w:pPr>
-      <w:bookmarkStart w:id="9" w:name="_Toc242137149"/>
+      <w:bookmarkStart w:id="9" w:name="_Toc242175317"/>
       <w:r>
         <w:t>5.1 Состав общесистемного ПО и библиотек</w:t>
       </w:r>
@@ -7319,7 +7309,7 @@
       <w:pPr>
         <w:pStyle w:val="21"/>
       </w:pPr>
-      <w:bookmarkStart w:id="10" w:name="_Toc242137150"/>
+      <w:bookmarkStart w:id="10" w:name="_Toc242175318"/>
       <w:r>
         <w:t>5.2 Требования к ПО при развитии</w:t>
       </w:r>
@@ -7387,7 +7377,7 @@
         <w:ind w:firstLine="0"/>
         <w:jc w:val="center"/>
       </w:pPr>
-      <w:bookmarkStart w:id="11" w:name="_Toc242137151"/>
+      <w:bookmarkStart w:id="11" w:name="_Toc242175319"/>
       <w:r>
         <w:lastRenderedPageBreak/>
         <w:t>ЛИСТ РЕГИСТРАЦИИ ИЗМЕНЕНИЙ</w:t>
@@ -9449,31 +9439,31 @@
       </w:rPr>
     </w:lvl>
   </w:abstractNum>
-  <w:num w:numId="1" w16cid:durableId="766541490">
+  <w:num w:numId="1" w16cid:durableId="1380476843">
     <w:abstractNumId w:val="8"/>
   </w:num>
-  <w:num w:numId="2" w16cid:durableId="1499806077">
+  <w:num w:numId="2" w16cid:durableId="1856066303">
     <w:abstractNumId w:val="6"/>
   </w:num>
-  <w:num w:numId="3" w16cid:durableId="1526090485">
+  <w:num w:numId="3" w16cid:durableId="399790213">
     <w:abstractNumId w:val="5"/>
   </w:num>
-  <w:num w:numId="4" w16cid:durableId="672536494">
+  <w:num w:numId="4" w16cid:durableId="170294672">
     <w:abstractNumId w:val="4"/>
   </w:num>
-  <w:num w:numId="5" w16cid:durableId="2089762848">
+  <w:num w:numId="5" w16cid:durableId="1698237588">
     <w:abstractNumId w:val="7"/>
   </w:num>
-  <w:num w:numId="6" w16cid:durableId="1274047145">
+  <w:num w:numId="6" w16cid:durableId="1213888804">
     <w:abstractNumId w:val="3"/>
   </w:num>
-  <w:num w:numId="7" w16cid:durableId="1290166502">
+  <w:num w:numId="7" w16cid:durableId="493188183">
     <w:abstractNumId w:val="2"/>
   </w:num>
-  <w:num w:numId="8" w16cid:durableId="345711574">
+  <w:num w:numId="8" w16cid:durableId="1287741562">
     <w:abstractNumId w:val="1"/>
   </w:num>
-  <w:num w:numId="9" w16cid:durableId="388185765">
+  <w:num w:numId="9" w16cid:durableId="57753996">
     <w:abstractNumId w:val="0"/>
   </w:num>
 </w:numbering>
@@ -21006,7 +20996,7 @@
     <w:autoRedefine/>
     <w:uiPriority w:val="39"/>
     <w:unhideWhenUsed/>
-    <w:rsid w:val="00DC466D"/>
+    <w:rsid w:val="006623A1"/>
     <w:pPr>
       <w:spacing w:after="100"/>
     </w:pPr>
@@ -21018,7 +21008,7 @@
     <w:autoRedefine/>
     <w:uiPriority w:val="39"/>
     <w:unhideWhenUsed/>
-    <w:rsid w:val="00DC466D"/>
+    <w:rsid w:val="006623A1"/>
     <w:pPr>
       <w:spacing w:after="100"/>
       <w:ind w:left="240"/>
@@ -21029,7 +21019,7 @@
     <w:basedOn w:val="a2"/>
     <w:uiPriority w:val="99"/>
     <w:unhideWhenUsed/>
-    <w:rsid w:val="00DC466D"/>
+    <w:rsid w:val="006623A1"/>
     <w:rPr>
       <w:color w:val="0000FF" w:themeColor="hyperlink"/>
       <w:u w:val="single"/>

--- a/docs/gost/out/05_ПА_Описание_программного_обеспечения.docx
+++ b/docs/gost/out/05_ПА_Описание_программного_обеспечения.docx
@@ -306,7 +306,7 @@
       <w:r>
         <w:fldChar w:fldCharType="separate"/>
       </w:r>
-      <w:hyperlink w:anchor="_Toc242175308" w:history="1">
+      <w:hyperlink w:anchor="_Toc242192606" w:history="1">
         <w:r>
           <w:rPr>
             <w:rStyle w:val="aff8"/>
@@ -333,7 +333,7 @@
             <w:noProof/>
             <w:webHidden/>
           </w:rPr>
-          <w:instrText xml:space="preserve"> PAGEREF _Toc242175308 \h </w:instrText>
+          <w:instrText xml:space="preserve"> PAGEREF _Toc242192606 \h </w:instrText>
         </w:r>
         <w:r>
           <w:rPr>
@@ -379,7 +379,7 @@
           <w14:ligatures w14:val="standardContextual"/>
         </w:rPr>
       </w:pPr>
-      <w:hyperlink w:anchor="_Toc242175309" w:history="1">
+      <w:hyperlink w:anchor="_Toc242192607" w:history="1">
         <w:r>
           <w:rPr>
             <w:rStyle w:val="aff8"/>
@@ -406,7 +406,7 @@
             <w:noProof/>
             <w:webHidden/>
           </w:rPr>
-          <w:instrText xml:space="preserve"> PAGEREF _Toc242175309 \h </w:instrText>
+          <w:instrText xml:space="preserve"> PAGEREF _Toc242192607 \h </w:instrText>
         </w:r>
         <w:r>
           <w:rPr>
@@ -452,7 +452,7 @@
           <w14:ligatures w14:val="standardContextual"/>
         </w:rPr>
       </w:pPr>
-      <w:hyperlink w:anchor="_Toc242175310" w:history="1">
+      <w:hyperlink w:anchor="_Toc242192608" w:history="1">
         <w:r>
           <w:rPr>
             <w:rStyle w:val="aff8"/>
@@ -479,7 +479,7 @@
             <w:noProof/>
             <w:webHidden/>
           </w:rPr>
-          <w:instrText xml:space="preserve"> PAGEREF _Toc242175310 \h </w:instrText>
+          <w:instrText xml:space="preserve"> PAGEREF _Toc242192608 \h </w:instrText>
         </w:r>
         <w:r>
           <w:rPr>
@@ -525,7 +525,7 @@
           <w14:ligatures w14:val="standardContextual"/>
         </w:rPr>
       </w:pPr>
-      <w:hyperlink w:anchor="_Toc242175311" w:history="1">
+      <w:hyperlink w:anchor="_Toc242192609" w:history="1">
         <w:r>
           <w:rPr>
             <w:rStyle w:val="aff8"/>
@@ -552,7 +552,7 @@
             <w:noProof/>
             <w:webHidden/>
           </w:rPr>
-          <w:instrText xml:space="preserve"> PAGEREF _Toc242175311 \h </w:instrText>
+          <w:instrText xml:space="preserve"> PAGEREF _Toc242192609 \h </w:instrText>
         </w:r>
         <w:r>
           <w:rPr>
@@ -598,7 +598,7 @@
           <w14:ligatures w14:val="standardContextual"/>
         </w:rPr>
       </w:pPr>
-      <w:hyperlink w:anchor="_Toc242175312" w:history="1">
+      <w:hyperlink w:anchor="_Toc242192610" w:history="1">
         <w:r>
           <w:rPr>
             <w:rStyle w:val="aff8"/>
@@ -625,7 +625,7 @@
             <w:noProof/>
             <w:webHidden/>
           </w:rPr>
-          <w:instrText xml:space="preserve"> PAGEREF _Toc242175312 \h </w:instrText>
+          <w:instrText xml:space="preserve"> PAGEREF _Toc242192610 \h </w:instrText>
         </w:r>
         <w:r>
           <w:rPr>
@@ -671,7 +671,7 @@
           <w14:ligatures w14:val="standardContextual"/>
         </w:rPr>
       </w:pPr>
-      <w:hyperlink w:anchor="_Toc242175313" w:history="1">
+      <w:hyperlink w:anchor="_Toc242192611" w:history="1">
         <w:r>
           <w:rPr>
             <w:rStyle w:val="aff8"/>
@@ -698,7 +698,7 @@
             <w:noProof/>
             <w:webHidden/>
           </w:rPr>
-          <w:instrText xml:space="preserve"> PAGEREF _Toc242175313 \h </w:instrText>
+          <w:instrText xml:space="preserve"> PAGEREF _Toc242192611 \h </w:instrText>
         </w:r>
         <w:r>
           <w:rPr>
@@ -744,7 +744,7 @@
           <w14:ligatures w14:val="standardContextual"/>
         </w:rPr>
       </w:pPr>
-      <w:hyperlink w:anchor="_Toc242175314" w:history="1">
+      <w:hyperlink w:anchor="_Toc242192612" w:history="1">
         <w:r>
           <w:rPr>
             <w:rStyle w:val="aff8"/>
@@ -771,7 +771,7 @@
             <w:noProof/>
             <w:webHidden/>
           </w:rPr>
-          <w:instrText xml:space="preserve"> PAGEREF _Toc242175314 \h </w:instrText>
+          <w:instrText xml:space="preserve"> PAGEREF _Toc242192612 \h </w:instrText>
         </w:r>
         <w:r>
           <w:rPr>
@@ -817,7 +817,7 @@
           <w14:ligatures w14:val="standardContextual"/>
         </w:rPr>
       </w:pPr>
-      <w:hyperlink w:anchor="_Toc242175315" w:history="1">
+      <w:hyperlink w:anchor="_Toc242192613" w:history="1">
         <w:r>
           <w:rPr>
             <w:rStyle w:val="aff8"/>
@@ -844,7 +844,7 @@
             <w:noProof/>
             <w:webHidden/>
           </w:rPr>
-          <w:instrText xml:space="preserve"> PAGEREF _Toc242175315 \h </w:instrText>
+          <w:instrText xml:space="preserve"> PAGEREF _Toc242192613 \h </w:instrText>
         </w:r>
         <w:r>
           <w:rPr>
@@ -890,7 +890,7 @@
           <w14:ligatures w14:val="standardContextual"/>
         </w:rPr>
       </w:pPr>
-      <w:hyperlink w:anchor="_Toc242175316" w:history="1">
+      <w:hyperlink w:anchor="_Toc242192614" w:history="1">
         <w:r>
           <w:rPr>
             <w:rStyle w:val="aff8"/>
@@ -917,7 +917,7 @@
             <w:noProof/>
             <w:webHidden/>
           </w:rPr>
-          <w:instrText xml:space="preserve"> PAGEREF _Toc242175316 \h </w:instrText>
+          <w:instrText xml:space="preserve"> PAGEREF _Toc242192614 \h </w:instrText>
         </w:r>
         <w:r>
           <w:rPr>
@@ -963,7 +963,7 @@
           <w14:ligatures w14:val="standardContextual"/>
         </w:rPr>
       </w:pPr>
-      <w:hyperlink w:anchor="_Toc242175317" w:history="1">
+      <w:hyperlink w:anchor="_Toc242192615" w:history="1">
         <w:r>
           <w:rPr>
             <w:rStyle w:val="aff8"/>
@@ -990,7 +990,7 @@
             <w:noProof/>
             <w:webHidden/>
           </w:rPr>
-          <w:instrText xml:space="preserve"> PAGEREF _Toc242175317 \h </w:instrText>
+          <w:instrText xml:space="preserve"> PAGEREF _Toc242192615 \h </w:instrText>
         </w:r>
         <w:r>
           <w:rPr>
@@ -1036,7 +1036,7 @@
           <w14:ligatures w14:val="standardContextual"/>
         </w:rPr>
       </w:pPr>
-      <w:hyperlink w:anchor="_Toc242175318" w:history="1">
+      <w:hyperlink w:anchor="_Toc242192616" w:history="1">
         <w:r>
           <w:rPr>
             <w:rStyle w:val="aff8"/>
@@ -1063,7 +1063,7 @@
             <w:noProof/>
             <w:webHidden/>
           </w:rPr>
-          <w:instrText xml:space="preserve"> PAGEREF _Toc242175318 \h </w:instrText>
+          <w:instrText xml:space="preserve"> PAGEREF _Toc242192616 \h </w:instrText>
         </w:r>
         <w:r>
           <w:rPr>
@@ -1109,7 +1109,7 @@
           <w14:ligatures w14:val="standardContextual"/>
         </w:rPr>
       </w:pPr>
-      <w:hyperlink w:anchor="_Toc242175319" w:history="1">
+      <w:hyperlink w:anchor="_Toc242192617" w:history="1">
         <w:r>
           <w:rPr>
             <w:rStyle w:val="aff8"/>
@@ -1136,7 +1136,7 @@
             <w:noProof/>
             <w:webHidden/>
           </w:rPr>
-          <w:instrText xml:space="preserve"> PAGEREF _Toc242175319 \h </w:instrText>
+          <w:instrText xml:space="preserve"> PAGEREF _Toc242192617 \h </w:instrText>
         </w:r>
         <w:r>
           <w:rPr>
@@ -1182,7 +1182,7 @@
         <w:ind w:firstLine="0"/>
         <w:jc w:val="center"/>
       </w:pPr>
-      <w:bookmarkStart w:id="0" w:name="_Toc242175308"/>
+      <w:bookmarkStart w:id="0" w:name="_Toc242192606"/>
       <w:r>
         <w:lastRenderedPageBreak/>
         <w:t>ПЕРЕЧЕНЬ ТЕРМИНОВ И СОКРАЩЕНИЙ</w:t>
@@ -2444,7 +2444,7 @@
         <w:pStyle w:val="1"/>
         <w:pageBreakBefore/>
       </w:pPr>
-      <w:bookmarkStart w:id="1" w:name="_Toc242175309"/>
+      <w:bookmarkStart w:id="1" w:name="_Toc242192607"/>
       <w:r>
         <w:lastRenderedPageBreak/>
         <w:t>1 Структура программного обеспечения</w:t>
@@ -2556,7 +2556,7 @@
         <w:pStyle w:val="1"/>
         <w:pageBreakBefore/>
       </w:pPr>
-      <w:bookmarkStart w:id="2" w:name="_Toc242175310"/>
+      <w:bookmarkStart w:id="2" w:name="_Toc242192608"/>
       <w:r>
         <w:lastRenderedPageBreak/>
         <w:t>2 Функции частей программного обеспечения</w:t>
@@ -2567,7 +2567,7 @@
       <w:pPr>
         <w:pStyle w:val="21"/>
       </w:pPr>
-      <w:bookmarkStart w:id="3" w:name="_Toc242175311"/>
+      <w:bookmarkStart w:id="3" w:name="_Toc242192609"/>
       <w:r>
         <w:t>2.1 Серверная часть</w:t>
       </w:r>
@@ -3613,7 +3613,7 @@
       <w:pPr>
         <w:pStyle w:val="21"/>
       </w:pPr>
-      <w:bookmarkStart w:id="4" w:name="_Toc242175312"/>
+      <w:bookmarkStart w:id="4" w:name="_Toc242192610"/>
       <w:r>
         <w:t>2.2 Клиентская часть</w:t>
       </w:r>
@@ -4045,7 +4045,7 @@
       <w:pPr>
         <w:pStyle w:val="21"/>
       </w:pPr>
-      <w:bookmarkStart w:id="5" w:name="_Toc242175313"/>
+      <w:bookmarkStart w:id="5" w:name="_Toc242192611"/>
       <w:r>
         <w:t>2.3 Обратный прокси и развёртывание</w:t>
       </w:r>
@@ -4111,7 +4111,7 @@
         <w:pStyle w:val="1"/>
         <w:pageBreakBefore/>
       </w:pPr>
-      <w:bookmarkStart w:id="6" w:name="_Toc242175314"/>
+      <w:bookmarkStart w:id="6" w:name="_Toc242192612"/>
       <w:r>
         <w:lastRenderedPageBreak/>
         <w:t>3 Методы и средства разработки программного обеспечения</w:t>
@@ -4501,7 +4501,7 @@
         <w:pStyle w:val="1"/>
         <w:pageBreakBefore/>
       </w:pPr>
-      <w:bookmarkStart w:id="7" w:name="_Toc242175315"/>
+      <w:bookmarkStart w:id="7" w:name="_Toc242192613"/>
       <w:r>
         <w:lastRenderedPageBreak/>
         <w:t>4 Операционная система</w:t>
@@ -4533,7 +4533,7 @@
         <w:pStyle w:val="1"/>
         <w:pageBreakBefore/>
       </w:pPr>
-      <w:bookmarkStart w:id="8" w:name="_Toc242175316"/>
+      <w:bookmarkStart w:id="8" w:name="_Toc242192614"/>
       <w:r>
         <w:lastRenderedPageBreak/>
         <w:t>5 Средства, расширяющие возможности операционной системы</w:t>
@@ -4544,7 +4544,7 @@
       <w:pPr>
         <w:pStyle w:val="21"/>
       </w:pPr>
-      <w:bookmarkStart w:id="9" w:name="_Toc242175317"/>
+      <w:bookmarkStart w:id="9" w:name="_Toc242192615"/>
       <w:r>
         <w:t>5.1 Состав общесистемного ПО и библиотек</w:t>
       </w:r>
@@ -7309,7 +7309,7 @@
       <w:pPr>
         <w:pStyle w:val="21"/>
       </w:pPr>
-      <w:bookmarkStart w:id="10" w:name="_Toc242175318"/>
+      <w:bookmarkStart w:id="10" w:name="_Toc242192616"/>
       <w:r>
         <w:t>5.2 Требования к ПО при развитии</w:t>
       </w:r>
@@ -7377,7 +7377,7 @@
         <w:ind w:firstLine="0"/>
         <w:jc w:val="center"/>
       </w:pPr>
-      <w:bookmarkStart w:id="11" w:name="_Toc242175319"/>
+      <w:bookmarkStart w:id="11" w:name="_Toc242192617"/>
       <w:r>
         <w:lastRenderedPageBreak/>
         <w:t>ЛИСТ РЕГИСТРАЦИИ ИЗМЕНЕНИЙ</w:t>
@@ -9439,31 +9439,31 @@
       </w:rPr>
     </w:lvl>
   </w:abstractNum>
-  <w:num w:numId="1" w16cid:durableId="1380476843">
+  <w:num w:numId="1" w16cid:durableId="1924992074">
     <w:abstractNumId w:val="8"/>
   </w:num>
-  <w:num w:numId="2" w16cid:durableId="1856066303">
+  <w:num w:numId="2" w16cid:durableId="1635402268">
     <w:abstractNumId w:val="6"/>
   </w:num>
-  <w:num w:numId="3" w16cid:durableId="399790213">
+  <w:num w:numId="3" w16cid:durableId="86270951">
     <w:abstractNumId w:val="5"/>
   </w:num>
-  <w:num w:numId="4" w16cid:durableId="170294672">
+  <w:num w:numId="4" w16cid:durableId="1675300754">
     <w:abstractNumId w:val="4"/>
   </w:num>
-  <w:num w:numId="5" w16cid:durableId="1698237588">
+  <w:num w:numId="5" w16cid:durableId="230193663">
     <w:abstractNumId w:val="7"/>
   </w:num>
-  <w:num w:numId="6" w16cid:durableId="1213888804">
+  <w:num w:numId="6" w16cid:durableId="1307667947">
     <w:abstractNumId w:val="3"/>
   </w:num>
-  <w:num w:numId="7" w16cid:durableId="493188183">
+  <w:num w:numId="7" w16cid:durableId="2097748629">
     <w:abstractNumId w:val="2"/>
   </w:num>
-  <w:num w:numId="8" w16cid:durableId="1287741562">
+  <w:num w:numId="8" w16cid:durableId="1349793587">
     <w:abstractNumId w:val="1"/>
   </w:num>
-  <w:num w:numId="9" w16cid:durableId="57753996">
+  <w:num w:numId="9" w16cid:durableId="956835755">
     <w:abstractNumId w:val="0"/>
   </w:num>
 </w:numbering>
@@ -20996,7 +20996,7 @@
     <w:autoRedefine/>
     <w:uiPriority w:val="39"/>
     <w:unhideWhenUsed/>
-    <w:rsid w:val="006623A1"/>
+    <w:rsid w:val="00D86C69"/>
     <w:pPr>
       <w:spacing w:after="100"/>
     </w:pPr>
@@ -21008,7 +21008,7 @@
     <w:autoRedefine/>
     <w:uiPriority w:val="39"/>
     <w:unhideWhenUsed/>
-    <w:rsid w:val="006623A1"/>
+    <w:rsid w:val="00D86C69"/>
     <w:pPr>
       <w:spacing w:after="100"/>
       <w:ind w:left="240"/>
@@ -21019,7 +21019,7 @@
     <w:basedOn w:val="a2"/>
     <w:uiPriority w:val="99"/>
     <w:unhideWhenUsed/>
-    <w:rsid w:val="006623A1"/>
+    <w:rsid w:val="00D86C69"/>
     <w:rPr>
       <w:color w:val="0000FF" w:themeColor="hyperlink"/>
       <w:u w:val="single"/>

--- a/docs/gost/out/05_ПА_Описание_программного_обеспечения.docx
+++ b/docs/gost/out/05_ПА_Описание_программного_обеспечения.docx
@@ -306,7 +306,7 @@
       <w:r>
         <w:fldChar w:fldCharType="separate"/>
       </w:r>
-      <w:hyperlink w:anchor="_Toc242192606" w:history="1">
+      <w:hyperlink w:anchor="_Toc242194288" w:history="1">
         <w:r>
           <w:rPr>
             <w:rStyle w:val="aff8"/>
@@ -333,7 +333,7 @@
             <w:noProof/>
             <w:webHidden/>
           </w:rPr>
-          <w:instrText xml:space="preserve"> PAGEREF _Toc242192606 \h </w:instrText>
+          <w:instrText xml:space="preserve"> PAGEREF _Toc242194288 \h </w:instrText>
         </w:r>
         <w:r>
           <w:rPr>
@@ -379,7 +379,7 @@
           <w14:ligatures w14:val="standardContextual"/>
         </w:rPr>
       </w:pPr>
-      <w:hyperlink w:anchor="_Toc242192607" w:history="1">
+      <w:hyperlink w:anchor="_Toc242194289" w:history="1">
         <w:r>
           <w:rPr>
             <w:rStyle w:val="aff8"/>
@@ -406,7 +406,7 @@
             <w:noProof/>
             <w:webHidden/>
           </w:rPr>
-          <w:instrText xml:space="preserve"> PAGEREF _Toc242192607 \h </w:instrText>
+          <w:instrText xml:space="preserve"> PAGEREF _Toc242194289 \h </w:instrText>
         </w:r>
         <w:r>
           <w:rPr>
@@ -452,7 +452,7 @@
           <w14:ligatures w14:val="standardContextual"/>
         </w:rPr>
       </w:pPr>
-      <w:hyperlink w:anchor="_Toc242192608" w:history="1">
+      <w:hyperlink w:anchor="_Toc242194290" w:history="1">
         <w:r>
           <w:rPr>
             <w:rStyle w:val="aff8"/>
@@ -479,7 +479,7 @@
             <w:noProof/>
             <w:webHidden/>
           </w:rPr>
-          <w:instrText xml:space="preserve"> PAGEREF _Toc242192608 \h </w:instrText>
+          <w:instrText xml:space="preserve"> PAGEREF _Toc242194290 \h </w:instrText>
         </w:r>
         <w:r>
           <w:rPr>
@@ -525,7 +525,7 @@
           <w14:ligatures w14:val="standardContextual"/>
         </w:rPr>
       </w:pPr>
-      <w:hyperlink w:anchor="_Toc242192609" w:history="1">
+      <w:hyperlink w:anchor="_Toc242194291" w:history="1">
         <w:r>
           <w:rPr>
             <w:rStyle w:val="aff8"/>
@@ -552,7 +552,7 @@
             <w:noProof/>
             <w:webHidden/>
           </w:rPr>
-          <w:instrText xml:space="preserve"> PAGEREF _Toc242192609 \h </w:instrText>
+          <w:instrText xml:space="preserve"> PAGEREF _Toc242194291 \h </w:instrText>
         </w:r>
         <w:r>
           <w:rPr>
@@ -598,7 +598,7 @@
           <w14:ligatures w14:val="standardContextual"/>
         </w:rPr>
       </w:pPr>
-      <w:hyperlink w:anchor="_Toc242192610" w:history="1">
+      <w:hyperlink w:anchor="_Toc242194292" w:history="1">
         <w:r>
           <w:rPr>
             <w:rStyle w:val="aff8"/>
@@ -625,7 +625,7 @@
             <w:noProof/>
             <w:webHidden/>
           </w:rPr>
-          <w:instrText xml:space="preserve"> PAGEREF _Toc242192610 \h </w:instrText>
+          <w:instrText xml:space="preserve"> PAGEREF _Toc242194292 \h </w:instrText>
         </w:r>
         <w:r>
           <w:rPr>
@@ -671,7 +671,7 @@
           <w14:ligatures w14:val="standardContextual"/>
         </w:rPr>
       </w:pPr>
-      <w:hyperlink w:anchor="_Toc242192611" w:history="1">
+      <w:hyperlink w:anchor="_Toc242194293" w:history="1">
         <w:r>
           <w:rPr>
             <w:rStyle w:val="aff8"/>
@@ -698,7 +698,7 @@
             <w:noProof/>
             <w:webHidden/>
           </w:rPr>
-          <w:instrText xml:space="preserve"> PAGEREF _Toc242192611 \h </w:instrText>
+          <w:instrText xml:space="preserve"> PAGEREF _Toc242194293 \h </w:instrText>
         </w:r>
         <w:r>
           <w:rPr>
@@ -744,7 +744,7 @@
           <w14:ligatures w14:val="standardContextual"/>
         </w:rPr>
       </w:pPr>
-      <w:hyperlink w:anchor="_Toc242192612" w:history="1">
+      <w:hyperlink w:anchor="_Toc242194294" w:history="1">
         <w:r>
           <w:rPr>
             <w:rStyle w:val="aff8"/>
@@ -771,7 +771,7 @@
             <w:noProof/>
             <w:webHidden/>
           </w:rPr>
-          <w:instrText xml:space="preserve"> PAGEREF _Toc242192612 \h </w:instrText>
+          <w:instrText xml:space="preserve"> PAGEREF _Toc242194294 \h </w:instrText>
         </w:r>
         <w:r>
           <w:rPr>
@@ -817,7 +817,7 @@
           <w14:ligatures w14:val="standardContextual"/>
         </w:rPr>
       </w:pPr>
-      <w:hyperlink w:anchor="_Toc242192613" w:history="1">
+      <w:hyperlink w:anchor="_Toc242194295" w:history="1">
         <w:r>
           <w:rPr>
             <w:rStyle w:val="aff8"/>
@@ -844,7 +844,7 @@
             <w:noProof/>
             <w:webHidden/>
           </w:rPr>
-          <w:instrText xml:space="preserve"> PAGEREF _Toc242192613 \h </w:instrText>
+          <w:instrText xml:space="preserve"> PAGEREF _Toc242194295 \h </w:instrText>
         </w:r>
         <w:r>
           <w:rPr>
@@ -890,7 +890,7 @@
           <w14:ligatures w14:val="standardContextual"/>
         </w:rPr>
       </w:pPr>
-      <w:hyperlink w:anchor="_Toc242192614" w:history="1">
+      <w:hyperlink w:anchor="_Toc242194296" w:history="1">
         <w:r>
           <w:rPr>
             <w:rStyle w:val="aff8"/>
@@ -917,7 +917,7 @@
             <w:noProof/>
             <w:webHidden/>
           </w:rPr>
-          <w:instrText xml:space="preserve"> PAGEREF _Toc242192614 \h </w:instrText>
+          <w:instrText xml:space="preserve"> PAGEREF _Toc242194296 \h </w:instrText>
         </w:r>
         <w:r>
           <w:rPr>
@@ -963,7 +963,7 @@
           <w14:ligatures w14:val="standardContextual"/>
         </w:rPr>
       </w:pPr>
-      <w:hyperlink w:anchor="_Toc242192615" w:history="1">
+      <w:hyperlink w:anchor="_Toc242194297" w:history="1">
         <w:r>
           <w:rPr>
             <w:rStyle w:val="aff8"/>
@@ -990,7 +990,7 @@
             <w:noProof/>
             <w:webHidden/>
           </w:rPr>
-          <w:instrText xml:space="preserve"> PAGEREF _Toc242192615 \h </w:instrText>
+          <w:instrText xml:space="preserve"> PAGEREF _Toc242194297 \h </w:instrText>
         </w:r>
         <w:r>
           <w:rPr>
@@ -1036,7 +1036,7 @@
           <w14:ligatures w14:val="standardContextual"/>
         </w:rPr>
       </w:pPr>
-      <w:hyperlink w:anchor="_Toc242192616" w:history="1">
+      <w:hyperlink w:anchor="_Toc242194298" w:history="1">
         <w:r>
           <w:rPr>
             <w:rStyle w:val="aff8"/>
@@ -1063,7 +1063,7 @@
             <w:noProof/>
             <w:webHidden/>
           </w:rPr>
-          <w:instrText xml:space="preserve"> PAGEREF _Toc242192616 \h </w:instrText>
+          <w:instrText xml:space="preserve"> PAGEREF _Toc242194298 \h </w:instrText>
         </w:r>
         <w:r>
           <w:rPr>
@@ -1109,7 +1109,7 @@
           <w14:ligatures w14:val="standardContextual"/>
         </w:rPr>
       </w:pPr>
-      <w:hyperlink w:anchor="_Toc242192617" w:history="1">
+      <w:hyperlink w:anchor="_Toc242194299" w:history="1">
         <w:r>
           <w:rPr>
             <w:rStyle w:val="aff8"/>
@@ -1136,7 +1136,7 @@
             <w:noProof/>
             <w:webHidden/>
           </w:rPr>
-          <w:instrText xml:space="preserve"> PAGEREF _Toc242192617 \h </w:instrText>
+          <w:instrText xml:space="preserve"> PAGEREF _Toc242194299 \h </w:instrText>
         </w:r>
         <w:r>
           <w:rPr>
@@ -1182,7 +1182,7 @@
         <w:ind w:firstLine="0"/>
         <w:jc w:val="center"/>
       </w:pPr>
-      <w:bookmarkStart w:id="0" w:name="_Toc242192606"/>
+      <w:bookmarkStart w:id="0" w:name="_Toc242194288"/>
       <w:r>
         <w:lastRenderedPageBreak/>
         <w:t>ПЕРЕЧЕНЬ ТЕРМИНОВ И СОКРАЩЕНИЙ</w:t>
@@ -2444,7 +2444,7 @@
         <w:pStyle w:val="1"/>
         <w:pageBreakBefore/>
       </w:pPr>
-      <w:bookmarkStart w:id="1" w:name="_Toc242192607"/>
+      <w:bookmarkStart w:id="1" w:name="_Toc242194289"/>
       <w:r>
         <w:lastRenderedPageBreak/>
         <w:t>1 Структура программного обеспечения</w:t>
@@ -2556,7 +2556,7 @@
         <w:pStyle w:val="1"/>
         <w:pageBreakBefore/>
       </w:pPr>
-      <w:bookmarkStart w:id="2" w:name="_Toc242192608"/>
+      <w:bookmarkStart w:id="2" w:name="_Toc242194290"/>
       <w:r>
         <w:lastRenderedPageBreak/>
         <w:t>2 Функции частей программного обеспечения</w:t>
@@ -2567,7 +2567,7 @@
       <w:pPr>
         <w:pStyle w:val="21"/>
       </w:pPr>
-      <w:bookmarkStart w:id="3" w:name="_Toc242192609"/>
+      <w:bookmarkStart w:id="3" w:name="_Toc242194291"/>
       <w:r>
         <w:t>2.1 Серверная часть</w:t>
       </w:r>
@@ -3613,7 +3613,7 @@
       <w:pPr>
         <w:pStyle w:val="21"/>
       </w:pPr>
-      <w:bookmarkStart w:id="4" w:name="_Toc242192610"/>
+      <w:bookmarkStart w:id="4" w:name="_Toc242194292"/>
       <w:r>
         <w:t>2.2 Клиентская часть</w:t>
       </w:r>
@@ -4045,7 +4045,7 @@
       <w:pPr>
         <w:pStyle w:val="21"/>
       </w:pPr>
-      <w:bookmarkStart w:id="5" w:name="_Toc242192611"/>
+      <w:bookmarkStart w:id="5" w:name="_Toc242194293"/>
       <w:r>
         <w:t>2.3 Обратный прокси и развёртывание</w:t>
       </w:r>
@@ -4111,7 +4111,7 @@
         <w:pStyle w:val="1"/>
         <w:pageBreakBefore/>
       </w:pPr>
-      <w:bookmarkStart w:id="6" w:name="_Toc242192612"/>
+      <w:bookmarkStart w:id="6" w:name="_Toc242194294"/>
       <w:r>
         <w:lastRenderedPageBreak/>
         <w:t>3 Методы и средства разработки программного обеспечения</w:t>
@@ -4501,7 +4501,7 @@
         <w:pStyle w:val="1"/>
         <w:pageBreakBefore/>
       </w:pPr>
-      <w:bookmarkStart w:id="7" w:name="_Toc242192613"/>
+      <w:bookmarkStart w:id="7" w:name="_Toc242194295"/>
       <w:r>
         <w:lastRenderedPageBreak/>
         <w:t>4 Операционная система</w:t>
@@ -4533,7 +4533,7 @@
         <w:pStyle w:val="1"/>
         <w:pageBreakBefore/>
       </w:pPr>
-      <w:bookmarkStart w:id="8" w:name="_Toc242192614"/>
+      <w:bookmarkStart w:id="8" w:name="_Toc242194296"/>
       <w:r>
         <w:lastRenderedPageBreak/>
         <w:t>5 Средства, расширяющие возможности операционной системы</w:t>
@@ -4544,7 +4544,7 @@
       <w:pPr>
         <w:pStyle w:val="21"/>
       </w:pPr>
-      <w:bookmarkStart w:id="9" w:name="_Toc242192615"/>
+      <w:bookmarkStart w:id="9" w:name="_Toc242194297"/>
       <w:r>
         <w:t>5.1 Состав общесистемного ПО и библиотек</w:t>
       </w:r>
@@ -7309,7 +7309,7 @@
       <w:pPr>
         <w:pStyle w:val="21"/>
       </w:pPr>
-      <w:bookmarkStart w:id="10" w:name="_Toc242192616"/>
+      <w:bookmarkStart w:id="10" w:name="_Toc242194298"/>
       <w:r>
         <w:t>5.2 Требования к ПО при развитии</w:t>
       </w:r>
@@ -7377,7 +7377,7 @@
         <w:ind w:firstLine="0"/>
         <w:jc w:val="center"/>
       </w:pPr>
-      <w:bookmarkStart w:id="11" w:name="_Toc242192617"/>
+      <w:bookmarkStart w:id="11" w:name="_Toc242194299"/>
       <w:r>
         <w:lastRenderedPageBreak/>
         <w:t>ЛИСТ РЕГИСТРАЦИИ ИЗМЕНЕНИЙ</w:t>
@@ -9439,31 +9439,31 @@
       </w:rPr>
     </w:lvl>
   </w:abstractNum>
-  <w:num w:numId="1" w16cid:durableId="1924992074">
+  <w:num w:numId="1" w16cid:durableId="1888565786">
     <w:abstractNumId w:val="8"/>
   </w:num>
-  <w:num w:numId="2" w16cid:durableId="1635402268">
+  <w:num w:numId="2" w16cid:durableId="1762332851">
     <w:abstractNumId w:val="6"/>
   </w:num>
-  <w:num w:numId="3" w16cid:durableId="86270951">
+  <w:num w:numId="3" w16cid:durableId="1257667149">
     <w:abstractNumId w:val="5"/>
   </w:num>
-  <w:num w:numId="4" w16cid:durableId="1675300754">
+  <w:num w:numId="4" w16cid:durableId="990250731">
     <w:abstractNumId w:val="4"/>
   </w:num>
-  <w:num w:numId="5" w16cid:durableId="230193663">
+  <w:num w:numId="5" w16cid:durableId="1192066636">
     <w:abstractNumId w:val="7"/>
   </w:num>
-  <w:num w:numId="6" w16cid:durableId="1307667947">
+  <w:num w:numId="6" w16cid:durableId="650063616">
     <w:abstractNumId w:val="3"/>
   </w:num>
-  <w:num w:numId="7" w16cid:durableId="2097748629">
+  <w:num w:numId="7" w16cid:durableId="627130017">
     <w:abstractNumId w:val="2"/>
   </w:num>
-  <w:num w:numId="8" w16cid:durableId="1349793587">
+  <w:num w:numId="8" w16cid:durableId="1802533891">
     <w:abstractNumId w:val="1"/>
   </w:num>
-  <w:num w:numId="9" w16cid:durableId="956835755">
+  <w:num w:numId="9" w16cid:durableId="939144561">
     <w:abstractNumId w:val="0"/>
   </w:num>
 </w:numbering>
@@ -20996,7 +20996,7 @@
     <w:autoRedefine/>
     <w:uiPriority w:val="39"/>
     <w:unhideWhenUsed/>
-    <w:rsid w:val="00D86C69"/>
+    <w:rsid w:val="00BC4AF0"/>
     <w:pPr>
       <w:spacing w:after="100"/>
     </w:pPr>
@@ -21008,7 +21008,7 @@
     <w:autoRedefine/>
     <w:uiPriority w:val="39"/>
     <w:unhideWhenUsed/>
-    <w:rsid w:val="00D86C69"/>
+    <w:rsid w:val="00BC4AF0"/>
     <w:pPr>
       <w:spacing w:after="100"/>
       <w:ind w:left="240"/>
@@ -21019,7 +21019,7 @@
     <w:basedOn w:val="a2"/>
     <w:uiPriority w:val="99"/>
     <w:unhideWhenUsed/>
-    <w:rsid w:val="00D86C69"/>
+    <w:rsid w:val="00BC4AF0"/>
     <w:rPr>
       <w:color w:val="0000FF" w:themeColor="hyperlink"/>
       <w:u w:val="single"/>

--- a/docs/gost/out/05_ПА_Описание_программного_обеспечения.docx
+++ b/docs/gost/out/05_ПА_Описание_программного_обеспечения.docx
@@ -306,7 +306,7 @@
       <w:r>
         <w:fldChar w:fldCharType="separate"/>
       </w:r>
-      <w:hyperlink w:anchor="_Toc242194288" w:history="1">
+      <w:hyperlink w:anchor="_Toc242436568" w:history="1">
         <w:r>
           <w:rPr>
             <w:rStyle w:val="aff8"/>
@@ -333,7 +333,7 @@
             <w:noProof/>
             <w:webHidden/>
           </w:rPr>
-          <w:instrText xml:space="preserve"> PAGEREF _Toc242194288 \h </w:instrText>
+          <w:instrText xml:space="preserve"> PAGEREF _Toc242436568 \h </w:instrText>
         </w:r>
         <w:r>
           <w:rPr>
@@ -379,7 +379,7 @@
           <w14:ligatures w14:val="standardContextual"/>
         </w:rPr>
       </w:pPr>
-      <w:hyperlink w:anchor="_Toc242194289" w:history="1">
+      <w:hyperlink w:anchor="_Toc242436569" w:history="1">
         <w:r>
           <w:rPr>
             <w:rStyle w:val="aff8"/>
@@ -406,7 +406,7 @@
             <w:noProof/>
             <w:webHidden/>
           </w:rPr>
-          <w:instrText xml:space="preserve"> PAGEREF _Toc242194289 \h </w:instrText>
+          <w:instrText xml:space="preserve"> PAGEREF _Toc242436569 \h </w:instrText>
         </w:r>
         <w:r>
           <w:rPr>
@@ -452,7 +452,7 @@
           <w14:ligatures w14:val="standardContextual"/>
         </w:rPr>
       </w:pPr>
-      <w:hyperlink w:anchor="_Toc242194290" w:history="1">
+      <w:hyperlink w:anchor="_Toc242436570" w:history="1">
         <w:r>
           <w:rPr>
             <w:rStyle w:val="aff8"/>
@@ -479,7 +479,7 @@
             <w:noProof/>
             <w:webHidden/>
           </w:rPr>
-          <w:instrText xml:space="preserve"> PAGEREF _Toc242194290 \h </w:instrText>
+          <w:instrText xml:space="preserve"> PAGEREF _Toc242436570 \h </w:instrText>
         </w:r>
         <w:r>
           <w:rPr>
@@ -525,7 +525,7 @@
           <w14:ligatures w14:val="standardContextual"/>
         </w:rPr>
       </w:pPr>
-      <w:hyperlink w:anchor="_Toc242194291" w:history="1">
+      <w:hyperlink w:anchor="_Toc242436571" w:history="1">
         <w:r>
           <w:rPr>
             <w:rStyle w:val="aff8"/>
@@ -552,7 +552,7 @@
             <w:noProof/>
             <w:webHidden/>
           </w:rPr>
-          <w:instrText xml:space="preserve"> PAGEREF _Toc242194291 \h </w:instrText>
+          <w:instrText xml:space="preserve"> PAGEREF _Toc242436571 \h </w:instrText>
         </w:r>
         <w:r>
           <w:rPr>
@@ -598,7 +598,7 @@
           <w14:ligatures w14:val="standardContextual"/>
         </w:rPr>
       </w:pPr>
-      <w:hyperlink w:anchor="_Toc242194292" w:history="1">
+      <w:hyperlink w:anchor="_Toc242436572" w:history="1">
         <w:r>
           <w:rPr>
             <w:rStyle w:val="aff8"/>
@@ -625,7 +625,7 @@
             <w:noProof/>
             <w:webHidden/>
           </w:rPr>
-          <w:instrText xml:space="preserve"> PAGEREF _Toc242194292 \h </w:instrText>
+          <w:instrText xml:space="preserve"> PAGEREF _Toc242436572 \h </w:instrText>
         </w:r>
         <w:r>
           <w:rPr>
@@ -671,7 +671,7 @@
           <w14:ligatures w14:val="standardContextual"/>
         </w:rPr>
       </w:pPr>
-      <w:hyperlink w:anchor="_Toc242194293" w:history="1">
+      <w:hyperlink w:anchor="_Toc242436573" w:history="1">
         <w:r>
           <w:rPr>
             <w:rStyle w:val="aff8"/>
@@ -698,7 +698,7 @@
             <w:noProof/>
             <w:webHidden/>
           </w:rPr>
-          <w:instrText xml:space="preserve"> PAGEREF _Toc242194293 \h </w:instrText>
+          <w:instrText xml:space="preserve"> PAGEREF _Toc242436573 \h </w:instrText>
         </w:r>
         <w:r>
           <w:rPr>
@@ -744,7 +744,7 @@
           <w14:ligatures w14:val="standardContextual"/>
         </w:rPr>
       </w:pPr>
-      <w:hyperlink w:anchor="_Toc242194294" w:history="1">
+      <w:hyperlink w:anchor="_Toc242436574" w:history="1">
         <w:r>
           <w:rPr>
             <w:rStyle w:val="aff8"/>
@@ -771,7 +771,7 @@
             <w:noProof/>
             <w:webHidden/>
           </w:rPr>
-          <w:instrText xml:space="preserve"> PAGEREF _Toc242194294 \h </w:instrText>
+          <w:instrText xml:space="preserve"> PAGEREF _Toc242436574 \h </w:instrText>
         </w:r>
         <w:r>
           <w:rPr>
@@ -817,7 +817,7 @@
           <w14:ligatures w14:val="standardContextual"/>
         </w:rPr>
       </w:pPr>
-      <w:hyperlink w:anchor="_Toc242194295" w:history="1">
+      <w:hyperlink w:anchor="_Toc242436575" w:history="1">
         <w:r>
           <w:rPr>
             <w:rStyle w:val="aff8"/>
@@ -844,7 +844,7 @@
             <w:noProof/>
             <w:webHidden/>
           </w:rPr>
-          <w:instrText xml:space="preserve"> PAGEREF _Toc242194295 \h </w:instrText>
+          <w:instrText xml:space="preserve"> PAGEREF _Toc242436575 \h </w:instrText>
         </w:r>
         <w:r>
           <w:rPr>
@@ -890,7 +890,7 @@
           <w14:ligatures w14:val="standardContextual"/>
         </w:rPr>
       </w:pPr>
-      <w:hyperlink w:anchor="_Toc242194296" w:history="1">
+      <w:hyperlink w:anchor="_Toc242436576" w:history="1">
         <w:r>
           <w:rPr>
             <w:rStyle w:val="aff8"/>
@@ -917,7 +917,7 @@
             <w:noProof/>
             <w:webHidden/>
           </w:rPr>
-          <w:instrText xml:space="preserve"> PAGEREF _Toc242194296 \h </w:instrText>
+          <w:instrText xml:space="preserve"> PAGEREF _Toc242436576 \h </w:instrText>
         </w:r>
         <w:r>
           <w:rPr>
@@ -963,7 +963,7 @@
           <w14:ligatures w14:val="standardContextual"/>
         </w:rPr>
       </w:pPr>
-      <w:hyperlink w:anchor="_Toc242194297" w:history="1">
+      <w:hyperlink w:anchor="_Toc242436577" w:history="1">
         <w:r>
           <w:rPr>
             <w:rStyle w:val="aff8"/>
@@ -990,7 +990,7 @@
             <w:noProof/>
             <w:webHidden/>
           </w:rPr>
-          <w:instrText xml:space="preserve"> PAGEREF _Toc242194297 \h </w:instrText>
+          <w:instrText xml:space="preserve"> PAGEREF _Toc242436577 \h </w:instrText>
         </w:r>
         <w:r>
           <w:rPr>
@@ -1036,7 +1036,7 @@
           <w14:ligatures w14:val="standardContextual"/>
         </w:rPr>
       </w:pPr>
-      <w:hyperlink w:anchor="_Toc242194298" w:history="1">
+      <w:hyperlink w:anchor="_Toc242436578" w:history="1">
         <w:r>
           <w:rPr>
             <w:rStyle w:val="aff8"/>
@@ -1063,7 +1063,7 @@
             <w:noProof/>
             <w:webHidden/>
           </w:rPr>
-          <w:instrText xml:space="preserve"> PAGEREF _Toc242194298 \h </w:instrText>
+          <w:instrText xml:space="preserve"> PAGEREF _Toc242436578 \h </w:instrText>
         </w:r>
         <w:r>
           <w:rPr>
@@ -1109,7 +1109,7 @@
           <w14:ligatures w14:val="standardContextual"/>
         </w:rPr>
       </w:pPr>
-      <w:hyperlink w:anchor="_Toc242194299" w:history="1">
+      <w:hyperlink w:anchor="_Toc242436579" w:history="1">
         <w:r>
           <w:rPr>
             <w:rStyle w:val="aff8"/>
@@ -1136,7 +1136,7 @@
             <w:noProof/>
             <w:webHidden/>
           </w:rPr>
-          <w:instrText xml:space="preserve"> PAGEREF _Toc242194299 \h </w:instrText>
+          <w:instrText xml:space="preserve"> PAGEREF _Toc242436579 \h </w:instrText>
         </w:r>
         <w:r>
           <w:rPr>
@@ -1182,7 +1182,7 @@
         <w:ind w:firstLine="0"/>
         <w:jc w:val="center"/>
       </w:pPr>
-      <w:bookmarkStart w:id="0" w:name="_Toc242194288"/>
+      <w:bookmarkStart w:id="0" w:name="_Toc242436568"/>
       <w:r>
         <w:lastRenderedPageBreak/>
         <w:t>ПЕРЕЧЕНЬ ТЕРМИНОВ И СОКРАЩЕНИЙ</w:t>
@@ -2444,7 +2444,7 @@
         <w:pStyle w:val="1"/>
         <w:pageBreakBefore/>
       </w:pPr>
-      <w:bookmarkStart w:id="1" w:name="_Toc242194289"/>
+      <w:bookmarkStart w:id="1" w:name="_Toc242436569"/>
       <w:r>
         <w:lastRenderedPageBreak/>
         <w:t>1 Структура программного обеспечения</w:t>
@@ -2556,7 +2556,7 @@
         <w:pStyle w:val="1"/>
         <w:pageBreakBefore/>
       </w:pPr>
-      <w:bookmarkStart w:id="2" w:name="_Toc242194290"/>
+      <w:bookmarkStart w:id="2" w:name="_Toc242436570"/>
       <w:r>
         <w:lastRenderedPageBreak/>
         <w:t>2 Функции частей программного обеспечения</w:t>
@@ -2567,7 +2567,7 @@
       <w:pPr>
         <w:pStyle w:val="21"/>
       </w:pPr>
-      <w:bookmarkStart w:id="3" w:name="_Toc242194291"/>
+      <w:bookmarkStart w:id="3" w:name="_Toc242436571"/>
       <w:r>
         <w:t>2.1 Серверная часть</w:t>
       </w:r>
@@ -3613,7 +3613,7 @@
       <w:pPr>
         <w:pStyle w:val="21"/>
       </w:pPr>
-      <w:bookmarkStart w:id="4" w:name="_Toc242194292"/>
+      <w:bookmarkStart w:id="4" w:name="_Toc242436572"/>
       <w:r>
         <w:t>2.2 Клиентская часть</w:t>
       </w:r>
@@ -4045,7 +4045,7 @@
       <w:pPr>
         <w:pStyle w:val="21"/>
       </w:pPr>
-      <w:bookmarkStart w:id="5" w:name="_Toc242194293"/>
+      <w:bookmarkStart w:id="5" w:name="_Toc242436573"/>
       <w:r>
         <w:t>2.3 Обратный прокси и развёртывание</w:t>
       </w:r>
@@ -4111,7 +4111,7 @@
         <w:pStyle w:val="1"/>
         <w:pageBreakBefore/>
       </w:pPr>
-      <w:bookmarkStart w:id="6" w:name="_Toc242194294"/>
+      <w:bookmarkStart w:id="6" w:name="_Toc242436574"/>
       <w:r>
         <w:lastRenderedPageBreak/>
         <w:t>3 Методы и средства разработки программного обеспечения</w:t>
@@ -4501,7 +4501,7 @@
         <w:pStyle w:val="1"/>
         <w:pageBreakBefore/>
       </w:pPr>
-      <w:bookmarkStart w:id="7" w:name="_Toc242194295"/>
+      <w:bookmarkStart w:id="7" w:name="_Toc242436575"/>
       <w:r>
         <w:lastRenderedPageBreak/>
         <w:t>4 Операционная система</w:t>
@@ -4533,7 +4533,7 @@
         <w:pStyle w:val="1"/>
         <w:pageBreakBefore/>
       </w:pPr>
-      <w:bookmarkStart w:id="8" w:name="_Toc242194296"/>
+      <w:bookmarkStart w:id="8" w:name="_Toc242436576"/>
       <w:r>
         <w:lastRenderedPageBreak/>
         <w:t>5 Средства, расширяющие возможности операционной системы</w:t>
@@ -4544,7 +4544,7 @@
       <w:pPr>
         <w:pStyle w:val="21"/>
       </w:pPr>
-      <w:bookmarkStart w:id="9" w:name="_Toc242194297"/>
+      <w:bookmarkStart w:id="9" w:name="_Toc242436577"/>
       <w:r>
         <w:t>5.1 Состав общесистемного ПО и библиотек</w:t>
       </w:r>
@@ -7309,7 +7309,7 @@
       <w:pPr>
         <w:pStyle w:val="21"/>
       </w:pPr>
-      <w:bookmarkStart w:id="10" w:name="_Toc242194298"/>
+      <w:bookmarkStart w:id="10" w:name="_Toc242436578"/>
       <w:r>
         <w:t>5.2 Требования к ПО при развитии</w:t>
       </w:r>
@@ -7377,7 +7377,7 @@
         <w:ind w:firstLine="0"/>
         <w:jc w:val="center"/>
       </w:pPr>
-      <w:bookmarkStart w:id="11" w:name="_Toc242194299"/>
+      <w:bookmarkStart w:id="11" w:name="_Toc242436579"/>
       <w:r>
         <w:lastRenderedPageBreak/>
         <w:t>ЛИСТ РЕГИСТРАЦИИ ИЗМЕНЕНИЙ</w:t>
@@ -9439,31 +9439,31 @@
       </w:rPr>
     </w:lvl>
   </w:abstractNum>
-  <w:num w:numId="1" w16cid:durableId="1888565786">
+  <w:num w:numId="1" w16cid:durableId="2085486779">
     <w:abstractNumId w:val="8"/>
   </w:num>
-  <w:num w:numId="2" w16cid:durableId="1762332851">
+  <w:num w:numId="2" w16cid:durableId="623927939">
     <w:abstractNumId w:val="6"/>
   </w:num>
-  <w:num w:numId="3" w16cid:durableId="1257667149">
+  <w:num w:numId="3" w16cid:durableId="1250888328">
     <w:abstractNumId w:val="5"/>
   </w:num>
-  <w:num w:numId="4" w16cid:durableId="990250731">
+  <w:num w:numId="4" w16cid:durableId="1109353045">
     <w:abstractNumId w:val="4"/>
   </w:num>
-  <w:num w:numId="5" w16cid:durableId="1192066636">
+  <w:num w:numId="5" w16cid:durableId="1135608142">
     <w:abstractNumId w:val="7"/>
   </w:num>
-  <w:num w:numId="6" w16cid:durableId="650063616">
+  <w:num w:numId="6" w16cid:durableId="170608134">
     <w:abstractNumId w:val="3"/>
   </w:num>
-  <w:num w:numId="7" w16cid:durableId="627130017">
+  <w:num w:numId="7" w16cid:durableId="1729576254">
     <w:abstractNumId w:val="2"/>
   </w:num>
-  <w:num w:numId="8" w16cid:durableId="1802533891">
+  <w:num w:numId="8" w16cid:durableId="1929654757">
     <w:abstractNumId w:val="1"/>
   </w:num>
-  <w:num w:numId="9" w16cid:durableId="939144561">
+  <w:num w:numId="9" w16cid:durableId="1168715743">
     <w:abstractNumId w:val="0"/>
   </w:num>
 </w:numbering>
@@ -20996,7 +20996,7 @@
     <w:autoRedefine/>
     <w:uiPriority w:val="39"/>
     <w:unhideWhenUsed/>
-    <w:rsid w:val="00BC4AF0"/>
+    <w:rsid w:val="008476EE"/>
     <w:pPr>
       <w:spacing w:after="100"/>
     </w:pPr>
@@ -21008,7 +21008,7 @@
     <w:autoRedefine/>
     <w:uiPriority w:val="39"/>
     <w:unhideWhenUsed/>
-    <w:rsid w:val="00BC4AF0"/>
+    <w:rsid w:val="008476EE"/>
     <w:pPr>
       <w:spacing w:after="100"/>
       <w:ind w:left="240"/>
@@ -21019,7 +21019,7 @@
     <w:basedOn w:val="a2"/>
     <w:uiPriority w:val="99"/>
     <w:unhideWhenUsed/>
-    <w:rsid w:val="00BC4AF0"/>
+    <w:rsid w:val="008476EE"/>
     <w:rPr>
       <w:color w:val="0000FF" w:themeColor="hyperlink"/>
       <w:u w:val="single"/>

--- a/docs/gost/out/05_ПА_Описание_программного_обеспечения.docx
+++ b/docs/gost/out/05_ПА_Описание_программного_обеспечения.docx
@@ -306,7 +306,7 @@
       <w:r>
         <w:fldChar w:fldCharType="separate"/>
       </w:r>
-      <w:hyperlink w:anchor="_Toc242436568" w:history="1">
+      <w:hyperlink w:anchor="_Toc242450921" w:history="1">
         <w:r>
           <w:rPr>
             <w:rStyle w:val="aff8"/>
@@ -333,7 +333,7 @@
             <w:noProof/>
             <w:webHidden/>
           </w:rPr>
-          <w:instrText xml:space="preserve"> PAGEREF _Toc242436568 \h </w:instrText>
+          <w:instrText xml:space="preserve"> PAGEREF _Toc242450921 \h </w:instrText>
         </w:r>
         <w:r>
           <w:rPr>
@@ -379,7 +379,7 @@
           <w14:ligatures w14:val="standardContextual"/>
         </w:rPr>
       </w:pPr>
-      <w:hyperlink w:anchor="_Toc242436569" w:history="1">
+      <w:hyperlink w:anchor="_Toc242450922" w:history="1">
         <w:r>
           <w:rPr>
             <w:rStyle w:val="aff8"/>
@@ -406,7 +406,7 @@
             <w:noProof/>
             <w:webHidden/>
           </w:rPr>
-          <w:instrText xml:space="preserve"> PAGEREF _Toc242436569 \h </w:instrText>
+          <w:instrText xml:space="preserve"> PAGEREF _Toc242450922 \h </w:instrText>
         </w:r>
         <w:r>
           <w:rPr>
@@ -452,7 +452,7 @@
           <w14:ligatures w14:val="standardContextual"/>
         </w:rPr>
       </w:pPr>
-      <w:hyperlink w:anchor="_Toc242436570" w:history="1">
+      <w:hyperlink w:anchor="_Toc242450923" w:history="1">
         <w:r>
           <w:rPr>
             <w:rStyle w:val="aff8"/>
@@ -479,7 +479,7 @@
             <w:noProof/>
             <w:webHidden/>
           </w:rPr>
-          <w:instrText xml:space="preserve"> PAGEREF _Toc242436570 \h </w:instrText>
+          <w:instrText xml:space="preserve"> PAGEREF _Toc242450923 \h </w:instrText>
         </w:r>
         <w:r>
           <w:rPr>
@@ -525,7 +525,7 @@
           <w14:ligatures w14:val="standardContextual"/>
         </w:rPr>
       </w:pPr>
-      <w:hyperlink w:anchor="_Toc242436571" w:history="1">
+      <w:hyperlink w:anchor="_Toc242450924" w:history="1">
         <w:r>
           <w:rPr>
             <w:rStyle w:val="aff8"/>
@@ -552,7 +552,7 @@
             <w:noProof/>
             <w:webHidden/>
           </w:rPr>
-          <w:instrText xml:space="preserve"> PAGEREF _Toc242436571 \h </w:instrText>
+          <w:instrText xml:space="preserve"> PAGEREF _Toc242450924 \h </w:instrText>
         </w:r>
         <w:r>
           <w:rPr>
@@ -598,7 +598,7 @@
           <w14:ligatures w14:val="standardContextual"/>
         </w:rPr>
       </w:pPr>
-      <w:hyperlink w:anchor="_Toc242436572" w:history="1">
+      <w:hyperlink w:anchor="_Toc242450925" w:history="1">
         <w:r>
           <w:rPr>
             <w:rStyle w:val="aff8"/>
@@ -625,7 +625,7 @@
             <w:noProof/>
             <w:webHidden/>
           </w:rPr>
-          <w:instrText xml:space="preserve"> PAGEREF _Toc242436572 \h </w:instrText>
+          <w:instrText xml:space="preserve"> PAGEREF _Toc242450925 \h </w:instrText>
         </w:r>
         <w:r>
           <w:rPr>
@@ -671,7 +671,7 @@
           <w14:ligatures w14:val="standardContextual"/>
         </w:rPr>
       </w:pPr>
-      <w:hyperlink w:anchor="_Toc242436573" w:history="1">
+      <w:hyperlink w:anchor="_Toc242450926" w:history="1">
         <w:r>
           <w:rPr>
             <w:rStyle w:val="aff8"/>
@@ -698,7 +698,7 @@
             <w:noProof/>
             <w:webHidden/>
           </w:rPr>
-          <w:instrText xml:space="preserve"> PAGEREF _Toc242436573 \h </w:instrText>
+          <w:instrText xml:space="preserve"> PAGEREF _Toc242450926 \h </w:instrText>
         </w:r>
         <w:r>
           <w:rPr>
@@ -744,7 +744,7 @@
           <w14:ligatures w14:val="standardContextual"/>
         </w:rPr>
       </w:pPr>
-      <w:hyperlink w:anchor="_Toc242436574" w:history="1">
+      <w:hyperlink w:anchor="_Toc242450927" w:history="1">
         <w:r>
           <w:rPr>
             <w:rStyle w:val="aff8"/>
@@ -771,7 +771,7 @@
             <w:noProof/>
             <w:webHidden/>
           </w:rPr>
-          <w:instrText xml:space="preserve"> PAGEREF _Toc242436574 \h </w:instrText>
+          <w:instrText xml:space="preserve"> PAGEREF _Toc242450927 \h </w:instrText>
         </w:r>
         <w:r>
           <w:rPr>
@@ -817,7 +817,7 @@
           <w14:ligatures w14:val="standardContextual"/>
         </w:rPr>
       </w:pPr>
-      <w:hyperlink w:anchor="_Toc242436575" w:history="1">
+      <w:hyperlink w:anchor="_Toc242450928" w:history="1">
         <w:r>
           <w:rPr>
             <w:rStyle w:val="aff8"/>
@@ -844,7 +844,7 @@
             <w:noProof/>
             <w:webHidden/>
           </w:rPr>
-          <w:instrText xml:space="preserve"> PAGEREF _Toc242436575 \h </w:instrText>
+          <w:instrText xml:space="preserve"> PAGEREF _Toc242450928 \h </w:instrText>
         </w:r>
         <w:r>
           <w:rPr>
@@ -890,7 +890,7 @@
           <w14:ligatures w14:val="standardContextual"/>
         </w:rPr>
       </w:pPr>
-      <w:hyperlink w:anchor="_Toc242436576" w:history="1">
+      <w:hyperlink w:anchor="_Toc242450929" w:history="1">
         <w:r>
           <w:rPr>
             <w:rStyle w:val="aff8"/>
@@ -917,7 +917,7 @@
             <w:noProof/>
             <w:webHidden/>
           </w:rPr>
-          <w:instrText xml:space="preserve"> PAGEREF _Toc242436576 \h </w:instrText>
+          <w:instrText xml:space="preserve"> PAGEREF _Toc242450929 \h </w:instrText>
         </w:r>
         <w:r>
           <w:rPr>
@@ -963,7 +963,7 @@
           <w14:ligatures w14:val="standardContextual"/>
         </w:rPr>
       </w:pPr>
-      <w:hyperlink w:anchor="_Toc242436577" w:history="1">
+      <w:hyperlink w:anchor="_Toc242450930" w:history="1">
         <w:r>
           <w:rPr>
             <w:rStyle w:val="aff8"/>
@@ -990,7 +990,7 @@
             <w:noProof/>
             <w:webHidden/>
           </w:rPr>
-          <w:instrText xml:space="preserve"> PAGEREF _Toc242436577 \h </w:instrText>
+          <w:instrText xml:space="preserve"> PAGEREF _Toc242450930 \h </w:instrText>
         </w:r>
         <w:r>
           <w:rPr>
@@ -1036,7 +1036,7 @@
           <w14:ligatures w14:val="standardContextual"/>
         </w:rPr>
       </w:pPr>
-      <w:hyperlink w:anchor="_Toc242436578" w:history="1">
+      <w:hyperlink w:anchor="_Toc242450931" w:history="1">
         <w:r>
           <w:rPr>
             <w:rStyle w:val="aff8"/>
@@ -1063,7 +1063,7 @@
             <w:noProof/>
             <w:webHidden/>
           </w:rPr>
-          <w:instrText xml:space="preserve"> PAGEREF _Toc242436578 \h </w:instrText>
+          <w:instrText xml:space="preserve"> PAGEREF _Toc242450931 \h </w:instrText>
         </w:r>
         <w:r>
           <w:rPr>
@@ -1109,7 +1109,7 @@
           <w14:ligatures w14:val="standardContextual"/>
         </w:rPr>
       </w:pPr>
-      <w:hyperlink w:anchor="_Toc242436579" w:history="1">
+      <w:hyperlink w:anchor="_Toc242450932" w:history="1">
         <w:r>
           <w:rPr>
             <w:rStyle w:val="aff8"/>
@@ -1136,7 +1136,7 @@
             <w:noProof/>
             <w:webHidden/>
           </w:rPr>
-          <w:instrText xml:space="preserve"> PAGEREF _Toc242436579 \h </w:instrText>
+          <w:instrText xml:space="preserve"> PAGEREF _Toc242450932 \h </w:instrText>
         </w:r>
         <w:r>
           <w:rPr>
@@ -1182,7 +1182,7 @@
         <w:ind w:firstLine="0"/>
         <w:jc w:val="center"/>
       </w:pPr>
-      <w:bookmarkStart w:id="0" w:name="_Toc242436568"/>
+      <w:bookmarkStart w:id="0" w:name="_Toc242450921"/>
       <w:r>
         <w:lastRenderedPageBreak/>
         <w:t>ПЕРЕЧЕНЬ ТЕРМИНОВ И СОКРАЩЕНИЙ</w:t>
@@ -2444,7 +2444,7 @@
         <w:pStyle w:val="1"/>
         <w:pageBreakBefore/>
       </w:pPr>
-      <w:bookmarkStart w:id="1" w:name="_Toc242436569"/>
+      <w:bookmarkStart w:id="1" w:name="_Toc242450922"/>
       <w:r>
         <w:lastRenderedPageBreak/>
         <w:t>1 Структура программного обеспечения</w:t>
@@ -2556,7 +2556,7 @@
         <w:pStyle w:val="1"/>
         <w:pageBreakBefore/>
       </w:pPr>
-      <w:bookmarkStart w:id="2" w:name="_Toc242436570"/>
+      <w:bookmarkStart w:id="2" w:name="_Toc242450923"/>
       <w:r>
         <w:lastRenderedPageBreak/>
         <w:t>2 Функции частей программного обеспечения</w:t>
@@ -2567,7 +2567,7 @@
       <w:pPr>
         <w:pStyle w:val="21"/>
       </w:pPr>
-      <w:bookmarkStart w:id="3" w:name="_Toc242436571"/>
+      <w:bookmarkStart w:id="3" w:name="_Toc242450924"/>
       <w:r>
         <w:t>2.1 Серверная часть</w:t>
       </w:r>
@@ -3613,7 +3613,7 @@
       <w:pPr>
         <w:pStyle w:val="21"/>
       </w:pPr>
-      <w:bookmarkStart w:id="4" w:name="_Toc242436572"/>
+      <w:bookmarkStart w:id="4" w:name="_Toc242450925"/>
       <w:r>
         <w:t>2.2 Клиентская часть</w:t>
       </w:r>
@@ -4045,7 +4045,7 @@
       <w:pPr>
         <w:pStyle w:val="21"/>
       </w:pPr>
-      <w:bookmarkStart w:id="5" w:name="_Toc242436573"/>
+      <w:bookmarkStart w:id="5" w:name="_Toc242450926"/>
       <w:r>
         <w:t>2.3 Обратный прокси и развёртывание</w:t>
       </w:r>
@@ -4111,7 +4111,7 @@
         <w:pStyle w:val="1"/>
         <w:pageBreakBefore/>
       </w:pPr>
-      <w:bookmarkStart w:id="6" w:name="_Toc242436574"/>
+      <w:bookmarkStart w:id="6" w:name="_Toc242450927"/>
       <w:r>
         <w:lastRenderedPageBreak/>
         <w:t>3 Методы и средства разработки программного обеспечения</w:t>
@@ -4501,7 +4501,7 @@
         <w:pStyle w:val="1"/>
         <w:pageBreakBefore/>
       </w:pPr>
-      <w:bookmarkStart w:id="7" w:name="_Toc242436575"/>
+      <w:bookmarkStart w:id="7" w:name="_Toc242450928"/>
       <w:r>
         <w:lastRenderedPageBreak/>
         <w:t>4 Операционная система</w:t>
@@ -4533,7 +4533,7 @@
         <w:pStyle w:val="1"/>
         <w:pageBreakBefore/>
       </w:pPr>
-      <w:bookmarkStart w:id="8" w:name="_Toc242436576"/>
+      <w:bookmarkStart w:id="8" w:name="_Toc242450929"/>
       <w:r>
         <w:lastRenderedPageBreak/>
         <w:t>5 Средства, расширяющие возможности операционной системы</w:t>
@@ -4544,7 +4544,7 @@
       <w:pPr>
         <w:pStyle w:val="21"/>
       </w:pPr>
-      <w:bookmarkStart w:id="9" w:name="_Toc242436577"/>
+      <w:bookmarkStart w:id="9" w:name="_Toc242450930"/>
       <w:r>
         <w:t>5.1 Состав общесистемного ПО и библиотек</w:t>
       </w:r>
@@ -7309,7 +7309,7 @@
       <w:pPr>
         <w:pStyle w:val="21"/>
       </w:pPr>
-      <w:bookmarkStart w:id="10" w:name="_Toc242436578"/>
+      <w:bookmarkStart w:id="10" w:name="_Toc242450931"/>
       <w:r>
         <w:t>5.2 Требования к ПО при развитии</w:t>
       </w:r>
@@ -7377,7 +7377,7 @@
         <w:ind w:firstLine="0"/>
         <w:jc w:val="center"/>
       </w:pPr>
-      <w:bookmarkStart w:id="11" w:name="_Toc242436579"/>
+      <w:bookmarkStart w:id="11" w:name="_Toc242450932"/>
       <w:r>
         <w:lastRenderedPageBreak/>
         <w:t>ЛИСТ РЕГИСТРАЦИИ ИЗМЕНЕНИЙ</w:t>
@@ -9439,31 +9439,31 @@
       </w:rPr>
     </w:lvl>
   </w:abstractNum>
-  <w:num w:numId="1" w16cid:durableId="2085486779">
+  <w:num w:numId="1" w16cid:durableId="164326215">
     <w:abstractNumId w:val="8"/>
   </w:num>
-  <w:num w:numId="2" w16cid:durableId="623927939">
+  <w:num w:numId="2" w16cid:durableId="613637311">
     <w:abstractNumId w:val="6"/>
   </w:num>
-  <w:num w:numId="3" w16cid:durableId="1250888328">
+  <w:num w:numId="3" w16cid:durableId="1648321231">
     <w:abstractNumId w:val="5"/>
   </w:num>
-  <w:num w:numId="4" w16cid:durableId="1109353045">
+  <w:num w:numId="4" w16cid:durableId="1449163796">
     <w:abstractNumId w:val="4"/>
   </w:num>
-  <w:num w:numId="5" w16cid:durableId="1135608142">
+  <w:num w:numId="5" w16cid:durableId="1672678521">
     <w:abstractNumId w:val="7"/>
   </w:num>
-  <w:num w:numId="6" w16cid:durableId="170608134">
+  <w:num w:numId="6" w16cid:durableId="1437671744">
     <w:abstractNumId w:val="3"/>
   </w:num>
-  <w:num w:numId="7" w16cid:durableId="1729576254">
+  <w:num w:numId="7" w16cid:durableId="1635407961">
     <w:abstractNumId w:val="2"/>
   </w:num>
-  <w:num w:numId="8" w16cid:durableId="1929654757">
+  <w:num w:numId="8" w16cid:durableId="840893761">
     <w:abstractNumId w:val="1"/>
   </w:num>
-  <w:num w:numId="9" w16cid:durableId="1168715743">
+  <w:num w:numId="9" w16cid:durableId="1299146642">
     <w:abstractNumId w:val="0"/>
   </w:num>
 </w:numbering>
@@ -20996,7 +20996,7 @@
     <w:autoRedefine/>
     <w:uiPriority w:val="39"/>
     <w:unhideWhenUsed/>
-    <w:rsid w:val="008476EE"/>
+    <w:rsid w:val="007D5125"/>
     <w:pPr>
       <w:spacing w:after="100"/>
     </w:pPr>
@@ -21008,7 +21008,7 @@
     <w:autoRedefine/>
     <w:uiPriority w:val="39"/>
     <w:unhideWhenUsed/>
-    <w:rsid w:val="008476EE"/>
+    <w:rsid w:val="007D5125"/>
     <w:pPr>
       <w:spacing w:after="100"/>
       <w:ind w:left="240"/>
@@ -21019,7 +21019,7 @@
     <w:basedOn w:val="a2"/>
     <w:uiPriority w:val="99"/>
     <w:unhideWhenUsed/>
-    <w:rsid w:val="008476EE"/>
+    <w:rsid w:val="007D5125"/>
     <w:rPr>
       <w:color w:val="0000FF" w:themeColor="hyperlink"/>
       <w:u w:val="single"/>

--- a/docs/gost/out/05_ПА_Описание_программного_обеспечения.docx
+++ b/docs/gost/out/05_ПА_Описание_программного_обеспечения.docx
@@ -306,7 +306,7 @@
       <w:r>
         <w:fldChar w:fldCharType="separate"/>
       </w:r>
-      <w:hyperlink w:anchor="_Toc242450921" w:history="1">
+      <w:hyperlink w:anchor="_Toc242457579" w:history="1">
         <w:r>
           <w:rPr>
             <w:rStyle w:val="aff8"/>
@@ -333,7 +333,7 @@
             <w:noProof/>
             <w:webHidden/>
           </w:rPr>
-          <w:instrText xml:space="preserve"> PAGEREF _Toc242450921 \h </w:instrText>
+          <w:instrText xml:space="preserve"> PAGEREF _Toc242457579 \h </w:instrText>
         </w:r>
         <w:r>
           <w:rPr>
@@ -379,7 +379,7 @@
           <w14:ligatures w14:val="standardContextual"/>
         </w:rPr>
       </w:pPr>
-      <w:hyperlink w:anchor="_Toc242450922" w:history="1">
+      <w:hyperlink w:anchor="_Toc242457580" w:history="1">
         <w:r>
           <w:rPr>
             <w:rStyle w:val="aff8"/>
@@ -406,7 +406,7 @@
             <w:noProof/>
             <w:webHidden/>
           </w:rPr>
-          <w:instrText xml:space="preserve"> PAGEREF _Toc242450922 \h </w:instrText>
+          <w:instrText xml:space="preserve"> PAGEREF _Toc242457580 \h </w:instrText>
         </w:r>
         <w:r>
           <w:rPr>
@@ -452,7 +452,7 @@
           <w14:ligatures w14:val="standardContextual"/>
         </w:rPr>
       </w:pPr>
-      <w:hyperlink w:anchor="_Toc242450923" w:history="1">
+      <w:hyperlink w:anchor="_Toc242457581" w:history="1">
         <w:r>
           <w:rPr>
             <w:rStyle w:val="aff8"/>
@@ -479,7 +479,7 @@
             <w:noProof/>
             <w:webHidden/>
           </w:rPr>
-          <w:instrText xml:space="preserve"> PAGEREF _Toc242450923 \h </w:instrText>
+          <w:instrText xml:space="preserve"> PAGEREF _Toc242457581 \h </w:instrText>
         </w:r>
         <w:r>
           <w:rPr>
@@ -525,7 +525,7 @@
           <w14:ligatures w14:val="standardContextual"/>
         </w:rPr>
       </w:pPr>
-      <w:hyperlink w:anchor="_Toc242450924" w:history="1">
+      <w:hyperlink w:anchor="_Toc242457582" w:history="1">
         <w:r>
           <w:rPr>
             <w:rStyle w:val="aff8"/>
@@ -552,7 +552,7 @@
             <w:noProof/>
             <w:webHidden/>
           </w:rPr>
-          <w:instrText xml:space="preserve"> PAGEREF _Toc242450924 \h </w:instrText>
+          <w:instrText xml:space="preserve"> PAGEREF _Toc242457582 \h </w:instrText>
         </w:r>
         <w:r>
           <w:rPr>
@@ -598,7 +598,7 @@
           <w14:ligatures w14:val="standardContextual"/>
         </w:rPr>
       </w:pPr>
-      <w:hyperlink w:anchor="_Toc242450925" w:history="1">
+      <w:hyperlink w:anchor="_Toc242457583" w:history="1">
         <w:r>
           <w:rPr>
             <w:rStyle w:val="aff8"/>
@@ -625,7 +625,7 @@
             <w:noProof/>
             <w:webHidden/>
           </w:rPr>
-          <w:instrText xml:space="preserve"> PAGEREF _Toc242450925 \h </w:instrText>
+          <w:instrText xml:space="preserve"> PAGEREF _Toc242457583 \h </w:instrText>
         </w:r>
         <w:r>
           <w:rPr>
@@ -671,7 +671,7 @@
           <w14:ligatures w14:val="standardContextual"/>
         </w:rPr>
       </w:pPr>
-      <w:hyperlink w:anchor="_Toc242450926" w:history="1">
+      <w:hyperlink w:anchor="_Toc242457584" w:history="1">
         <w:r>
           <w:rPr>
             <w:rStyle w:val="aff8"/>
@@ -698,7 +698,7 @@
             <w:noProof/>
             <w:webHidden/>
           </w:rPr>
-          <w:instrText xml:space="preserve"> PAGEREF _Toc242450926 \h </w:instrText>
+          <w:instrText xml:space="preserve"> PAGEREF _Toc242457584 \h </w:instrText>
         </w:r>
         <w:r>
           <w:rPr>
@@ -744,7 +744,7 @@
           <w14:ligatures w14:val="standardContextual"/>
         </w:rPr>
       </w:pPr>
-      <w:hyperlink w:anchor="_Toc242450927" w:history="1">
+      <w:hyperlink w:anchor="_Toc242457585" w:history="1">
         <w:r>
           <w:rPr>
             <w:rStyle w:val="aff8"/>
@@ -771,7 +771,7 @@
             <w:noProof/>
             <w:webHidden/>
           </w:rPr>
-          <w:instrText xml:space="preserve"> PAGEREF _Toc242450927 \h </w:instrText>
+          <w:instrText xml:space="preserve"> PAGEREF _Toc242457585 \h </w:instrText>
         </w:r>
         <w:r>
           <w:rPr>
@@ -817,7 +817,7 @@
           <w14:ligatures w14:val="standardContextual"/>
         </w:rPr>
       </w:pPr>
-      <w:hyperlink w:anchor="_Toc242450928" w:history="1">
+      <w:hyperlink w:anchor="_Toc242457586" w:history="1">
         <w:r>
           <w:rPr>
             <w:rStyle w:val="aff8"/>
@@ -844,7 +844,7 @@
             <w:noProof/>
             <w:webHidden/>
           </w:rPr>
-          <w:instrText xml:space="preserve"> PAGEREF _Toc242450928 \h </w:instrText>
+          <w:instrText xml:space="preserve"> PAGEREF _Toc242457586 \h </w:instrText>
         </w:r>
         <w:r>
           <w:rPr>
@@ -890,7 +890,7 @@
           <w14:ligatures w14:val="standardContextual"/>
         </w:rPr>
       </w:pPr>
-      <w:hyperlink w:anchor="_Toc242450929" w:history="1">
+      <w:hyperlink w:anchor="_Toc242457587" w:history="1">
         <w:r>
           <w:rPr>
             <w:rStyle w:val="aff8"/>
@@ -917,7 +917,7 @@
             <w:noProof/>
             <w:webHidden/>
           </w:rPr>
-          <w:instrText xml:space="preserve"> PAGEREF _Toc242450929 \h </w:instrText>
+          <w:instrText xml:space="preserve"> PAGEREF _Toc242457587 \h </w:instrText>
         </w:r>
         <w:r>
           <w:rPr>
@@ -963,7 +963,7 @@
           <w14:ligatures w14:val="standardContextual"/>
         </w:rPr>
       </w:pPr>
-      <w:hyperlink w:anchor="_Toc242450930" w:history="1">
+      <w:hyperlink w:anchor="_Toc242457588" w:history="1">
         <w:r>
           <w:rPr>
             <w:rStyle w:val="aff8"/>
@@ -990,7 +990,7 @@
             <w:noProof/>
             <w:webHidden/>
           </w:rPr>
-          <w:instrText xml:space="preserve"> PAGEREF _Toc242450930 \h </w:instrText>
+          <w:instrText xml:space="preserve"> PAGEREF _Toc242457588 \h </w:instrText>
         </w:r>
         <w:r>
           <w:rPr>
@@ -1036,7 +1036,7 @@
           <w14:ligatures w14:val="standardContextual"/>
         </w:rPr>
       </w:pPr>
-      <w:hyperlink w:anchor="_Toc242450931" w:history="1">
+      <w:hyperlink w:anchor="_Toc242457589" w:history="1">
         <w:r>
           <w:rPr>
             <w:rStyle w:val="aff8"/>
@@ -1063,7 +1063,7 @@
             <w:noProof/>
             <w:webHidden/>
           </w:rPr>
-          <w:instrText xml:space="preserve"> PAGEREF _Toc242450931 \h </w:instrText>
+          <w:instrText xml:space="preserve"> PAGEREF _Toc242457589 \h </w:instrText>
         </w:r>
         <w:r>
           <w:rPr>
@@ -1109,7 +1109,7 @@
           <w14:ligatures w14:val="standardContextual"/>
         </w:rPr>
       </w:pPr>
-      <w:hyperlink w:anchor="_Toc242450932" w:history="1">
+      <w:hyperlink w:anchor="_Toc242457590" w:history="1">
         <w:r>
           <w:rPr>
             <w:rStyle w:val="aff8"/>
@@ -1136,7 +1136,7 @@
             <w:noProof/>
             <w:webHidden/>
           </w:rPr>
-          <w:instrText xml:space="preserve"> PAGEREF _Toc242450932 \h </w:instrText>
+          <w:instrText xml:space="preserve"> PAGEREF _Toc242457590 \h </w:instrText>
         </w:r>
         <w:r>
           <w:rPr>
@@ -1182,7 +1182,7 @@
         <w:ind w:firstLine="0"/>
         <w:jc w:val="center"/>
       </w:pPr>
-      <w:bookmarkStart w:id="0" w:name="_Toc242450921"/>
+      <w:bookmarkStart w:id="0" w:name="_Toc242457579"/>
       <w:r>
         <w:lastRenderedPageBreak/>
         <w:t>ПЕРЕЧЕНЬ ТЕРМИНОВ И СОКРАЩЕНИЙ</w:t>
@@ -2444,7 +2444,7 @@
         <w:pStyle w:val="1"/>
         <w:pageBreakBefore/>
       </w:pPr>
-      <w:bookmarkStart w:id="1" w:name="_Toc242450922"/>
+      <w:bookmarkStart w:id="1" w:name="_Toc242457580"/>
       <w:r>
         <w:lastRenderedPageBreak/>
         <w:t>1 Структура программного обеспечения</w:t>
@@ -2556,7 +2556,7 @@
         <w:pStyle w:val="1"/>
         <w:pageBreakBefore/>
       </w:pPr>
-      <w:bookmarkStart w:id="2" w:name="_Toc242450923"/>
+      <w:bookmarkStart w:id="2" w:name="_Toc242457581"/>
       <w:r>
         <w:lastRenderedPageBreak/>
         <w:t>2 Функции частей программного обеспечения</w:t>
@@ -2567,7 +2567,7 @@
       <w:pPr>
         <w:pStyle w:val="21"/>
       </w:pPr>
-      <w:bookmarkStart w:id="3" w:name="_Toc242450924"/>
+      <w:bookmarkStart w:id="3" w:name="_Toc242457582"/>
       <w:r>
         <w:t>2.1 Серверная часть</w:t>
       </w:r>
@@ -3034,7 +3034,17 @@
               <w:pStyle w:val="GostTable"/>
             </w:pPr>
             <w:r>
-              <w:t>Шаблоны договоров и формирование документа DOCX по сделке (библиотека docxtpl, изолированная среда шаблонизатора)</w:t>
+              <w:t xml:space="preserve">Шаблоны договоров и формирование документа DOCX по сделке (библиотека docxtpl, изолированная среда шаблонизатора; фильтры меток — сумма прописью, разряды, даты — модуль </w:t>
+            </w:r>
+            <w:r>
+              <w:rPr>
+                <w:rFonts w:ascii="Courier New" w:eastAsia="Courier New" w:hAnsi="Courier New" w:cs="Courier New"/>
+                <w:sz w:val="18"/>
+              </w:rPr>
+              <w:t>formatting</w:t>
+            </w:r>
+            <w:r>
+              <w:t>)</w:t>
             </w:r>
           </w:p>
         </w:tc>
@@ -3613,7 +3623,7 @@
       <w:pPr>
         <w:pStyle w:val="21"/>
       </w:pPr>
-      <w:bookmarkStart w:id="4" w:name="_Toc242450925"/>
+      <w:bookmarkStart w:id="4" w:name="_Toc242457583"/>
       <w:r>
         <w:t>2.2 Клиентская часть</w:t>
       </w:r>
@@ -4045,7 +4055,7 @@
       <w:pPr>
         <w:pStyle w:val="21"/>
       </w:pPr>
-      <w:bookmarkStart w:id="5" w:name="_Toc242450926"/>
+      <w:bookmarkStart w:id="5" w:name="_Toc242457584"/>
       <w:r>
         <w:t>2.3 Обратный прокси и развёртывание</w:t>
       </w:r>
@@ -4111,7 +4121,7 @@
         <w:pStyle w:val="1"/>
         <w:pageBreakBefore/>
       </w:pPr>
-      <w:bookmarkStart w:id="6" w:name="_Toc242450927"/>
+      <w:bookmarkStart w:id="6" w:name="_Toc242457585"/>
       <w:r>
         <w:lastRenderedPageBreak/>
         <w:t>3 Методы и средства разработки программного обеспечения</w:t>
@@ -4501,7 +4511,7 @@
         <w:pStyle w:val="1"/>
         <w:pageBreakBefore/>
       </w:pPr>
-      <w:bookmarkStart w:id="7" w:name="_Toc242450928"/>
+      <w:bookmarkStart w:id="7" w:name="_Toc242457586"/>
       <w:r>
         <w:lastRenderedPageBreak/>
         <w:t>4 Операционная система</w:t>
@@ -4533,7 +4543,7 @@
         <w:pStyle w:val="1"/>
         <w:pageBreakBefore/>
       </w:pPr>
-      <w:bookmarkStart w:id="8" w:name="_Toc242450929"/>
+      <w:bookmarkStart w:id="8" w:name="_Toc242457587"/>
       <w:r>
         <w:lastRenderedPageBreak/>
         <w:t>5 Средства, расширяющие возможности операционной системы</w:t>
@@ -4544,7 +4554,7 @@
       <w:pPr>
         <w:pStyle w:val="21"/>
       </w:pPr>
-      <w:bookmarkStart w:id="9" w:name="_Toc242450930"/>
+      <w:bookmarkStart w:id="9" w:name="_Toc242457588"/>
       <w:r>
         <w:t>5.1 Состав общесистемного ПО и библиотек</w:t>
       </w:r>
@@ -7309,7 +7319,7 @@
       <w:pPr>
         <w:pStyle w:val="21"/>
       </w:pPr>
-      <w:bookmarkStart w:id="10" w:name="_Toc242450931"/>
+      <w:bookmarkStart w:id="10" w:name="_Toc242457589"/>
       <w:r>
         <w:t>5.2 Требования к ПО при развитии</w:t>
       </w:r>
@@ -7377,7 +7387,7 @@
         <w:ind w:firstLine="0"/>
         <w:jc w:val="center"/>
       </w:pPr>
-      <w:bookmarkStart w:id="11" w:name="_Toc242450932"/>
+      <w:bookmarkStart w:id="11" w:name="_Toc242457590"/>
       <w:r>
         <w:lastRenderedPageBreak/>
         <w:t>ЛИСТ РЕГИСТРАЦИИ ИЗМЕНЕНИЙ</w:t>
@@ -9439,31 +9449,31 @@
       </w:rPr>
     </w:lvl>
   </w:abstractNum>
-  <w:num w:numId="1" w16cid:durableId="164326215">
+  <w:num w:numId="1" w16cid:durableId="701783222">
     <w:abstractNumId w:val="8"/>
   </w:num>
-  <w:num w:numId="2" w16cid:durableId="613637311">
+  <w:num w:numId="2" w16cid:durableId="488443610">
     <w:abstractNumId w:val="6"/>
   </w:num>
-  <w:num w:numId="3" w16cid:durableId="1648321231">
+  <w:num w:numId="3" w16cid:durableId="72748104">
     <w:abstractNumId w:val="5"/>
   </w:num>
-  <w:num w:numId="4" w16cid:durableId="1449163796">
+  <w:num w:numId="4" w16cid:durableId="2143617793">
     <w:abstractNumId w:val="4"/>
   </w:num>
-  <w:num w:numId="5" w16cid:durableId="1672678521">
+  <w:num w:numId="5" w16cid:durableId="1902328907">
     <w:abstractNumId w:val="7"/>
   </w:num>
-  <w:num w:numId="6" w16cid:durableId="1437671744">
+  <w:num w:numId="6" w16cid:durableId="1488203411">
     <w:abstractNumId w:val="3"/>
   </w:num>
-  <w:num w:numId="7" w16cid:durableId="1635407961">
+  <w:num w:numId="7" w16cid:durableId="1530802012">
     <w:abstractNumId w:val="2"/>
   </w:num>
-  <w:num w:numId="8" w16cid:durableId="840893761">
+  <w:num w:numId="8" w16cid:durableId="1558201392">
     <w:abstractNumId w:val="1"/>
   </w:num>
-  <w:num w:numId="9" w16cid:durableId="1299146642">
+  <w:num w:numId="9" w16cid:durableId="458382155">
     <w:abstractNumId w:val="0"/>
   </w:num>
 </w:numbering>
@@ -20996,7 +21006,7 @@
     <w:autoRedefine/>
     <w:uiPriority w:val="39"/>
     <w:unhideWhenUsed/>
-    <w:rsid w:val="007D5125"/>
+    <w:rsid w:val="005B4661"/>
     <w:pPr>
       <w:spacing w:after="100"/>
     </w:pPr>
@@ -21008,7 +21018,7 @@
     <w:autoRedefine/>
     <w:uiPriority w:val="39"/>
     <w:unhideWhenUsed/>
-    <w:rsid w:val="007D5125"/>
+    <w:rsid w:val="005B4661"/>
     <w:pPr>
       <w:spacing w:after="100"/>
       <w:ind w:left="240"/>
@@ -21019,7 +21029,7 @@
     <w:basedOn w:val="a2"/>
     <w:uiPriority w:val="99"/>
     <w:unhideWhenUsed/>
-    <w:rsid w:val="007D5125"/>
+    <w:rsid w:val="005B4661"/>
     <w:rPr>
       <w:color w:val="0000FF" w:themeColor="hyperlink"/>
       <w:u w:val="single"/>

--- a/docs/gost/out/05_ПА_Описание_программного_обеспечения.docx
+++ b/docs/gost/out/05_ПА_Описание_программного_обеспечения.docx
@@ -306,7 +306,7 @@
       <w:r>
         <w:fldChar w:fldCharType="separate"/>
       </w:r>
-      <w:hyperlink w:anchor="_Toc242457579" w:history="1">
+      <w:hyperlink w:anchor="_Toc242459448" w:history="1">
         <w:r>
           <w:rPr>
             <w:rStyle w:val="aff8"/>
@@ -333,7 +333,7 @@
             <w:noProof/>
             <w:webHidden/>
           </w:rPr>
-          <w:instrText xml:space="preserve"> PAGEREF _Toc242457579 \h </w:instrText>
+          <w:instrText xml:space="preserve"> PAGEREF _Toc242459448 \h </w:instrText>
         </w:r>
         <w:r>
           <w:rPr>
@@ -379,7 +379,7 @@
           <w14:ligatures w14:val="standardContextual"/>
         </w:rPr>
       </w:pPr>
-      <w:hyperlink w:anchor="_Toc242457580" w:history="1">
+      <w:hyperlink w:anchor="_Toc242459449" w:history="1">
         <w:r>
           <w:rPr>
             <w:rStyle w:val="aff8"/>
@@ -406,7 +406,7 @@
             <w:noProof/>
             <w:webHidden/>
           </w:rPr>
-          <w:instrText xml:space="preserve"> PAGEREF _Toc242457580 \h </w:instrText>
+          <w:instrText xml:space="preserve"> PAGEREF _Toc242459449 \h </w:instrText>
         </w:r>
         <w:r>
           <w:rPr>
@@ -452,7 +452,7 @@
           <w14:ligatures w14:val="standardContextual"/>
         </w:rPr>
       </w:pPr>
-      <w:hyperlink w:anchor="_Toc242457581" w:history="1">
+      <w:hyperlink w:anchor="_Toc242459450" w:history="1">
         <w:r>
           <w:rPr>
             <w:rStyle w:val="aff8"/>
@@ -479,7 +479,7 @@
             <w:noProof/>
             <w:webHidden/>
           </w:rPr>
-          <w:instrText xml:space="preserve"> PAGEREF _Toc242457581 \h </w:instrText>
+          <w:instrText xml:space="preserve"> PAGEREF _Toc242459450 \h </w:instrText>
         </w:r>
         <w:r>
           <w:rPr>
@@ -525,7 +525,7 @@
           <w14:ligatures w14:val="standardContextual"/>
         </w:rPr>
       </w:pPr>
-      <w:hyperlink w:anchor="_Toc242457582" w:history="1">
+      <w:hyperlink w:anchor="_Toc242459451" w:history="1">
         <w:r>
           <w:rPr>
             <w:rStyle w:val="aff8"/>
@@ -552,7 +552,7 @@
             <w:noProof/>
             <w:webHidden/>
           </w:rPr>
-          <w:instrText xml:space="preserve"> PAGEREF _Toc242457582 \h </w:instrText>
+          <w:instrText xml:space="preserve"> PAGEREF _Toc242459451 \h </w:instrText>
         </w:r>
         <w:r>
           <w:rPr>
@@ -598,7 +598,7 @@
           <w14:ligatures w14:val="standardContextual"/>
         </w:rPr>
       </w:pPr>
-      <w:hyperlink w:anchor="_Toc242457583" w:history="1">
+      <w:hyperlink w:anchor="_Toc242459452" w:history="1">
         <w:r>
           <w:rPr>
             <w:rStyle w:val="aff8"/>
@@ -625,7 +625,7 @@
             <w:noProof/>
             <w:webHidden/>
           </w:rPr>
-          <w:instrText xml:space="preserve"> PAGEREF _Toc242457583 \h </w:instrText>
+          <w:instrText xml:space="preserve"> PAGEREF _Toc242459452 \h </w:instrText>
         </w:r>
         <w:r>
           <w:rPr>
@@ -671,7 +671,7 @@
           <w14:ligatures w14:val="standardContextual"/>
         </w:rPr>
       </w:pPr>
-      <w:hyperlink w:anchor="_Toc242457584" w:history="1">
+      <w:hyperlink w:anchor="_Toc242459453" w:history="1">
         <w:r>
           <w:rPr>
             <w:rStyle w:val="aff8"/>
@@ -698,7 +698,7 @@
             <w:noProof/>
             <w:webHidden/>
           </w:rPr>
-          <w:instrText xml:space="preserve"> PAGEREF _Toc242457584 \h </w:instrText>
+          <w:instrText xml:space="preserve"> PAGEREF _Toc242459453 \h </w:instrText>
         </w:r>
         <w:r>
           <w:rPr>
@@ -744,7 +744,7 @@
           <w14:ligatures w14:val="standardContextual"/>
         </w:rPr>
       </w:pPr>
-      <w:hyperlink w:anchor="_Toc242457585" w:history="1">
+      <w:hyperlink w:anchor="_Toc242459454" w:history="1">
         <w:r>
           <w:rPr>
             <w:rStyle w:val="aff8"/>
@@ -771,7 +771,7 @@
             <w:noProof/>
             <w:webHidden/>
           </w:rPr>
-          <w:instrText xml:space="preserve"> PAGEREF _Toc242457585 \h </w:instrText>
+          <w:instrText xml:space="preserve"> PAGEREF _Toc242459454 \h </w:instrText>
         </w:r>
         <w:r>
           <w:rPr>
@@ -817,7 +817,7 @@
           <w14:ligatures w14:val="standardContextual"/>
         </w:rPr>
       </w:pPr>
-      <w:hyperlink w:anchor="_Toc242457586" w:history="1">
+      <w:hyperlink w:anchor="_Toc242459455" w:history="1">
         <w:r>
           <w:rPr>
             <w:rStyle w:val="aff8"/>
@@ -844,7 +844,7 @@
             <w:noProof/>
             <w:webHidden/>
           </w:rPr>
-          <w:instrText xml:space="preserve"> PAGEREF _Toc242457586 \h </w:instrText>
+          <w:instrText xml:space="preserve"> PAGEREF _Toc242459455 \h </w:instrText>
         </w:r>
         <w:r>
           <w:rPr>
@@ -890,7 +890,7 @@
           <w14:ligatures w14:val="standardContextual"/>
         </w:rPr>
       </w:pPr>
-      <w:hyperlink w:anchor="_Toc242457587" w:history="1">
+      <w:hyperlink w:anchor="_Toc242459456" w:history="1">
         <w:r>
           <w:rPr>
             <w:rStyle w:val="aff8"/>
@@ -917,7 +917,7 @@
             <w:noProof/>
             <w:webHidden/>
           </w:rPr>
-          <w:instrText xml:space="preserve"> PAGEREF _Toc242457587 \h </w:instrText>
+          <w:instrText xml:space="preserve"> PAGEREF _Toc242459456 \h </w:instrText>
         </w:r>
         <w:r>
           <w:rPr>
@@ -963,7 +963,7 @@
           <w14:ligatures w14:val="standardContextual"/>
         </w:rPr>
       </w:pPr>
-      <w:hyperlink w:anchor="_Toc242457588" w:history="1">
+      <w:hyperlink w:anchor="_Toc242459457" w:history="1">
         <w:r>
           <w:rPr>
             <w:rStyle w:val="aff8"/>
@@ -990,7 +990,7 @@
             <w:noProof/>
             <w:webHidden/>
           </w:rPr>
-          <w:instrText xml:space="preserve"> PAGEREF _Toc242457588 \h </w:instrText>
+          <w:instrText xml:space="preserve"> PAGEREF _Toc242459457 \h </w:instrText>
         </w:r>
         <w:r>
           <w:rPr>
@@ -1036,7 +1036,7 @@
           <w14:ligatures w14:val="standardContextual"/>
         </w:rPr>
       </w:pPr>
-      <w:hyperlink w:anchor="_Toc242457589" w:history="1">
+      <w:hyperlink w:anchor="_Toc242459458" w:history="1">
         <w:r>
           <w:rPr>
             <w:rStyle w:val="aff8"/>
@@ -1063,7 +1063,7 @@
             <w:noProof/>
             <w:webHidden/>
           </w:rPr>
-          <w:instrText xml:space="preserve"> PAGEREF _Toc242457589 \h </w:instrText>
+          <w:instrText xml:space="preserve"> PAGEREF _Toc242459458 \h </w:instrText>
         </w:r>
         <w:r>
           <w:rPr>
@@ -1109,7 +1109,7 @@
           <w14:ligatures w14:val="standardContextual"/>
         </w:rPr>
       </w:pPr>
-      <w:hyperlink w:anchor="_Toc242457590" w:history="1">
+      <w:hyperlink w:anchor="_Toc242459459" w:history="1">
         <w:r>
           <w:rPr>
             <w:rStyle w:val="aff8"/>
@@ -1136,7 +1136,7 @@
             <w:noProof/>
             <w:webHidden/>
           </w:rPr>
-          <w:instrText xml:space="preserve"> PAGEREF _Toc242457590 \h </w:instrText>
+          <w:instrText xml:space="preserve"> PAGEREF _Toc242459459 \h </w:instrText>
         </w:r>
         <w:r>
           <w:rPr>
@@ -1182,7 +1182,7 @@
         <w:ind w:firstLine="0"/>
         <w:jc w:val="center"/>
       </w:pPr>
-      <w:bookmarkStart w:id="0" w:name="_Toc242457579"/>
+      <w:bookmarkStart w:id="0" w:name="_Toc242459448"/>
       <w:r>
         <w:lastRenderedPageBreak/>
         <w:t>ПЕРЕЧЕНЬ ТЕРМИНОВ И СОКРАЩЕНИЙ</w:t>
@@ -2444,7 +2444,7 @@
         <w:pStyle w:val="1"/>
         <w:pageBreakBefore/>
       </w:pPr>
-      <w:bookmarkStart w:id="1" w:name="_Toc242457580"/>
+      <w:bookmarkStart w:id="1" w:name="_Toc242459449"/>
       <w:r>
         <w:lastRenderedPageBreak/>
         <w:t>1 Структура программного обеспечения</w:t>
@@ -2556,7 +2556,7 @@
         <w:pStyle w:val="1"/>
         <w:pageBreakBefore/>
       </w:pPr>
-      <w:bookmarkStart w:id="2" w:name="_Toc242457581"/>
+      <w:bookmarkStart w:id="2" w:name="_Toc242459450"/>
       <w:r>
         <w:lastRenderedPageBreak/>
         <w:t>2 Функции частей программного обеспечения</w:t>
@@ -2567,7 +2567,7 @@
       <w:pPr>
         <w:pStyle w:val="21"/>
       </w:pPr>
-      <w:bookmarkStart w:id="3" w:name="_Toc242457582"/>
+      <w:bookmarkStart w:id="3" w:name="_Toc242459451"/>
       <w:r>
         <w:t>2.1 Серверная часть</w:t>
       </w:r>
@@ -3623,7 +3623,7 @@
       <w:pPr>
         <w:pStyle w:val="21"/>
       </w:pPr>
-      <w:bookmarkStart w:id="4" w:name="_Toc242457583"/>
+      <w:bookmarkStart w:id="4" w:name="_Toc242459452"/>
       <w:r>
         <w:t>2.2 Клиентская часть</w:t>
       </w:r>
@@ -4055,7 +4055,7 @@
       <w:pPr>
         <w:pStyle w:val="21"/>
       </w:pPr>
-      <w:bookmarkStart w:id="5" w:name="_Toc242457584"/>
+      <w:bookmarkStart w:id="5" w:name="_Toc242459453"/>
       <w:r>
         <w:t>2.3 Обратный прокси и развёртывание</w:t>
       </w:r>
@@ -4121,7 +4121,7 @@
         <w:pStyle w:val="1"/>
         <w:pageBreakBefore/>
       </w:pPr>
-      <w:bookmarkStart w:id="6" w:name="_Toc242457585"/>
+      <w:bookmarkStart w:id="6" w:name="_Toc242459454"/>
       <w:r>
         <w:lastRenderedPageBreak/>
         <w:t>3 Методы и средства разработки программного обеспечения</w:t>
@@ -4511,7 +4511,7 @@
         <w:pStyle w:val="1"/>
         <w:pageBreakBefore/>
       </w:pPr>
-      <w:bookmarkStart w:id="7" w:name="_Toc242457586"/>
+      <w:bookmarkStart w:id="7" w:name="_Toc242459455"/>
       <w:r>
         <w:lastRenderedPageBreak/>
         <w:t>4 Операционная система</w:t>
@@ -4543,7 +4543,7 @@
         <w:pStyle w:val="1"/>
         <w:pageBreakBefore/>
       </w:pPr>
-      <w:bookmarkStart w:id="8" w:name="_Toc242457587"/>
+      <w:bookmarkStart w:id="8" w:name="_Toc242459456"/>
       <w:r>
         <w:lastRenderedPageBreak/>
         <w:t>5 Средства, расширяющие возможности операционной системы</w:t>
@@ -4554,7 +4554,7 @@
       <w:pPr>
         <w:pStyle w:val="21"/>
       </w:pPr>
-      <w:bookmarkStart w:id="9" w:name="_Toc242457588"/>
+      <w:bookmarkStart w:id="9" w:name="_Toc242459457"/>
       <w:r>
         <w:t>5.1 Состав общесистемного ПО и библиотек</w:t>
       </w:r>
@@ -7319,7 +7319,7 @@
       <w:pPr>
         <w:pStyle w:val="21"/>
       </w:pPr>
-      <w:bookmarkStart w:id="10" w:name="_Toc242457589"/>
+      <w:bookmarkStart w:id="10" w:name="_Toc242459458"/>
       <w:r>
         <w:t>5.2 Требования к ПО при развитии</w:t>
       </w:r>
@@ -7387,7 +7387,7 @@
         <w:ind w:firstLine="0"/>
         <w:jc w:val="center"/>
       </w:pPr>
-      <w:bookmarkStart w:id="11" w:name="_Toc242457590"/>
+      <w:bookmarkStart w:id="11" w:name="_Toc242459459"/>
       <w:r>
         <w:lastRenderedPageBreak/>
         <w:t>ЛИСТ РЕГИСТРАЦИИ ИЗМЕНЕНИЙ</w:t>
@@ -9449,31 +9449,31 @@
       </w:rPr>
     </w:lvl>
   </w:abstractNum>
-  <w:num w:numId="1" w16cid:durableId="701783222">
+  <w:num w:numId="1" w16cid:durableId="1117407465">
     <w:abstractNumId w:val="8"/>
   </w:num>
-  <w:num w:numId="2" w16cid:durableId="488443610">
+  <w:num w:numId="2" w16cid:durableId="915672108">
     <w:abstractNumId w:val="6"/>
   </w:num>
-  <w:num w:numId="3" w16cid:durableId="72748104">
+  <w:num w:numId="3" w16cid:durableId="276832429">
     <w:abstractNumId w:val="5"/>
   </w:num>
-  <w:num w:numId="4" w16cid:durableId="2143617793">
+  <w:num w:numId="4" w16cid:durableId="1474835365">
     <w:abstractNumId w:val="4"/>
   </w:num>
-  <w:num w:numId="5" w16cid:durableId="1902328907">
+  <w:num w:numId="5" w16cid:durableId="304942007">
     <w:abstractNumId w:val="7"/>
   </w:num>
-  <w:num w:numId="6" w16cid:durableId="1488203411">
+  <w:num w:numId="6" w16cid:durableId="730006620">
     <w:abstractNumId w:val="3"/>
   </w:num>
-  <w:num w:numId="7" w16cid:durableId="1530802012">
+  <w:num w:numId="7" w16cid:durableId="1431316398">
     <w:abstractNumId w:val="2"/>
   </w:num>
-  <w:num w:numId="8" w16cid:durableId="1558201392">
+  <w:num w:numId="8" w16cid:durableId="2126383119">
     <w:abstractNumId w:val="1"/>
   </w:num>
-  <w:num w:numId="9" w16cid:durableId="458382155">
+  <w:num w:numId="9" w16cid:durableId="1700549450">
     <w:abstractNumId w:val="0"/>
   </w:num>
 </w:numbering>
@@ -21006,7 +21006,7 @@
     <w:autoRedefine/>
     <w:uiPriority w:val="39"/>
     <w:unhideWhenUsed/>
-    <w:rsid w:val="005B4661"/>
+    <w:rsid w:val="00DB3197"/>
     <w:pPr>
       <w:spacing w:after="100"/>
     </w:pPr>
@@ -21018,7 +21018,7 @@
     <w:autoRedefine/>
     <w:uiPriority w:val="39"/>
     <w:unhideWhenUsed/>
-    <w:rsid w:val="005B4661"/>
+    <w:rsid w:val="00DB3197"/>
     <w:pPr>
       <w:spacing w:after="100"/>
       <w:ind w:left="240"/>
@@ -21029,7 +21029,7 @@
     <w:basedOn w:val="a2"/>
     <w:uiPriority w:val="99"/>
     <w:unhideWhenUsed/>
-    <w:rsid w:val="005B4661"/>
+    <w:rsid w:val="00DB3197"/>
     <w:rPr>
       <w:color w:val="0000FF" w:themeColor="hyperlink"/>
       <w:u w:val="single"/>

--- a/docs/gost/out/05_ПА_Описание_программного_обеспечения.docx
+++ b/docs/gost/out/05_ПА_Описание_программного_обеспечения.docx
@@ -306,7 +306,7 @@
       <w:r>
         <w:fldChar w:fldCharType="separate"/>
       </w:r>
-      <w:hyperlink w:anchor="_Toc242459448" w:history="1">
+      <w:hyperlink w:anchor="_Toc242650042" w:history="1">
         <w:r>
           <w:rPr>
             <w:rStyle w:val="aff8"/>
@@ -333,7 +333,7 @@
             <w:noProof/>
             <w:webHidden/>
           </w:rPr>
-          <w:instrText xml:space="preserve"> PAGEREF _Toc242459448 \h </w:instrText>
+          <w:instrText xml:space="preserve"> PAGEREF _Toc242650042 \h </w:instrText>
         </w:r>
         <w:r>
           <w:rPr>
@@ -379,7 +379,7 @@
           <w14:ligatures w14:val="standardContextual"/>
         </w:rPr>
       </w:pPr>
-      <w:hyperlink w:anchor="_Toc242459449" w:history="1">
+      <w:hyperlink w:anchor="_Toc242650043" w:history="1">
         <w:r>
           <w:rPr>
             <w:rStyle w:val="aff8"/>
@@ -406,7 +406,7 @@
             <w:noProof/>
             <w:webHidden/>
           </w:rPr>
-          <w:instrText xml:space="preserve"> PAGEREF _Toc242459449 \h </w:instrText>
+          <w:instrText xml:space="preserve"> PAGEREF _Toc242650043 \h </w:instrText>
         </w:r>
         <w:r>
           <w:rPr>
@@ -452,7 +452,7 @@
           <w14:ligatures w14:val="standardContextual"/>
         </w:rPr>
       </w:pPr>
-      <w:hyperlink w:anchor="_Toc242459450" w:history="1">
+      <w:hyperlink w:anchor="_Toc242650044" w:history="1">
         <w:r>
           <w:rPr>
             <w:rStyle w:val="aff8"/>
@@ -479,7 +479,7 @@
             <w:noProof/>
             <w:webHidden/>
           </w:rPr>
-          <w:instrText xml:space="preserve"> PAGEREF _Toc242459450 \h </w:instrText>
+          <w:instrText xml:space="preserve"> PAGEREF _Toc242650044 \h </w:instrText>
         </w:r>
         <w:r>
           <w:rPr>
@@ -525,7 +525,7 @@
           <w14:ligatures w14:val="standardContextual"/>
         </w:rPr>
       </w:pPr>
-      <w:hyperlink w:anchor="_Toc242459451" w:history="1">
+      <w:hyperlink w:anchor="_Toc242650045" w:history="1">
         <w:r>
           <w:rPr>
             <w:rStyle w:val="aff8"/>
@@ -552,7 +552,7 @@
             <w:noProof/>
             <w:webHidden/>
           </w:rPr>
-          <w:instrText xml:space="preserve"> PAGEREF _Toc242459451 \h </w:instrText>
+          <w:instrText xml:space="preserve"> PAGEREF _Toc242650045 \h </w:instrText>
         </w:r>
         <w:r>
           <w:rPr>
@@ -598,7 +598,7 @@
           <w14:ligatures w14:val="standardContextual"/>
         </w:rPr>
       </w:pPr>
-      <w:hyperlink w:anchor="_Toc242459452" w:history="1">
+      <w:hyperlink w:anchor="_Toc242650046" w:history="1">
         <w:r>
           <w:rPr>
             <w:rStyle w:val="aff8"/>
@@ -625,7 +625,7 @@
             <w:noProof/>
             <w:webHidden/>
           </w:rPr>
-          <w:instrText xml:space="preserve"> PAGEREF _Toc242459452 \h </w:instrText>
+          <w:instrText xml:space="preserve"> PAGEREF _Toc242650046 \h </w:instrText>
         </w:r>
         <w:r>
           <w:rPr>
@@ -671,7 +671,7 @@
           <w14:ligatures w14:val="standardContextual"/>
         </w:rPr>
       </w:pPr>
-      <w:hyperlink w:anchor="_Toc242459453" w:history="1">
+      <w:hyperlink w:anchor="_Toc242650047" w:history="1">
         <w:r>
           <w:rPr>
             <w:rStyle w:val="aff8"/>
@@ -698,7 +698,7 @@
             <w:noProof/>
             <w:webHidden/>
           </w:rPr>
-          <w:instrText xml:space="preserve"> PAGEREF _Toc242459453 \h </w:instrText>
+          <w:instrText xml:space="preserve"> PAGEREF _Toc242650047 \h </w:instrText>
         </w:r>
         <w:r>
           <w:rPr>
@@ -744,7 +744,7 @@
           <w14:ligatures w14:val="standardContextual"/>
         </w:rPr>
       </w:pPr>
-      <w:hyperlink w:anchor="_Toc242459454" w:history="1">
+      <w:hyperlink w:anchor="_Toc242650048" w:history="1">
         <w:r>
           <w:rPr>
             <w:rStyle w:val="aff8"/>
@@ -771,7 +771,7 @@
             <w:noProof/>
             <w:webHidden/>
           </w:rPr>
-          <w:instrText xml:space="preserve"> PAGEREF _Toc242459454 \h </w:instrText>
+          <w:instrText xml:space="preserve"> PAGEREF _Toc242650048 \h </w:instrText>
         </w:r>
         <w:r>
           <w:rPr>
@@ -817,7 +817,7 @@
           <w14:ligatures w14:val="standardContextual"/>
         </w:rPr>
       </w:pPr>
-      <w:hyperlink w:anchor="_Toc242459455" w:history="1">
+      <w:hyperlink w:anchor="_Toc242650049" w:history="1">
         <w:r>
           <w:rPr>
             <w:rStyle w:val="aff8"/>
@@ -844,7 +844,7 @@
             <w:noProof/>
             <w:webHidden/>
           </w:rPr>
-          <w:instrText xml:space="preserve"> PAGEREF _Toc242459455 \h </w:instrText>
+          <w:instrText xml:space="preserve"> PAGEREF _Toc242650049 \h </w:instrText>
         </w:r>
         <w:r>
           <w:rPr>
@@ -890,7 +890,7 @@
           <w14:ligatures w14:val="standardContextual"/>
         </w:rPr>
       </w:pPr>
-      <w:hyperlink w:anchor="_Toc242459456" w:history="1">
+      <w:hyperlink w:anchor="_Toc242650050" w:history="1">
         <w:r>
           <w:rPr>
             <w:rStyle w:val="aff8"/>
@@ -917,7 +917,7 @@
             <w:noProof/>
             <w:webHidden/>
           </w:rPr>
-          <w:instrText xml:space="preserve"> PAGEREF _Toc242459456 \h </w:instrText>
+          <w:instrText xml:space="preserve"> PAGEREF _Toc242650050 \h </w:instrText>
         </w:r>
         <w:r>
           <w:rPr>
@@ -963,7 +963,7 @@
           <w14:ligatures w14:val="standardContextual"/>
         </w:rPr>
       </w:pPr>
-      <w:hyperlink w:anchor="_Toc242459457" w:history="1">
+      <w:hyperlink w:anchor="_Toc242650051" w:history="1">
         <w:r>
           <w:rPr>
             <w:rStyle w:val="aff8"/>
@@ -990,7 +990,7 @@
             <w:noProof/>
             <w:webHidden/>
           </w:rPr>
-          <w:instrText xml:space="preserve"> PAGEREF _Toc242459457 \h </w:instrText>
+          <w:instrText xml:space="preserve"> PAGEREF _Toc242650051 \h </w:instrText>
         </w:r>
         <w:r>
           <w:rPr>
@@ -1036,7 +1036,7 @@
           <w14:ligatures w14:val="standardContextual"/>
         </w:rPr>
       </w:pPr>
-      <w:hyperlink w:anchor="_Toc242459458" w:history="1">
+      <w:hyperlink w:anchor="_Toc242650052" w:history="1">
         <w:r>
           <w:rPr>
             <w:rStyle w:val="aff8"/>
@@ -1063,7 +1063,7 @@
             <w:noProof/>
             <w:webHidden/>
           </w:rPr>
-          <w:instrText xml:space="preserve"> PAGEREF _Toc242459458 \h </w:instrText>
+          <w:instrText xml:space="preserve"> PAGEREF _Toc242650052 \h </w:instrText>
         </w:r>
         <w:r>
           <w:rPr>
@@ -1109,7 +1109,7 @@
           <w14:ligatures w14:val="standardContextual"/>
         </w:rPr>
       </w:pPr>
-      <w:hyperlink w:anchor="_Toc242459459" w:history="1">
+      <w:hyperlink w:anchor="_Toc242650053" w:history="1">
         <w:r>
           <w:rPr>
             <w:rStyle w:val="aff8"/>
@@ -1136,7 +1136,7 @@
             <w:noProof/>
             <w:webHidden/>
           </w:rPr>
-          <w:instrText xml:space="preserve"> PAGEREF _Toc242459459 \h </w:instrText>
+          <w:instrText xml:space="preserve"> PAGEREF _Toc242650053 \h </w:instrText>
         </w:r>
         <w:r>
           <w:rPr>
@@ -1182,7 +1182,7 @@
         <w:ind w:firstLine="0"/>
         <w:jc w:val="center"/>
       </w:pPr>
-      <w:bookmarkStart w:id="0" w:name="_Toc242459448"/>
+      <w:bookmarkStart w:id="0" w:name="_Toc242650042"/>
       <w:r>
         <w:lastRenderedPageBreak/>
         <w:t>ПЕРЕЧЕНЬ ТЕРМИНОВ И СОКРАЩЕНИЙ</w:t>
@@ -2444,7 +2444,7 @@
         <w:pStyle w:val="1"/>
         <w:pageBreakBefore/>
       </w:pPr>
-      <w:bookmarkStart w:id="1" w:name="_Toc242459449"/>
+      <w:bookmarkStart w:id="1" w:name="_Toc242650043"/>
       <w:r>
         <w:lastRenderedPageBreak/>
         <w:t>1 Структура программного обеспечения</w:t>
@@ -2556,7 +2556,7 @@
         <w:pStyle w:val="1"/>
         <w:pageBreakBefore/>
       </w:pPr>
-      <w:bookmarkStart w:id="2" w:name="_Toc242459450"/>
+      <w:bookmarkStart w:id="2" w:name="_Toc242650044"/>
       <w:r>
         <w:lastRenderedPageBreak/>
         <w:t>2 Функции частей программного обеспечения</w:t>
@@ -2567,7 +2567,7 @@
       <w:pPr>
         <w:pStyle w:val="21"/>
       </w:pPr>
-      <w:bookmarkStart w:id="3" w:name="_Toc242459451"/>
+      <w:bookmarkStart w:id="3" w:name="_Toc242650045"/>
       <w:r>
         <w:t>2.1 Серверная часть</w:t>
       </w:r>
@@ -3623,7 +3623,7 @@
       <w:pPr>
         <w:pStyle w:val="21"/>
       </w:pPr>
-      <w:bookmarkStart w:id="4" w:name="_Toc242459452"/>
+      <w:bookmarkStart w:id="4" w:name="_Toc242650046"/>
       <w:r>
         <w:t>2.2 Клиентская часть</w:t>
       </w:r>
@@ -4055,7 +4055,7 @@
       <w:pPr>
         <w:pStyle w:val="21"/>
       </w:pPr>
-      <w:bookmarkStart w:id="5" w:name="_Toc242459453"/>
+      <w:bookmarkStart w:id="5" w:name="_Toc242650047"/>
       <w:r>
         <w:t>2.3 Обратный прокси и развёртывание</w:t>
       </w:r>
@@ -4121,7 +4121,7 @@
         <w:pStyle w:val="1"/>
         <w:pageBreakBefore/>
       </w:pPr>
-      <w:bookmarkStart w:id="6" w:name="_Toc242459454"/>
+      <w:bookmarkStart w:id="6" w:name="_Toc242650048"/>
       <w:r>
         <w:lastRenderedPageBreak/>
         <w:t>3 Методы и средства разработки программного обеспечения</w:t>
@@ -4511,7 +4511,7 @@
         <w:pStyle w:val="1"/>
         <w:pageBreakBefore/>
       </w:pPr>
-      <w:bookmarkStart w:id="7" w:name="_Toc242459455"/>
+      <w:bookmarkStart w:id="7" w:name="_Toc242650049"/>
       <w:r>
         <w:lastRenderedPageBreak/>
         <w:t>4 Операционная система</w:t>
@@ -4543,7 +4543,7 @@
         <w:pStyle w:val="1"/>
         <w:pageBreakBefore/>
       </w:pPr>
-      <w:bookmarkStart w:id="8" w:name="_Toc242459456"/>
+      <w:bookmarkStart w:id="8" w:name="_Toc242650050"/>
       <w:r>
         <w:lastRenderedPageBreak/>
         <w:t>5 Средства, расширяющие возможности операционной системы</w:t>
@@ -4554,7 +4554,7 @@
       <w:pPr>
         <w:pStyle w:val="21"/>
       </w:pPr>
-      <w:bookmarkStart w:id="9" w:name="_Toc242459457"/>
+      <w:bookmarkStart w:id="9" w:name="_Toc242650051"/>
       <w:r>
         <w:t>5.1 Состав общесистемного ПО и библиотек</w:t>
       </w:r>
@@ -7319,7 +7319,7 @@
       <w:pPr>
         <w:pStyle w:val="21"/>
       </w:pPr>
-      <w:bookmarkStart w:id="10" w:name="_Toc242459458"/>
+      <w:bookmarkStart w:id="10" w:name="_Toc242650052"/>
       <w:r>
         <w:t>5.2 Требования к ПО при развитии</w:t>
       </w:r>
@@ -7387,7 +7387,7 @@
         <w:ind w:firstLine="0"/>
         <w:jc w:val="center"/>
       </w:pPr>
-      <w:bookmarkStart w:id="11" w:name="_Toc242459459"/>
+      <w:bookmarkStart w:id="11" w:name="_Toc242650053"/>
       <w:r>
         <w:lastRenderedPageBreak/>
         <w:t>ЛИСТ РЕГИСТРАЦИИ ИЗМЕНЕНИЙ</w:t>
@@ -9449,31 +9449,31 @@
       </w:rPr>
     </w:lvl>
   </w:abstractNum>
-  <w:num w:numId="1" w16cid:durableId="1117407465">
+  <w:num w:numId="1" w16cid:durableId="1376277090">
     <w:abstractNumId w:val="8"/>
   </w:num>
-  <w:num w:numId="2" w16cid:durableId="915672108">
+  <w:num w:numId="2" w16cid:durableId="757597664">
     <w:abstractNumId w:val="6"/>
   </w:num>
-  <w:num w:numId="3" w16cid:durableId="276832429">
+  <w:num w:numId="3" w16cid:durableId="1573388542">
     <w:abstractNumId w:val="5"/>
   </w:num>
-  <w:num w:numId="4" w16cid:durableId="1474835365">
+  <w:num w:numId="4" w16cid:durableId="839999556">
     <w:abstractNumId w:val="4"/>
   </w:num>
-  <w:num w:numId="5" w16cid:durableId="304942007">
+  <w:num w:numId="5" w16cid:durableId="528492555">
     <w:abstractNumId w:val="7"/>
   </w:num>
-  <w:num w:numId="6" w16cid:durableId="730006620">
+  <w:num w:numId="6" w16cid:durableId="267005811">
     <w:abstractNumId w:val="3"/>
   </w:num>
-  <w:num w:numId="7" w16cid:durableId="1431316398">
+  <w:num w:numId="7" w16cid:durableId="495002064">
     <w:abstractNumId w:val="2"/>
   </w:num>
-  <w:num w:numId="8" w16cid:durableId="2126383119">
+  <w:num w:numId="8" w16cid:durableId="222984590">
     <w:abstractNumId w:val="1"/>
   </w:num>
-  <w:num w:numId="9" w16cid:durableId="1700549450">
+  <w:num w:numId="9" w16cid:durableId="225386185">
     <w:abstractNumId w:val="0"/>
   </w:num>
 </w:numbering>
@@ -21006,7 +21006,7 @@
     <w:autoRedefine/>
     <w:uiPriority w:val="39"/>
     <w:unhideWhenUsed/>
-    <w:rsid w:val="00DB3197"/>
+    <w:rsid w:val="000E0785"/>
     <w:pPr>
       <w:spacing w:after="100"/>
     </w:pPr>
@@ -21018,7 +21018,7 @@
     <w:autoRedefine/>
     <w:uiPriority w:val="39"/>
     <w:unhideWhenUsed/>
-    <w:rsid w:val="00DB3197"/>
+    <w:rsid w:val="000E0785"/>
     <w:pPr>
       <w:spacing w:after="100"/>
       <w:ind w:left="240"/>
@@ -21029,7 +21029,7 @@
     <w:basedOn w:val="a2"/>
     <w:uiPriority w:val="99"/>
     <w:unhideWhenUsed/>
-    <w:rsid w:val="00DB3197"/>
+    <w:rsid w:val="000E0785"/>
     <w:rPr>
       <w:color w:val="0000FF" w:themeColor="hyperlink"/>
       <w:u w:val="single"/>

--- a/docs/gost/out/05_ПА_Описание_программного_обеспечения.docx
+++ b/docs/gost/out/05_ПА_Описание_программного_обеспечения.docx
@@ -306,7 +306,7 @@
       <w:r>
         <w:fldChar w:fldCharType="separate"/>
       </w:r>
-      <w:hyperlink w:anchor="_Toc242650042" w:history="1">
+      <w:hyperlink w:anchor="_Toc243922174" w:history="1">
         <w:r>
           <w:rPr>
             <w:rStyle w:val="aff8"/>
@@ -333,7 +333,7 @@
             <w:noProof/>
             <w:webHidden/>
           </w:rPr>
-          <w:instrText xml:space="preserve"> PAGEREF _Toc242650042 \h </w:instrText>
+          <w:instrText xml:space="preserve"> PAGEREF _Toc243922174 \h </w:instrText>
         </w:r>
         <w:r>
           <w:rPr>
@@ -379,7 +379,7 @@
           <w14:ligatures w14:val="standardContextual"/>
         </w:rPr>
       </w:pPr>
-      <w:hyperlink w:anchor="_Toc242650043" w:history="1">
+      <w:hyperlink w:anchor="_Toc243922175" w:history="1">
         <w:r>
           <w:rPr>
             <w:rStyle w:val="aff8"/>
@@ -406,7 +406,7 @@
             <w:noProof/>
             <w:webHidden/>
           </w:rPr>
-          <w:instrText xml:space="preserve"> PAGEREF _Toc242650043 \h </w:instrText>
+          <w:instrText xml:space="preserve"> PAGEREF _Toc243922175 \h </w:instrText>
         </w:r>
         <w:r>
           <w:rPr>
@@ -452,7 +452,7 @@
           <w14:ligatures w14:val="standardContextual"/>
         </w:rPr>
       </w:pPr>
-      <w:hyperlink w:anchor="_Toc242650044" w:history="1">
+      <w:hyperlink w:anchor="_Toc243922176" w:history="1">
         <w:r>
           <w:rPr>
             <w:rStyle w:val="aff8"/>
@@ -479,7 +479,7 @@
             <w:noProof/>
             <w:webHidden/>
           </w:rPr>
-          <w:instrText xml:space="preserve"> PAGEREF _Toc242650044 \h </w:instrText>
+          <w:instrText xml:space="preserve"> PAGEREF _Toc243922176 \h </w:instrText>
         </w:r>
         <w:r>
           <w:rPr>
@@ -525,7 +525,7 @@
           <w14:ligatures w14:val="standardContextual"/>
         </w:rPr>
       </w:pPr>
-      <w:hyperlink w:anchor="_Toc242650045" w:history="1">
+      <w:hyperlink w:anchor="_Toc243922177" w:history="1">
         <w:r>
           <w:rPr>
             <w:rStyle w:val="aff8"/>
@@ -552,7 +552,7 @@
             <w:noProof/>
             <w:webHidden/>
           </w:rPr>
-          <w:instrText xml:space="preserve"> PAGEREF _Toc242650045 \h </w:instrText>
+          <w:instrText xml:space="preserve"> PAGEREF _Toc243922177 \h </w:instrText>
         </w:r>
         <w:r>
           <w:rPr>
@@ -598,7 +598,7 @@
           <w14:ligatures w14:val="standardContextual"/>
         </w:rPr>
       </w:pPr>
-      <w:hyperlink w:anchor="_Toc242650046" w:history="1">
+      <w:hyperlink w:anchor="_Toc243922178" w:history="1">
         <w:r>
           <w:rPr>
             <w:rStyle w:val="aff8"/>
@@ -625,7 +625,7 @@
             <w:noProof/>
             <w:webHidden/>
           </w:rPr>
-          <w:instrText xml:space="preserve"> PAGEREF _Toc242650046 \h </w:instrText>
+          <w:instrText xml:space="preserve"> PAGEREF _Toc243922178 \h </w:instrText>
         </w:r>
         <w:r>
           <w:rPr>
@@ -671,7 +671,7 @@
           <w14:ligatures w14:val="standardContextual"/>
         </w:rPr>
       </w:pPr>
-      <w:hyperlink w:anchor="_Toc242650047" w:history="1">
+      <w:hyperlink w:anchor="_Toc243922179" w:history="1">
         <w:r>
           <w:rPr>
             <w:rStyle w:val="aff8"/>
@@ -698,7 +698,7 @@
             <w:noProof/>
             <w:webHidden/>
           </w:rPr>
-          <w:instrText xml:space="preserve"> PAGEREF _Toc242650047 \h </w:instrText>
+          <w:instrText xml:space="preserve"> PAGEREF _Toc243922179 \h </w:instrText>
         </w:r>
         <w:r>
           <w:rPr>
@@ -744,7 +744,7 @@
           <w14:ligatures w14:val="standardContextual"/>
         </w:rPr>
       </w:pPr>
-      <w:hyperlink w:anchor="_Toc242650048" w:history="1">
+      <w:hyperlink w:anchor="_Toc243922180" w:history="1">
         <w:r>
           <w:rPr>
             <w:rStyle w:val="aff8"/>
@@ -771,7 +771,7 @@
             <w:noProof/>
             <w:webHidden/>
           </w:rPr>
-          <w:instrText xml:space="preserve"> PAGEREF _Toc242650048 \h </w:instrText>
+          <w:instrText xml:space="preserve"> PAGEREF _Toc243922180 \h </w:instrText>
         </w:r>
         <w:r>
           <w:rPr>
@@ -817,7 +817,7 @@
           <w14:ligatures w14:val="standardContextual"/>
         </w:rPr>
       </w:pPr>
-      <w:hyperlink w:anchor="_Toc242650049" w:history="1">
+      <w:hyperlink w:anchor="_Toc243922181" w:history="1">
         <w:r>
           <w:rPr>
             <w:rStyle w:val="aff8"/>
@@ -844,7 +844,7 @@
             <w:noProof/>
             <w:webHidden/>
           </w:rPr>
-          <w:instrText xml:space="preserve"> PAGEREF _Toc242650049 \h </w:instrText>
+          <w:instrText xml:space="preserve"> PAGEREF _Toc243922181 \h </w:instrText>
         </w:r>
         <w:r>
           <w:rPr>
@@ -890,7 +890,7 @@
           <w14:ligatures w14:val="standardContextual"/>
         </w:rPr>
       </w:pPr>
-      <w:hyperlink w:anchor="_Toc242650050" w:history="1">
+      <w:hyperlink w:anchor="_Toc243922182" w:history="1">
         <w:r>
           <w:rPr>
             <w:rStyle w:val="aff8"/>
@@ -917,7 +917,7 @@
             <w:noProof/>
             <w:webHidden/>
           </w:rPr>
-          <w:instrText xml:space="preserve"> PAGEREF _Toc242650050 \h </w:instrText>
+          <w:instrText xml:space="preserve"> PAGEREF _Toc243922182 \h </w:instrText>
         </w:r>
         <w:r>
           <w:rPr>
@@ -963,7 +963,7 @@
           <w14:ligatures w14:val="standardContextual"/>
         </w:rPr>
       </w:pPr>
-      <w:hyperlink w:anchor="_Toc242650051" w:history="1">
+      <w:hyperlink w:anchor="_Toc243922183" w:history="1">
         <w:r>
           <w:rPr>
             <w:rStyle w:val="aff8"/>
@@ -990,7 +990,7 @@
             <w:noProof/>
             <w:webHidden/>
           </w:rPr>
-          <w:instrText xml:space="preserve"> PAGEREF _Toc242650051 \h </w:instrText>
+          <w:instrText xml:space="preserve"> PAGEREF _Toc243922183 \h </w:instrText>
         </w:r>
         <w:r>
           <w:rPr>
@@ -1036,7 +1036,7 @@
           <w14:ligatures w14:val="standardContextual"/>
         </w:rPr>
       </w:pPr>
-      <w:hyperlink w:anchor="_Toc242650052" w:history="1">
+      <w:hyperlink w:anchor="_Toc243922184" w:history="1">
         <w:r>
           <w:rPr>
             <w:rStyle w:val="aff8"/>
@@ -1063,7 +1063,7 @@
             <w:noProof/>
             <w:webHidden/>
           </w:rPr>
-          <w:instrText xml:space="preserve"> PAGEREF _Toc242650052 \h </w:instrText>
+          <w:instrText xml:space="preserve"> PAGEREF _Toc243922184 \h </w:instrText>
         </w:r>
         <w:r>
           <w:rPr>
@@ -1109,7 +1109,7 @@
           <w14:ligatures w14:val="standardContextual"/>
         </w:rPr>
       </w:pPr>
-      <w:hyperlink w:anchor="_Toc242650053" w:history="1">
+      <w:hyperlink w:anchor="_Toc243922185" w:history="1">
         <w:r>
           <w:rPr>
             <w:rStyle w:val="aff8"/>
@@ -1136,7 +1136,7 @@
             <w:noProof/>
             <w:webHidden/>
           </w:rPr>
-          <w:instrText xml:space="preserve"> PAGEREF _Toc242650053 \h </w:instrText>
+          <w:instrText xml:space="preserve"> PAGEREF _Toc243922185 \h </w:instrText>
         </w:r>
         <w:r>
           <w:rPr>
@@ -1182,7 +1182,7 @@
         <w:ind w:firstLine="0"/>
         <w:jc w:val="center"/>
       </w:pPr>
-      <w:bookmarkStart w:id="0" w:name="_Toc242650042"/>
+      <w:bookmarkStart w:id="0" w:name="_Toc243922174"/>
       <w:r>
         <w:lastRenderedPageBreak/>
         <w:t>ПЕРЕЧЕНЬ ТЕРМИНОВ И СОКРАЩЕНИЙ</w:t>
@@ -2444,7 +2444,7 @@
         <w:pStyle w:val="1"/>
         <w:pageBreakBefore/>
       </w:pPr>
-      <w:bookmarkStart w:id="1" w:name="_Toc242650043"/>
+      <w:bookmarkStart w:id="1" w:name="_Toc243922175"/>
       <w:r>
         <w:lastRenderedPageBreak/>
         <w:t>1 Структура программного обеспечения</w:t>
@@ -2556,7 +2556,7 @@
         <w:pStyle w:val="1"/>
         <w:pageBreakBefore/>
       </w:pPr>
-      <w:bookmarkStart w:id="2" w:name="_Toc242650044"/>
+      <w:bookmarkStart w:id="2" w:name="_Toc243922176"/>
       <w:r>
         <w:lastRenderedPageBreak/>
         <w:t>2 Функции частей программного обеспечения</w:t>
@@ -2567,7 +2567,7 @@
       <w:pPr>
         <w:pStyle w:val="21"/>
       </w:pPr>
-      <w:bookmarkStart w:id="3" w:name="_Toc242650045"/>
+      <w:bookmarkStart w:id="3" w:name="_Toc243922177"/>
       <w:r>
         <w:t>2.1 Серверная часть</w:t>
       </w:r>
@@ -3595,6 +3595,42 @@
                 <w:rFonts w:ascii="Courier New" w:eastAsia="Courier New" w:hAnsi="Courier New" w:cs="Courier New"/>
                 <w:sz w:val="18"/>
               </w:rPr>
+              <w:t>purge_clients</w:t>
+            </w:r>
+          </w:p>
+        </w:tc>
+        <w:tc>
+          <w:tcPr>
+            <w:tcW w:w="6174" w:type="dxa"/>
+          </w:tcPr>
+          <w:p>
+            <w:pPr>
+              <w:pStyle w:val="GostTable"/>
+            </w:pPr>
+            <w:r>
+              <w:t>Полное удаление клиентов (например, тестовых) со сделками, платежами, заявками, встречами, журналами и файлами; объекты удалённых сделок возвращаются в продажу</w:t>
+            </w:r>
+          </w:p>
+        </w:tc>
+      </w:tr>
+      <w:tr>
+        <w:trPr>
+          <w:cantSplit/>
+          <w:jc w:val="center"/>
+        </w:trPr>
+        <w:tc>
+          <w:tcPr>
+            <w:tcW w:w="3180" w:type="dxa"/>
+          </w:tcPr>
+          <w:p>
+            <w:pPr>
+              <w:pStyle w:val="GostTable"/>
+            </w:pPr>
+            <w:r>
+              <w:rPr>
+                <w:rFonts w:ascii="Courier New" w:eastAsia="Courier New" w:hAnsi="Courier New" w:cs="Courier New"/>
+                <w:sz w:val="18"/>
+              </w:rPr>
               <w:t>create_test_users</w:t>
             </w:r>
           </w:p>
@@ -3623,7 +3659,7 @@
       <w:pPr>
         <w:pStyle w:val="21"/>
       </w:pPr>
-      <w:bookmarkStart w:id="4" w:name="_Toc242650046"/>
+      <w:bookmarkStart w:id="4" w:name="_Toc243922178"/>
       <w:r>
         <w:t>2.2 Клиентская часть</w:t>
       </w:r>
@@ -4055,7 +4091,7 @@
       <w:pPr>
         <w:pStyle w:val="21"/>
       </w:pPr>
-      <w:bookmarkStart w:id="5" w:name="_Toc242650047"/>
+      <w:bookmarkStart w:id="5" w:name="_Toc243922179"/>
       <w:r>
         <w:t>2.3 Обратный прокси и развёртывание</w:t>
       </w:r>
@@ -4121,7 +4157,7 @@
         <w:pStyle w:val="1"/>
         <w:pageBreakBefore/>
       </w:pPr>
-      <w:bookmarkStart w:id="6" w:name="_Toc242650048"/>
+      <w:bookmarkStart w:id="6" w:name="_Toc243922180"/>
       <w:r>
         <w:lastRenderedPageBreak/>
         <w:t>3 Методы и средства разработки программного обеспечения</w:t>
@@ -4511,7 +4547,7 @@
         <w:pStyle w:val="1"/>
         <w:pageBreakBefore/>
       </w:pPr>
-      <w:bookmarkStart w:id="7" w:name="_Toc242650049"/>
+      <w:bookmarkStart w:id="7" w:name="_Toc243922181"/>
       <w:r>
         <w:lastRenderedPageBreak/>
         <w:t>4 Операционная система</w:t>
@@ -4543,7 +4579,7 @@
         <w:pStyle w:val="1"/>
         <w:pageBreakBefore/>
       </w:pPr>
-      <w:bookmarkStart w:id="8" w:name="_Toc242650050"/>
+      <w:bookmarkStart w:id="8" w:name="_Toc243922182"/>
       <w:r>
         <w:lastRenderedPageBreak/>
         <w:t>5 Средства, расширяющие возможности операционной системы</w:t>
@@ -4554,7 +4590,7 @@
       <w:pPr>
         <w:pStyle w:val="21"/>
       </w:pPr>
-      <w:bookmarkStart w:id="9" w:name="_Toc242650051"/>
+      <w:bookmarkStart w:id="9" w:name="_Toc243922183"/>
       <w:r>
         <w:t>5.1 Состав общесистемного ПО и библиотек</w:t>
       </w:r>
@@ -7319,7 +7355,7 @@
       <w:pPr>
         <w:pStyle w:val="21"/>
       </w:pPr>
-      <w:bookmarkStart w:id="10" w:name="_Toc242650052"/>
+      <w:bookmarkStart w:id="10" w:name="_Toc243922184"/>
       <w:r>
         <w:t>5.2 Требования к ПО при развитии</w:t>
       </w:r>
@@ -7387,7 +7423,7 @@
         <w:ind w:firstLine="0"/>
         <w:jc w:val="center"/>
       </w:pPr>
-      <w:bookmarkStart w:id="11" w:name="_Toc242650053"/>
+      <w:bookmarkStart w:id="11" w:name="_Toc243922185"/>
       <w:r>
         <w:lastRenderedPageBreak/>
         <w:t>ЛИСТ РЕГИСТРАЦИИ ИЗМЕНЕНИЙ</w:t>
@@ -9449,31 +9485,31 @@
       </w:rPr>
     </w:lvl>
   </w:abstractNum>
-  <w:num w:numId="1" w16cid:durableId="1376277090">
+  <w:num w:numId="1" w16cid:durableId="1882815995">
     <w:abstractNumId w:val="8"/>
   </w:num>
-  <w:num w:numId="2" w16cid:durableId="757597664">
+  <w:num w:numId="2" w16cid:durableId="1520269833">
     <w:abstractNumId w:val="6"/>
   </w:num>
-  <w:num w:numId="3" w16cid:durableId="1573388542">
+  <w:num w:numId="3" w16cid:durableId="1717268075">
     <w:abstractNumId w:val="5"/>
   </w:num>
-  <w:num w:numId="4" w16cid:durableId="839999556">
+  <w:num w:numId="4" w16cid:durableId="1818372594">
     <w:abstractNumId w:val="4"/>
   </w:num>
-  <w:num w:numId="5" w16cid:durableId="528492555">
+  <w:num w:numId="5" w16cid:durableId="24141132">
     <w:abstractNumId w:val="7"/>
   </w:num>
-  <w:num w:numId="6" w16cid:durableId="267005811">
+  <w:num w:numId="6" w16cid:durableId="1170632577">
     <w:abstractNumId w:val="3"/>
   </w:num>
-  <w:num w:numId="7" w16cid:durableId="495002064">
+  <w:num w:numId="7" w16cid:durableId="1800873408">
     <w:abstractNumId w:val="2"/>
   </w:num>
-  <w:num w:numId="8" w16cid:durableId="222984590">
+  <w:num w:numId="8" w16cid:durableId="1492410018">
     <w:abstractNumId w:val="1"/>
   </w:num>
-  <w:num w:numId="9" w16cid:durableId="225386185">
+  <w:num w:numId="9" w16cid:durableId="1456481637">
     <w:abstractNumId w:val="0"/>
   </w:num>
 </w:numbering>
@@ -21006,7 +21042,7 @@
     <w:autoRedefine/>
     <w:uiPriority w:val="39"/>
     <w:unhideWhenUsed/>
-    <w:rsid w:val="000E0785"/>
+    <w:rsid w:val="00A2220F"/>
     <w:pPr>
       <w:spacing w:after="100"/>
     </w:pPr>
@@ -21018,7 +21054,7 @@
     <w:autoRedefine/>
     <w:uiPriority w:val="39"/>
     <w:unhideWhenUsed/>
-    <w:rsid w:val="000E0785"/>
+    <w:rsid w:val="00A2220F"/>
     <w:pPr>
       <w:spacing w:after="100"/>
       <w:ind w:left="240"/>
@@ -21029,7 +21065,7 @@
     <w:basedOn w:val="a2"/>
     <w:uiPriority w:val="99"/>
     <w:unhideWhenUsed/>
-    <w:rsid w:val="000E0785"/>
+    <w:rsid w:val="00A2220F"/>
     <w:rPr>
       <w:color w:val="0000FF" w:themeColor="hyperlink"/>
       <w:u w:val="single"/>
